--- a/Nicholson_Resume_2026.docx
+++ b/Nicholson_Resume_2026.docx
@@ -274,39 +274,7 @@
           <w:sz w:val="20"/>
           <w:szCs w:val="20"/>
         </w:rPr>
-        <w:t xml:space="preserve">Tutored </w:t>
-      </w:r>
-      <w:r>
-        <w:rPr>
-          <w:rFonts w:asciiTheme="majorHAnsi" w:hAnsiTheme="majorHAnsi"/>
-          <w:sz w:val="20"/>
-          <w:szCs w:val="20"/>
-        </w:rPr>
-        <w:t xml:space="preserve">30+ </w:t>
-      </w:r>
-      <w:r>
-        <w:rPr>
-          <w:rFonts w:asciiTheme="majorHAnsi" w:hAnsiTheme="majorHAnsi"/>
-          <w:sz w:val="20"/>
-          <w:szCs w:val="20"/>
-        </w:rPr>
-        <w:t>students</w:t>
-      </w:r>
-      <w:r>
-        <w:rPr>
-          <w:rFonts w:asciiTheme="majorHAnsi" w:hAnsiTheme="majorHAnsi"/>
-          <w:sz w:val="20"/>
-          <w:szCs w:val="20"/>
-        </w:rPr>
-        <w:t xml:space="preserve"> per class</w:t>
-      </w:r>
-      <w:r>
-        <w:rPr>
-          <w:rFonts w:asciiTheme="majorHAnsi" w:hAnsiTheme="majorHAnsi"/>
-          <w:sz w:val="20"/>
-          <w:szCs w:val="20"/>
-        </w:rPr>
-        <w:t xml:space="preserve"> in accounting principles and concepts.</w:t>
+        <w:t>Streamlined records and managed confidential information.</w:t>
       </w:r>
     </w:p>
     <w:p>
@@ -328,7 +296,7 @@
           <w:sz w:val="20"/>
           <w:szCs w:val="20"/>
         </w:rPr>
-        <w:t>Streamlined records and managed confidential information.</w:t>
+        <w:t>Prepared financial reports, projections, and reconciliations.</w:t>
       </w:r>
     </w:p>
     <w:p>
@@ -350,7 +318,7 @@
           <w:sz w:val="20"/>
           <w:szCs w:val="20"/>
         </w:rPr>
-        <w:t>Prepared financial reports, projections, and reconciliations.</w:t>
+        <w:t>Tutored 30+ students per class in accounting principles and concepts.</w:t>
       </w:r>
     </w:p>
     <w:p>
@@ -438,15 +406,15 @@
           <w:sz w:val="20"/>
           <w:szCs w:val="20"/>
         </w:rPr>
-        <w:t xml:space="preserve"> (Ex: </w:t>
-      </w:r>
-      <w:r>
-        <w:rPr>
-          <w:rFonts w:asciiTheme="majorHAnsi" w:hAnsiTheme="majorHAnsi"/>
-          <w:sz w:val="20"/>
-          <w:szCs w:val="20"/>
-        </w:rPr>
-        <w:t>Access, Excel, Tableau</w:t>
+        <w:t xml:space="preserve"> (Ex: Tableau</w:t>
+      </w:r>
+      <w:r>
+        <w:rPr>
+          <w:rFonts w:asciiTheme="majorHAnsi" w:hAnsiTheme="majorHAnsi"/>
+          <w:sz w:val="20"/>
+          <w:szCs w:val="20"/>
+        </w:rPr>
+        <w:t>, Access, Excel</w:t>
       </w:r>
       <w:r>
         <w:rPr>
@@ -1234,7 +1202,23 @@
                 <w:sz w:val="20"/>
                 <w:szCs w:val="20"/>
               </w:rPr>
-              <w:t>★★★☆☆</w:t>
+              <w:t>★★★</w:t>
+            </w:r>
+            <w:r>
+              <w:rPr>
+                <w:rFonts w:ascii="Segoe UI Symbol" w:hAnsi="Segoe UI Symbol" w:cs="Segoe UI Symbol"/>
+                <w:sz w:val="20"/>
+                <w:szCs w:val="20"/>
+              </w:rPr>
+              <w:t>★</w:t>
+            </w:r>
+            <w:r>
+              <w:rPr>
+                <w:rFonts w:ascii="Segoe UI Symbol" w:hAnsi="Segoe UI Symbol" w:cs="Segoe UI Symbol"/>
+                <w:sz w:val="20"/>
+                <w:szCs w:val="20"/>
+              </w:rPr>
+              <w:t>☆</w:t>
             </w:r>
             <w:r>
               <w:rPr>
@@ -1532,15 +1516,7 @@
                 <w:sz w:val="20"/>
                 <w:szCs w:val="20"/>
               </w:rPr>
-              <w:t xml:space="preserve">Ethical </w:t>
-            </w:r>
-            <w:r>
-              <w:rPr>
-                <w:rFonts w:asciiTheme="majorHAnsi" w:hAnsiTheme="majorHAnsi"/>
-                <w:sz w:val="20"/>
-                <w:szCs w:val="20"/>
-              </w:rPr>
-              <w:t>Penetration Testing</w:t>
+              <w:t>Data Corruption Recovery</w:t>
             </w:r>
           </w:p>
         </w:tc>
@@ -1760,23 +1736,7 @@
           <w:sz w:val="20"/>
           <w:szCs w:val="20"/>
         </w:rPr>
-        <w:t xml:space="preserve">, Accounting | 01/2025 - </w:t>
-      </w:r>
-      <w:r>
-        <w:rPr>
-          <w:rFonts w:asciiTheme="majorHAnsi" w:hAnsiTheme="majorHAnsi"/>
-          <w:sz w:val="20"/>
-          <w:szCs w:val="20"/>
-        </w:rPr>
-        <w:t>05</w:t>
-      </w:r>
-      <w:r>
-        <w:rPr>
-          <w:rFonts w:asciiTheme="majorHAnsi" w:hAnsiTheme="majorHAnsi"/>
-          <w:sz w:val="20"/>
-          <w:szCs w:val="20"/>
-        </w:rPr>
-        <w:t>/202</w:t>
+        <w:t>, Accounting | 01/2025 - XX/202</w:t>
       </w:r>
       <w:r>
         <w:rPr>
@@ -1792,7 +1752,7 @@
           <w:sz w:val="20"/>
           <w:szCs w:val="20"/>
         </w:rPr>
-        <w:t xml:space="preserve"> | GPA, XXXXX</w:t>
+        <w:t xml:space="preserve"> X.XX | GPA, XXXXX</w:t>
       </w:r>
     </w:p>
     <w:p>
@@ -4048,6 +4008,18 @@
   </w:num>
   <w:num w:numId="18" w16cid:durableId="1108350352">
     <w:abstractNumId w:val="16"/>
+  </w:num>
+  <w:num w:numId="19" w16cid:durableId="938878397">
+    <w:abstractNumId w:val="7"/>
+    <w:lvlOverride w:ilvl="0"/>
+    <w:lvlOverride w:ilvl="1"/>
+    <w:lvlOverride w:ilvl="2"/>
+    <w:lvlOverride w:ilvl="3"/>
+    <w:lvlOverride w:ilvl="4"/>
+    <w:lvlOverride w:ilvl="5"/>
+    <w:lvlOverride w:ilvl="6"/>
+    <w:lvlOverride w:ilvl="7"/>
+    <w:lvlOverride w:ilvl="8"/>
   </w:num>
 </w:numbering>
 </file>

--- a/Nicholson_Resume_2026.docx
+++ b/Nicholson_Resume_2026.docx
@@ -670,29 +670,6 @@
     </w:p>
     <w:p>
       <w:pPr>
-        <w:pStyle w:val="ListParagraph"/>
-        <w:numPr>
-          <w:ilvl w:val="0"/>
-          <w:numId w:val="13"/>
-        </w:numPr>
-        <w:spacing w:after="0" w:line="240" w:lineRule="auto"/>
-        <w:rPr>
-          <w:rFonts w:asciiTheme="majorHAnsi" w:hAnsiTheme="majorHAnsi"/>
-          <w:sz w:val="20"/>
-          <w:szCs w:val="20"/>
-        </w:rPr>
-      </w:pPr>
-      <w:r>
-        <w:rPr>
-          <w:rFonts w:asciiTheme="majorHAnsi" w:hAnsiTheme="majorHAnsi"/>
-          <w:sz w:val="20"/>
-          <w:szCs w:val="20"/>
-        </w:rPr>
-        <w:t>Supervised a team of seven in an FDA-mandated Letter of Authorization compliance project involving 10,000 accounts following an acquisition.</w:t>
-      </w:r>
-    </w:p>
-    <w:p>
-      <w:pPr>
         <w:spacing w:after="0" w:line="240" w:lineRule="auto"/>
         <w:rPr>
           <w:rFonts w:asciiTheme="majorHAnsi" w:hAnsiTheme="majorHAnsi"/>
@@ -902,33 +879,15 @@
           <w:sz w:val="20"/>
           <w:szCs w:val="20"/>
         </w:rPr>
-        <w:t xml:space="preserve">Apprehended and transported criminal </w:t>
-      </w:r>
-      <w:proofErr w:type="gramStart"/>
-      <w:r>
-        <w:rPr>
-          <w:rFonts w:asciiTheme="majorHAnsi" w:hAnsiTheme="majorHAnsi"/>
-          <w:sz w:val="20"/>
-          <w:szCs w:val="20"/>
-        </w:rPr>
-        <w:t>suspects</w:t>
-      </w:r>
-      <w:r>
-        <w:rPr>
-          <w:rFonts w:asciiTheme="majorHAnsi" w:hAnsiTheme="majorHAnsi"/>
-          <w:sz w:val="20"/>
-          <w:szCs w:val="20"/>
-        </w:rPr>
-        <w:t>,</w:t>
-      </w:r>
-      <w:proofErr w:type="gramEnd"/>
-      <w:r>
-        <w:rPr>
-          <w:rFonts w:asciiTheme="majorHAnsi" w:hAnsiTheme="majorHAnsi"/>
-          <w:sz w:val="20"/>
-          <w:szCs w:val="20"/>
-        </w:rPr>
-        <w:t xml:space="preserve"> </w:t>
+        <w:t>Apprehended and transported criminal suspects</w:t>
+      </w:r>
+      <w:r>
+        <w:rPr>
+          <w:rFonts w:asciiTheme="majorHAnsi" w:hAnsiTheme="majorHAnsi"/>
+          <w:sz w:val="20"/>
+          <w:szCs w:val="20"/>
+        </w:rPr>
+        <w:t xml:space="preserve">, </w:t>
       </w:r>
       <w:r>
         <w:rPr>
@@ -1312,7 +1271,6 @@
                 <w:szCs w:val="20"/>
               </w:rPr>
             </w:pPr>
-            <w:proofErr w:type="spellStart"/>
             <w:r>
               <w:rPr>
                 <w:rFonts w:asciiTheme="majorHAnsi" w:hAnsiTheme="majorHAnsi"/>
@@ -1337,7 +1295,6 @@
               </w:rPr>
               <w:t>hart</w:t>
             </w:r>
-            <w:proofErr w:type="spellEnd"/>
           </w:p>
         </w:tc>
         <w:tc>
@@ -1718,25 +1675,7 @@
           <w:sz w:val="20"/>
           <w:szCs w:val="20"/>
         </w:rPr>
-        <w:t xml:space="preserve">Middle Tennessee State University | </w:t>
-      </w:r>
-      <w:proofErr w:type="spellStart"/>
-      <w:r>
-        <w:rPr>
-          <w:rFonts w:asciiTheme="majorHAnsi" w:hAnsiTheme="majorHAnsi"/>
-          <w:sz w:val="20"/>
-          <w:szCs w:val="20"/>
-        </w:rPr>
-        <w:t>MAcc</w:t>
-      </w:r>
-      <w:proofErr w:type="spellEnd"/>
-      <w:r>
-        <w:rPr>
-          <w:rFonts w:asciiTheme="majorHAnsi" w:hAnsiTheme="majorHAnsi"/>
-          <w:sz w:val="20"/>
-          <w:szCs w:val="20"/>
-        </w:rPr>
-        <w:t>, Accounting | 01/2025 - XX/202</w:t>
+        <w:t>Middle Tennessee State University | MAcc, Accounting | 01/2025 - XX/202</w:t>
       </w:r>
       <w:r>
         <w:rPr>
@@ -4011,15 +3950,6 @@
   </w:num>
   <w:num w:numId="19" w16cid:durableId="938878397">
     <w:abstractNumId w:val="7"/>
-    <w:lvlOverride w:ilvl="0"/>
-    <w:lvlOverride w:ilvl="1"/>
-    <w:lvlOverride w:ilvl="2"/>
-    <w:lvlOverride w:ilvl="3"/>
-    <w:lvlOverride w:ilvl="4"/>
-    <w:lvlOverride w:ilvl="5"/>
-    <w:lvlOverride w:ilvl="6"/>
-    <w:lvlOverride w:ilvl="7"/>
-    <w:lvlOverride w:ilvl="8"/>
   </w:num>
 </w:numbering>
 </file>

--- a/Nicholson_Resume_2026.docx
+++ b/Nicholson_Resume_2026.docx
@@ -202,7 +202,7 @@
         <w:pStyle w:val="ListParagraph"/>
         <w:numPr>
           <w:ilvl w:val="0"/>
-          <w:numId w:val="3"/>
+          <w:numId w:val="4"/>
         </w:numPr>
         <w:spacing w:before="20" w:after="20"/>
         <w:rPr>
@@ -227,7 +227,7 @@
         <w:pStyle w:val="ListParagraph"/>
         <w:numPr>
           <w:ilvl w:val="0"/>
-          <w:numId w:val="1"/>
+          <w:numId w:val="5"/>
         </w:numPr>
         <w:spacing w:before="20" w:after="20"/>
         <w:rPr>
@@ -252,7 +252,7 @@
         <w:pStyle w:val="ListParagraph"/>
         <w:numPr>
           <w:ilvl w:val="0"/>
-          <w:numId w:val="1"/>
+          <w:numId w:val="6"/>
         </w:numPr>
         <w:spacing w:before="20" w:after="20"/>
         <w:rPr/>
@@ -272,7 +272,7 @@
         <w:pStyle w:val="ListParagraph"/>
         <w:numPr>
           <w:ilvl w:val="0"/>
-          <w:numId w:val="1"/>
+          <w:numId w:val="7"/>
         </w:numPr>
         <w:spacing w:before="20" w:after="20"/>
         <w:rPr/>
@@ -292,7 +292,7 @@
         <w:pStyle w:val="ListParagraph"/>
         <w:numPr>
           <w:ilvl w:val="0"/>
-          <w:numId w:val="1"/>
+          <w:numId w:val="8"/>
         </w:numPr>
         <w:spacing w:before="20" w:after="20"/>
         <w:rPr/>
@@ -326,8 +326,221 @@
           <w:sz w:val="22"/>
           <w:szCs w:val="22"/>
         </w:rPr>
-        <w:t>Sr. DSCSA Consultant/</w:t>
-      </w:r>
+        <w:t>Sr. DSCSA Consultant/Specialist (Contract)</w:t>
+      </w:r>
+      <w:r>
+        <w:rPr/>
+        <w:tab/>
+      </w:r>
+      <w:r>
+        <w:rPr>
+          <w:rFonts w:eastAsia="Calibri" w:cs="Calibri"/>
+          <w:i/>
+          <w:iCs/>
+          <w:color w:val="718096"/>
+          <w:sz w:val="20"/>
+          <w:szCs w:val="20"/>
+        </w:rPr>
+        <w:t>Mar 2022 – Dec 2024</w:t>
+      </w:r>
+    </w:p>
+    <w:p>
+      <w:pPr>
+        <w:pStyle w:val="Normal"/>
+        <w:spacing w:before="0" w:after="20"/>
+        <w:rPr/>
+      </w:pPr>
+      <w:r>
+        <w:rPr>
+          <w:rFonts w:eastAsia="Calibri" w:cs="Calibri"/>
+          <w:b w:val="false"/>
+          <w:bCs w:val="false"/>
+          <w:color w:val="4A5568"/>
+          <w:sz w:val="20"/>
+          <w:szCs w:val="20"/>
+        </w:rPr>
+        <w:t>Cardinal Health</w:t>
+      </w:r>
+      <w:r>
+        <w:rPr>
+          <w:rFonts w:eastAsia="Calibri" w:cs="Calibri"/>
+          <w:color w:val="718096"/>
+          <w:sz w:val="20"/>
+          <w:szCs w:val="20"/>
+        </w:rPr>
+        <w:t xml:space="preserve">  •  La Vergne, TN</w:t>
+      </w:r>
+    </w:p>
+    <w:p>
+      <w:pPr>
+        <w:pStyle w:val="ListParagraph"/>
+        <w:numPr>
+          <w:ilvl w:val="0"/>
+          <w:numId w:val="9"/>
+        </w:numPr>
+        <w:spacing w:before="20" w:after="20"/>
+        <w:rPr/>
+      </w:pPr>
+      <w:r>
+        <w:rPr>
+          <w:rFonts w:eastAsia="Calibri" w:cs="Calibri"/>
+          <w:color w:val="4A5568"/>
+          <w:sz w:val="20"/>
+          <w:szCs w:val="20"/>
+        </w:rPr>
+        <w:t>Co-developed and implemented 2023 FDA-mandated DSCSA pharmaceutical supply chain compliance program, ensuring zero regulatory violations across all covered business units.</w:t>
+      </w:r>
+    </w:p>
+    <w:p>
+      <w:pPr>
+        <w:pStyle w:val="ListParagraph"/>
+        <w:numPr>
+          <w:ilvl w:val="0"/>
+          <w:numId w:val="10"/>
+        </w:numPr>
+        <w:spacing w:before="20" w:after="20"/>
+        <w:rPr/>
+      </w:pPr>
+      <w:r>
+        <w:rPr>
+          <w:rFonts w:eastAsia="Calibri" w:cs="Calibri"/>
+          <w:color w:val="4A5568"/>
+          <w:sz w:val="20"/>
+          <w:szCs w:val="20"/>
+        </w:rPr>
+        <w:t>Identified and corrected a multi-year recurring billing error, recovering an estimated $40,000–$60,000 per quarter in previously lost revenue.</w:t>
+      </w:r>
+    </w:p>
+    <w:p>
+      <w:pPr>
+        <w:pStyle w:val="ListParagraph"/>
+        <w:numPr>
+          <w:ilvl w:val="0"/>
+          <w:numId w:val="11"/>
+        </w:numPr>
+        <w:spacing w:before="20" w:after="20"/>
+        <w:rPr/>
+      </w:pPr>
+      <w:r>
+        <w:rPr>
+          <w:rFonts w:eastAsia="Calibri" w:cs="Calibri"/>
+          <w:color w:val="4A5568"/>
+          <w:sz w:val="20"/>
+          <w:szCs w:val="20"/>
+        </w:rPr>
+        <w:t>Automated a bi-weekly specialty pharmaceutical charge process, reducing manual processing time by over 400% and eliminating recurring data entry errors.</w:t>
+      </w:r>
+    </w:p>
+    <w:p>
+      <w:pPr>
+        <w:pStyle w:val="ListParagraph"/>
+        <w:numPr>
+          <w:ilvl w:val="0"/>
+          <w:numId w:val="12"/>
+        </w:numPr>
+        <w:spacing w:before="20" w:after="20"/>
+        <w:rPr/>
+      </w:pPr>
+      <w:r>
+        <w:rPr>
+          <w:rFonts w:eastAsia="Calibri" w:cs="Calibri"/>
+          <w:color w:val="4A5568"/>
+          <w:sz w:val="20"/>
+          <w:szCs w:val="20"/>
+        </w:rPr>
+        <w:t>Independently built Cardinal Health's COVID-19 vaccine tracking form and executive-level sales dashboard, adopted by the Specialty Division VP for ongoing reporting.</w:t>
+      </w:r>
+    </w:p>
+    <w:p>
+      <w:pPr>
+        <w:pStyle w:val="ListParagraph"/>
+        <w:numPr>
+          <w:ilvl w:val="0"/>
+          <w:numId w:val="13"/>
+        </w:numPr>
+        <w:spacing w:before="20" w:after="20"/>
+        <w:rPr/>
+      </w:pPr>
+      <w:r>
+        <w:rPr>
+          <w:rFonts w:eastAsia="Calibri" w:cs="Calibri"/>
+          <w:color w:val="4A5568"/>
+          <w:sz w:val="20"/>
+          <w:szCs w:val="20"/>
+        </w:rPr>
+        <w:t>Created an automated tracking and reporting log for specialty pharma products to satisfy a vendor-mandated compliance requirement, deployed to production within 30 days.</w:t>
+      </w:r>
+    </w:p>
+    <w:p>
+      <w:pPr>
+        <w:pStyle w:val="ListParagraph"/>
+        <w:numPr>
+          <w:ilvl w:val="0"/>
+          <w:numId w:val="14"/>
+        </w:numPr>
+        <w:spacing w:before="20" w:after="20"/>
+        <w:rPr/>
+      </w:pPr>
+      <w:r>
+        <w:rPr>
+          <w:rFonts w:eastAsia="Calibri" w:cs="Calibri"/>
+          <w:color w:val="4A5568"/>
+          <w:sz w:val="20"/>
+          <w:szCs w:val="20"/>
+        </w:rPr>
+        <w:t>Supervised a 7-person team on an FDA-mandated Letter of Authorization compliance project covering 10,000+ accounts following a corporate acquisition.</w:t>
+      </w:r>
+    </w:p>
+    <w:p>
+      <w:pPr>
+        <w:pStyle w:val="ListParagraph"/>
+        <w:numPr>
+          <w:ilvl w:val="0"/>
+          <w:numId w:val="15"/>
+        </w:numPr>
+        <w:spacing w:before="20" w:after="20"/>
+        <w:rPr/>
+      </w:pPr>
+      <w:r>
+        <w:rPr>
+          <w:rFonts w:eastAsia="Calibri" w:cs="Calibri"/>
+          <w:color w:val="4A5568"/>
+          <w:sz w:val="20"/>
+          <w:szCs w:val="20"/>
+        </w:rPr>
+        <w:t>Authored 10+ comprehensive SOP guides and custom Excel forms adopted across multiple business units, standardizing workflows and reducing onboarding time.</w:t>
+      </w:r>
+    </w:p>
+    <w:p>
+      <w:pPr>
+        <w:pStyle w:val="ListParagraph"/>
+        <w:numPr>
+          <w:ilvl w:val="0"/>
+          <w:numId w:val="16"/>
+        </w:numPr>
+        <w:spacing w:before="20" w:after="20"/>
+        <w:rPr/>
+      </w:pPr>
+      <w:r>
+        <w:rPr>
+          <w:rFonts w:eastAsia="Calibri" w:cs="Calibri"/>
+          <w:color w:val="4A5568"/>
+          <w:sz w:val="20"/>
+          <w:szCs w:val="20"/>
+        </w:rPr>
+        <w:t>Served as subject matter expert and primary trainer for staff on DSCSA regulations, compliance strategies, and system usage.</w:t>
+      </w:r>
+    </w:p>
+    <w:p>
+      <w:pPr>
+        <w:pStyle w:val="Normal"/>
+        <w:tabs>
+          <w:tab w:val="clear" w:pos="720"/>
+          <w:tab w:val="right" w:pos="9026" w:leader="none"/>
+        </w:tabs>
+        <w:spacing w:before="160" w:after="20"/>
+        <w:rPr/>
+      </w:pPr>
       <w:r>
         <w:rPr>
           <w:rFonts w:eastAsia="Calibri" w:cs="Calibri"/>
@@ -337,18 +550,7 @@
           <w:sz w:val="22"/>
           <w:szCs w:val="22"/>
         </w:rPr>
-        <w:t>Specialist</w:t>
-      </w:r>
-      <w:r>
-        <w:rPr>
-          <w:rFonts w:eastAsia="Calibri" w:cs="Calibri"/>
-          <w:b/>
-          <w:bCs/>
-          <w:color w:val="1B2A4A"/>
-          <w:sz w:val="22"/>
-          <w:szCs w:val="22"/>
-        </w:rPr>
-        <w:t xml:space="preserve"> (Contract)</w:t>
+        <w:t>Police Officer</w:t>
       </w:r>
       <w:r>
         <w:rPr/>
@@ -363,7 +565,7 @@
           <w:sz w:val="20"/>
           <w:szCs w:val="20"/>
         </w:rPr>
-        <w:t>Mar 2022 – Dec 2024</w:t>
+        <w:t>Oct 2017 – Jan 2021</w:t>
       </w:r>
     </w:p>
     <w:p>
@@ -381,7 +583,7 @@
           <w:sz w:val="20"/>
           <w:szCs w:val="20"/>
         </w:rPr>
-        <w:t>Cardinal Health</w:t>
+        <w:t>Metro Nashville Police Department</w:t>
       </w:r>
       <w:r>
         <w:rPr>
@@ -390,7 +592,7 @@
           <w:sz w:val="20"/>
           <w:szCs w:val="20"/>
         </w:rPr>
-        <w:t xml:space="preserve">  •  La Vergne, TN</w:t>
+        <w:t xml:space="preserve">  •  Nashville, TN</w:t>
       </w:r>
     </w:p>
     <w:p>
@@ -398,7 +600,7 @@
         <w:pStyle w:val="ListParagraph"/>
         <w:numPr>
           <w:ilvl w:val="0"/>
-          <w:numId w:val="1"/>
+          <w:numId w:val="17"/>
         </w:numPr>
         <w:spacing w:before="20" w:after="20"/>
         <w:rPr/>
@@ -410,7 +612,7 @@
           <w:sz w:val="20"/>
           <w:szCs w:val="20"/>
         </w:rPr>
-        <w:t>Co-developed and implemented 2023 FDA-mandated DSCSA pharmaceutical supply chain compliance program, ensuring zero regulatory violations across all covered business units.</w:t>
+        <w:t>Managed active caseloads across assigned geographic zones, responding to 911 calls, criminal investigations, and emergency situations with documented outcomes.</w:t>
       </w:r>
     </w:p>
     <w:p>
@@ -418,7 +620,7 @@
         <w:pStyle w:val="ListParagraph"/>
         <w:numPr>
           <w:ilvl w:val="0"/>
-          <w:numId w:val="1"/>
+          <w:numId w:val="18"/>
         </w:numPr>
         <w:spacing w:before="20" w:after="20"/>
         <w:rPr/>
@@ -430,7 +632,7 @@
           <w:sz w:val="20"/>
           <w:szCs w:val="20"/>
         </w:rPr>
-        <w:t>Identified and corrected a multi-year recurring billing error, recovering an estimated $40,000–$60,000 per quarter in previously lost revenue.</w:t>
+        <w:t>Conducted criminal investigations including interviews, evidence collection, and case documentation resulting in successful case closures.</w:t>
       </w:r>
     </w:p>
     <w:p>
@@ -438,7 +640,7 @@
         <w:pStyle w:val="ListParagraph"/>
         <w:numPr>
           <w:ilvl w:val="0"/>
-          <w:numId w:val="1"/>
+          <w:numId w:val="19"/>
         </w:numPr>
         <w:spacing w:before="20" w:after="20"/>
         <w:rPr/>
@@ -450,7 +652,7 @@
           <w:sz w:val="20"/>
           <w:szCs w:val="20"/>
         </w:rPr>
-        <w:t>Automated a bi-weekly specialty pharmaceutical charge process, reducing manual processing time by over 400% and eliminating recurring data entry errors.</w:t>
+        <w:t>Executed search warrants and coordinated with multi-agency teams on raids, maintaining full legal compliance and officer safety protocols.</w:t>
       </w:r>
     </w:p>
     <w:p>
@@ -458,231 +660,7 @@
         <w:pStyle w:val="ListParagraph"/>
         <w:numPr>
           <w:ilvl w:val="0"/>
-          <w:numId w:val="1"/>
-        </w:numPr>
-        <w:spacing w:before="20" w:after="20"/>
-        <w:rPr/>
-      </w:pPr>
-      <w:r>
-        <w:rPr>
-          <w:rFonts w:eastAsia="Calibri" w:cs="Calibri"/>
-          <w:color w:val="4A5568"/>
-          <w:sz w:val="20"/>
-          <w:szCs w:val="20"/>
-        </w:rPr>
-        <w:t>Independently built Cardinal Health's COVID-19 vaccine tracking form and executive-level sales dashboard, adopted by the Specialty Division VP for ongoing reporting.</w:t>
-      </w:r>
-    </w:p>
-    <w:p>
-      <w:pPr>
-        <w:pStyle w:val="ListParagraph"/>
-        <w:numPr>
-          <w:ilvl w:val="0"/>
-          <w:numId w:val="1"/>
-        </w:numPr>
-        <w:spacing w:before="20" w:after="20"/>
-        <w:rPr/>
-      </w:pPr>
-      <w:r>
-        <w:rPr>
-          <w:rFonts w:eastAsia="Calibri" w:cs="Calibri"/>
-          <w:color w:val="4A5568"/>
-          <w:sz w:val="20"/>
-          <w:szCs w:val="20"/>
-        </w:rPr>
-        <w:t>Created an automated tracking and reporting log for specialty pharma products to satisfy a vendor-mandated compliance requirement, deployed to production within 30 days.</w:t>
-      </w:r>
-    </w:p>
-    <w:p>
-      <w:pPr>
-        <w:pStyle w:val="ListParagraph"/>
-        <w:numPr>
-          <w:ilvl w:val="0"/>
-          <w:numId w:val="1"/>
-        </w:numPr>
-        <w:spacing w:before="20" w:after="20"/>
-        <w:rPr/>
-      </w:pPr>
-      <w:r>
-        <w:rPr>
-          <w:rFonts w:eastAsia="Calibri" w:cs="Calibri"/>
-          <w:color w:val="4A5568"/>
-          <w:sz w:val="20"/>
-          <w:szCs w:val="20"/>
-        </w:rPr>
-        <w:t>Supervised a 7-person team on an FDA-mandated Letter of Authorization compliance project covering 10,000+ accounts following a corporate acquisition.</w:t>
-      </w:r>
-    </w:p>
-    <w:p>
-      <w:pPr>
-        <w:pStyle w:val="ListParagraph"/>
-        <w:numPr>
-          <w:ilvl w:val="0"/>
-          <w:numId w:val="1"/>
-        </w:numPr>
-        <w:spacing w:before="20" w:after="20"/>
-        <w:rPr/>
-      </w:pPr>
-      <w:r>
-        <w:rPr>
-          <w:rFonts w:eastAsia="Calibri" w:cs="Calibri"/>
-          <w:color w:val="4A5568"/>
-          <w:sz w:val="20"/>
-          <w:szCs w:val="20"/>
-        </w:rPr>
-        <w:t>Authored 10+ comprehensive SOP guides and custom Excel forms adopted across multiple business units, standardizing workflows and reducing onboarding time.</w:t>
-      </w:r>
-    </w:p>
-    <w:p>
-      <w:pPr>
-        <w:pStyle w:val="ListParagraph"/>
-        <w:numPr>
-          <w:ilvl w:val="0"/>
-          <w:numId w:val="1"/>
-        </w:numPr>
-        <w:spacing w:before="20" w:after="20"/>
-        <w:rPr/>
-      </w:pPr>
-      <w:r>
-        <w:rPr>
-          <w:rFonts w:eastAsia="Calibri" w:cs="Calibri"/>
-          <w:color w:val="4A5568"/>
-          <w:sz w:val="20"/>
-          <w:szCs w:val="20"/>
-        </w:rPr>
-        <w:t>Served as subject matter expert and primary trainer for staff on DSCSA regulations, compliance strategies, and system usage.</w:t>
-      </w:r>
-    </w:p>
-    <w:p>
-      <w:pPr>
-        <w:pStyle w:val="Normal"/>
-        <w:tabs>
-          <w:tab w:val="clear" w:pos="720"/>
-          <w:tab w:val="right" w:pos="9026" w:leader="none"/>
-        </w:tabs>
-        <w:spacing w:before="160" w:after="20"/>
-        <w:rPr/>
-      </w:pPr>
-      <w:r>
-        <w:rPr>
-          <w:rFonts w:eastAsia="Calibri" w:cs="Calibri"/>
-          <w:b/>
-          <w:bCs/>
-          <w:color w:val="1B2A4A"/>
-          <w:sz w:val="22"/>
-          <w:szCs w:val="22"/>
-        </w:rPr>
-        <w:t>Police Officer</w:t>
-      </w:r>
-      <w:r>
-        <w:rPr/>
-        <w:tab/>
-      </w:r>
-      <w:r>
-        <w:rPr>
-          <w:rFonts w:eastAsia="Calibri" w:cs="Calibri"/>
-          <w:i/>
-          <w:iCs/>
-          <w:color w:val="718096"/>
-          <w:sz w:val="20"/>
-          <w:szCs w:val="20"/>
-        </w:rPr>
-        <w:t>Oct 2017 – Jan 2021</w:t>
-      </w:r>
-    </w:p>
-    <w:p>
-      <w:pPr>
-        <w:pStyle w:val="Normal"/>
-        <w:spacing w:before="0" w:after="20"/>
-        <w:rPr/>
-      </w:pPr>
-      <w:r>
-        <w:rPr>
-          <w:rFonts w:eastAsia="Calibri" w:cs="Calibri"/>
-          <w:b w:val="false"/>
-          <w:bCs w:val="false"/>
-          <w:color w:val="4A5568"/>
-          <w:sz w:val="20"/>
-          <w:szCs w:val="20"/>
-        </w:rPr>
-        <w:t>Metro Nashville Police Department</w:t>
-      </w:r>
-      <w:r>
-        <w:rPr>
-          <w:rFonts w:eastAsia="Calibri" w:cs="Calibri"/>
-          <w:color w:val="718096"/>
-          <w:sz w:val="20"/>
-          <w:szCs w:val="20"/>
-        </w:rPr>
-        <w:t xml:space="preserve">  •  Nashville, TN</w:t>
-      </w:r>
-    </w:p>
-    <w:p>
-      <w:pPr>
-        <w:pStyle w:val="ListParagraph"/>
-        <w:numPr>
-          <w:ilvl w:val="0"/>
-          <w:numId w:val="1"/>
-        </w:numPr>
-        <w:spacing w:before="20" w:after="20"/>
-        <w:rPr/>
-      </w:pPr>
-      <w:r>
-        <w:rPr>
-          <w:rFonts w:eastAsia="Calibri" w:cs="Calibri"/>
-          <w:color w:val="4A5568"/>
-          <w:sz w:val="20"/>
-          <w:szCs w:val="20"/>
-        </w:rPr>
-        <w:t>Managed active caseloads across assigned geographic zones, responding to 911 calls, criminal investigations, and emergency situations with documented outcomes.</w:t>
-      </w:r>
-    </w:p>
-    <w:p>
-      <w:pPr>
-        <w:pStyle w:val="ListParagraph"/>
-        <w:numPr>
-          <w:ilvl w:val="0"/>
-          <w:numId w:val="1"/>
-        </w:numPr>
-        <w:spacing w:before="20" w:after="20"/>
-        <w:rPr/>
-      </w:pPr>
-      <w:r>
-        <w:rPr>
-          <w:rFonts w:eastAsia="Calibri" w:cs="Calibri"/>
-          <w:color w:val="4A5568"/>
-          <w:sz w:val="20"/>
-          <w:szCs w:val="20"/>
-        </w:rPr>
-        <w:t>Conducted criminal investigations including interviews, evidence collection, and case documentation resulting in successful case closures.</w:t>
-      </w:r>
-    </w:p>
-    <w:p>
-      <w:pPr>
-        <w:pStyle w:val="ListParagraph"/>
-        <w:numPr>
-          <w:ilvl w:val="0"/>
-          <w:numId w:val="1"/>
-        </w:numPr>
-        <w:spacing w:before="20" w:after="20"/>
-        <w:rPr/>
-      </w:pPr>
-      <w:r>
-        <w:rPr>
-          <w:rFonts w:eastAsia="Calibri" w:cs="Calibri"/>
-          <w:color w:val="4A5568"/>
-          <w:sz w:val="20"/>
-          <w:szCs w:val="20"/>
-        </w:rPr>
-        <w:t>Executed search warrants and coordinated with multi-agency teams on raids, maintaining full legal compliance and officer safety protocols.</w:t>
-      </w:r>
-    </w:p>
-    <w:p>
-      <w:pPr>
-        <w:pStyle w:val="ListParagraph"/>
-        <w:numPr>
-          <w:ilvl w:val="0"/>
-          <w:numId w:val="1"/>
+          <w:numId w:val="20"/>
         </w:numPr>
         <w:spacing w:before="20" w:after="20"/>
         <w:rPr/>
@@ -744,7 +722,7 @@
         <w:pStyle w:val="ListParagraph"/>
         <w:numPr>
           <w:ilvl w:val="0"/>
-          <w:numId w:val="1"/>
+          <w:numId w:val="21"/>
         </w:numPr>
         <w:spacing w:before="20" w:after="20"/>
         <w:rPr/>
@@ -764,7 +742,7 @@
         <w:pStyle w:val="ListParagraph"/>
         <w:numPr>
           <w:ilvl w:val="0"/>
-          <w:numId w:val="1"/>
+          <w:numId w:val="22"/>
         </w:numPr>
         <w:spacing w:before="20" w:after="20"/>
         <w:rPr/>
@@ -784,7 +762,7 @@
         <w:pStyle w:val="ListParagraph"/>
         <w:numPr>
           <w:ilvl w:val="0"/>
-          <w:numId w:val="1"/>
+          <w:numId w:val="23"/>
         </w:numPr>
         <w:spacing w:before="20" w:after="20"/>
         <w:rPr/>
@@ -796,7 +774,25 @@
           <w:sz w:val="20"/>
           <w:szCs w:val="20"/>
         </w:rPr>
-        <w:t>Built and deployed a COVID-19 vaccine tracking and sales dashboard independently; adopted company-wide by Cardinal Health's Specialty Division.</w:t>
+        <w:t xml:space="preserve">Built and deployed a COVID-19 vaccine tracking and sales dashboard independently; </w:t>
+      </w:r>
+      <w:r>
+        <w:rPr>
+          <w:rFonts w:eastAsia="Calibri" w:cs="Calibri"/>
+          <w:color w:val="4A5568"/>
+          <w:sz w:val="20"/>
+          <w:szCs w:val="20"/>
+        </w:rPr>
+        <w:t xml:space="preserve">later </w:t>
+      </w:r>
+      <w:r>
+        <w:rPr>
+          <w:rFonts w:eastAsia="Calibri" w:cs="Calibri"/>
+          <w:color w:val="4A5568"/>
+          <w:sz w:val="20"/>
+          <w:szCs w:val="20"/>
+        </w:rPr>
+        <w:t>adopted by Cardinal Health's Specialty Division.</w:t>
       </w:r>
     </w:p>
     <w:p>
@@ -804,7 +800,7 @@
         <w:pStyle w:val="ListParagraph"/>
         <w:numPr>
           <w:ilvl w:val="0"/>
-          <w:numId w:val="1"/>
+          <w:numId w:val="24"/>
         </w:numPr>
         <w:spacing w:before="20" w:after="20"/>
         <w:rPr/>
@@ -824,7 +820,7 @@
         <w:pStyle w:val="ListParagraph"/>
         <w:numPr>
           <w:ilvl w:val="0"/>
-          <w:numId w:val="1"/>
+          <w:numId w:val="25"/>
         </w:numPr>
         <w:spacing w:before="20" w:after="20"/>
         <w:rPr/>
@@ -836,43 +832,7 @@
           <w:sz w:val="20"/>
           <w:szCs w:val="20"/>
         </w:rPr>
-        <w:t>Acted lead over a a 10,000-account L</w:t>
-      </w:r>
-      <w:r>
-        <w:rPr>
-          <w:rFonts w:eastAsia="Calibri" w:cs="Calibri"/>
-          <w:color w:val="4A5568"/>
-          <w:sz w:val="20"/>
-          <w:szCs w:val="20"/>
-        </w:rPr>
-        <w:t>etter of Authorization (L</w:t>
-      </w:r>
-      <w:r>
-        <w:rPr>
-          <w:rFonts w:eastAsia="Calibri" w:cs="Calibri"/>
-          <w:color w:val="4A5568"/>
-          <w:sz w:val="20"/>
-          <w:szCs w:val="20"/>
-        </w:rPr>
-        <w:t>OA</w:t>
-      </w:r>
-      <w:r>
-        <w:rPr>
-          <w:rFonts w:eastAsia="Calibri" w:cs="Calibri"/>
-          <w:color w:val="4A5568"/>
-          <w:sz w:val="20"/>
-          <w:szCs w:val="20"/>
-        </w:rPr>
-        <w:t>)</w:t>
-      </w:r>
-      <w:r>
-        <w:rPr>
-          <w:rFonts w:eastAsia="Calibri" w:cs="Calibri"/>
-          <w:color w:val="4A5568"/>
-          <w:sz w:val="20"/>
-          <w:szCs w:val="20"/>
-        </w:rPr>
-        <w:t xml:space="preserve"> compliance remediation project on an FDA deadline with a team of 7.</w:t>
+        <w:t>Acted lead over a a 10,000-account Letter of Authorization (LOA) compliance remediation project on an FDA deadline with a team of 7.</w:t>
       </w:r>
     </w:p>
     <w:p>
@@ -1672,6 +1632,7 @@
         </w:tabs>
         <w:ind w:left="1080" w:hanging="360"/>
       </w:pPr>
+      <w:rPr/>
     </w:lvl>
     <w:lvl w:ilvl="2">
       <w:start w:val="1"/>
@@ -1684,6 +1645,7 @@
         </w:tabs>
         <w:ind w:left="1440" w:hanging="360"/>
       </w:pPr>
+      <w:rPr/>
     </w:lvl>
     <w:lvl w:ilvl="3">
       <w:start w:val="1"/>
@@ -1696,6 +1658,7 @@
         </w:tabs>
         <w:ind w:left="1800" w:hanging="360"/>
       </w:pPr>
+      <w:rPr/>
     </w:lvl>
     <w:lvl w:ilvl="4">
       <w:start w:val="1"/>
@@ -1708,6 +1671,7 @@
         </w:tabs>
         <w:ind w:left="2160" w:hanging="360"/>
       </w:pPr>
+      <w:rPr/>
     </w:lvl>
     <w:lvl w:ilvl="5">
       <w:start w:val="1"/>
@@ -1720,6 +1684,7 @@
         </w:tabs>
         <w:ind w:left="2520" w:hanging="360"/>
       </w:pPr>
+      <w:rPr/>
     </w:lvl>
     <w:lvl w:ilvl="6">
       <w:start w:val="1"/>
@@ -1732,6 +1697,7 @@
         </w:tabs>
         <w:ind w:left="2880" w:hanging="360"/>
       </w:pPr>
+      <w:rPr/>
     </w:lvl>
     <w:lvl w:ilvl="7">
       <w:start w:val="1"/>
@@ -1744,6 +1710,7 @@
         </w:tabs>
         <w:ind w:left="3240" w:hanging="360"/>
       </w:pPr>
+      <w:rPr/>
     </w:lvl>
     <w:lvl w:ilvl="8">
       <w:start w:val="1"/>
@@ -1756,9 +1723,132 @@
         </w:tabs>
         <w:ind w:left="3600" w:hanging="360"/>
       </w:pPr>
+      <w:rPr/>
     </w:lvl>
   </w:abstractNum>
   <w:abstractNum w:abstractNumId="2">
+    <w:lvl w:ilvl="0">
+      <w:start w:val="1"/>
+      <w:numFmt w:val="bullet"/>
+      <w:lvlText w:val="–"/>
+      <w:lvlJc w:val="left"/>
+      <w:pPr>
+        <w:tabs>
+          <w:tab w:val="num" w:pos="0"/>
+        </w:tabs>
+        <w:ind w:left="360" w:hanging="220"/>
+      </w:pPr>
+      <w:rPr>
+        <w:rFonts w:ascii="Calibri" w:hAnsi="Calibri" w:cs="Calibri" w:hint="default"/>
+        <w:color w:val="718096"/>
+      </w:rPr>
+    </w:lvl>
+    <w:lvl w:ilvl="1">
+      <w:start w:val="1"/>
+      <w:numFmt w:val="decimal"/>
+      <w:lvlText w:val="%2."/>
+      <w:lvlJc w:val="left"/>
+      <w:pPr>
+        <w:tabs>
+          <w:tab w:val="num" w:pos="1080"/>
+        </w:tabs>
+        <w:ind w:left="1080" w:hanging="360"/>
+      </w:pPr>
+      <w:rPr/>
+    </w:lvl>
+    <w:lvl w:ilvl="2">
+      <w:start w:val="1"/>
+      <w:numFmt w:val="decimal"/>
+      <w:lvlText w:val="%3."/>
+      <w:lvlJc w:val="left"/>
+      <w:pPr>
+        <w:tabs>
+          <w:tab w:val="num" w:pos="1440"/>
+        </w:tabs>
+        <w:ind w:left="1440" w:hanging="360"/>
+      </w:pPr>
+      <w:rPr/>
+    </w:lvl>
+    <w:lvl w:ilvl="3">
+      <w:start w:val="1"/>
+      <w:numFmt w:val="decimal"/>
+      <w:lvlText w:val="%4."/>
+      <w:lvlJc w:val="left"/>
+      <w:pPr>
+        <w:tabs>
+          <w:tab w:val="num" w:pos="1800"/>
+        </w:tabs>
+        <w:ind w:left="1800" w:hanging="360"/>
+      </w:pPr>
+      <w:rPr/>
+    </w:lvl>
+    <w:lvl w:ilvl="4">
+      <w:start w:val="1"/>
+      <w:numFmt w:val="decimal"/>
+      <w:lvlText w:val="%5."/>
+      <w:lvlJc w:val="left"/>
+      <w:pPr>
+        <w:tabs>
+          <w:tab w:val="num" w:pos="2160"/>
+        </w:tabs>
+        <w:ind w:left="2160" w:hanging="360"/>
+      </w:pPr>
+      <w:rPr/>
+    </w:lvl>
+    <w:lvl w:ilvl="5">
+      <w:start w:val="1"/>
+      <w:numFmt w:val="decimal"/>
+      <w:lvlText w:val="%6."/>
+      <w:lvlJc w:val="left"/>
+      <w:pPr>
+        <w:tabs>
+          <w:tab w:val="num" w:pos="2520"/>
+        </w:tabs>
+        <w:ind w:left="2520" w:hanging="360"/>
+      </w:pPr>
+      <w:rPr/>
+    </w:lvl>
+    <w:lvl w:ilvl="6">
+      <w:start w:val="1"/>
+      <w:numFmt w:val="decimal"/>
+      <w:lvlText w:val="%7."/>
+      <w:lvlJc w:val="left"/>
+      <w:pPr>
+        <w:tabs>
+          <w:tab w:val="num" w:pos="2880"/>
+        </w:tabs>
+        <w:ind w:left="2880" w:hanging="360"/>
+      </w:pPr>
+      <w:rPr/>
+    </w:lvl>
+    <w:lvl w:ilvl="7">
+      <w:start w:val="1"/>
+      <w:numFmt w:val="decimal"/>
+      <w:lvlText w:val="%8."/>
+      <w:lvlJc w:val="left"/>
+      <w:pPr>
+        <w:tabs>
+          <w:tab w:val="num" w:pos="3240"/>
+        </w:tabs>
+        <w:ind w:left="3240" w:hanging="360"/>
+      </w:pPr>
+      <w:rPr/>
+    </w:lvl>
+    <w:lvl w:ilvl="8">
+      <w:start w:val="1"/>
+      <w:numFmt w:val="decimal"/>
+      <w:lvlText w:val="%9."/>
+      <w:lvlJc w:val="left"/>
+      <w:pPr>
+        <w:tabs>
+          <w:tab w:val="num" w:pos="3600"/>
+        </w:tabs>
+        <w:ind w:left="3600" w:hanging="360"/>
+      </w:pPr>
+      <w:rPr/>
+    </w:lvl>
+  </w:abstractNum>
+  <w:abstractNum w:abstractNumId="3">
     <w:lvl w:ilvl="0">
       <w:start w:val="1"/>
       <w:numFmt w:val="none"/>
@@ -1884,10 +1974,76 @@
     <w:abstractNumId w:val="2"/>
   </w:num>
   <w:num w:numId="3">
-    <w:abstractNumId w:val="1"/>
+    <w:abstractNumId w:val="3"/>
+  </w:num>
+  <w:num w:numId="4">
+    <w:abstractNumId w:val="2"/>
     <w:lvlOverride w:ilvl="0">
       <w:startOverride w:val="1"/>
     </w:lvlOverride>
+  </w:num>
+  <w:num w:numId="5">
+    <w:abstractNumId w:val="2"/>
+  </w:num>
+  <w:num w:numId="6">
+    <w:abstractNumId w:val="2"/>
+  </w:num>
+  <w:num w:numId="7">
+    <w:abstractNumId w:val="2"/>
+  </w:num>
+  <w:num w:numId="8">
+    <w:abstractNumId w:val="2"/>
+  </w:num>
+  <w:num w:numId="9">
+    <w:abstractNumId w:val="2"/>
+  </w:num>
+  <w:num w:numId="10">
+    <w:abstractNumId w:val="2"/>
+  </w:num>
+  <w:num w:numId="11">
+    <w:abstractNumId w:val="2"/>
+  </w:num>
+  <w:num w:numId="12">
+    <w:abstractNumId w:val="2"/>
+  </w:num>
+  <w:num w:numId="13">
+    <w:abstractNumId w:val="2"/>
+  </w:num>
+  <w:num w:numId="14">
+    <w:abstractNumId w:val="2"/>
+  </w:num>
+  <w:num w:numId="15">
+    <w:abstractNumId w:val="2"/>
+  </w:num>
+  <w:num w:numId="16">
+    <w:abstractNumId w:val="2"/>
+  </w:num>
+  <w:num w:numId="17">
+    <w:abstractNumId w:val="2"/>
+  </w:num>
+  <w:num w:numId="18">
+    <w:abstractNumId w:val="2"/>
+  </w:num>
+  <w:num w:numId="19">
+    <w:abstractNumId w:val="2"/>
+  </w:num>
+  <w:num w:numId="20">
+    <w:abstractNumId w:val="2"/>
+  </w:num>
+  <w:num w:numId="21">
+    <w:abstractNumId w:val="2"/>
+  </w:num>
+  <w:num w:numId="22">
+    <w:abstractNumId w:val="2"/>
+  </w:num>
+  <w:num w:numId="23">
+    <w:abstractNumId w:val="2"/>
+  </w:num>
+  <w:num w:numId="24">
+    <w:abstractNumId w:val="2"/>
+  </w:num>
+  <w:num w:numId="25">
+    <w:abstractNumId w:val="2"/>
   </w:num>
 </w:numbering>
 </file>
@@ -1913,6 +2069,7 @@
     <w:qFormat/>
     <w:pPr>
       <w:widowControl/>
+      <w:suppressAutoHyphens w:val="true"/>
       <w:bidi w:val="0"/>
       <w:spacing w:before="0" w:after="0"/>
       <w:jc w:val="left"/>
@@ -1997,11 +2154,18 @@
       <w:u w:val="single"/>
     </w:rPr>
   </w:style>
-  <w:style w:type="character" w:styleId="FootnoteCharacters">
-    <w:name w:val="Footnote Characters"/>
+  <w:style w:type="character" w:styleId="FootnoteCharactersuser">
+    <w:name w:val="Footnote Characters (user)"/>
     <w:uiPriority w:val="99"/>
     <w:semiHidden/>
     <w:unhideWhenUsed/>
+    <w:qFormat/>
+    <w:rPr>
+      <w:vertAlign w:val="superscript"/>
+    </w:rPr>
+  </w:style>
+  <w:style w:type="character" w:styleId="FootnoteCharacters">
+    <w:name w:val="Footnote Characters"/>
     <w:qFormat/>
     <w:rPr>
       <w:vertAlign w:val="superscript"/>
@@ -2025,11 +2189,18 @@
       <w:szCs w:val="20"/>
     </w:rPr>
   </w:style>
-  <w:style w:type="character" w:styleId="EndnoteCharacters">
-    <w:name w:val="Endnote Characters"/>
+  <w:style w:type="character" w:styleId="EndnoteCharactersuser">
+    <w:name w:val="Endnote Characters (user)"/>
     <w:uiPriority w:val="99"/>
     <w:semiHidden/>
     <w:unhideWhenUsed/>
+    <w:qFormat/>
+    <w:rPr>
+      <w:vertAlign w:val="superscript"/>
+    </w:rPr>
+  </w:style>
+  <w:style w:type="character" w:styleId="EndnoteCharacters">
+    <w:name w:val="Endnote Characters"/>
     <w:qFormat/>
     <w:rPr>
       <w:vertAlign w:val="superscript"/>
@@ -2126,6 +2297,7 @@
     <w:qFormat/>
     <w:pPr>
       <w:widowControl/>
+      <w:suppressAutoHyphens w:val="true"/>
       <w:bidi w:val="0"/>
       <w:spacing w:before="0" w:after="0"/>
       <w:jc w:val="left"/>
@@ -2146,6 +2318,7 @@
     <w:qFormat/>
     <w:pPr>
       <w:widowControl/>
+      <w:suppressAutoHyphens w:val="true"/>
       <w:bidi w:val="0"/>
       <w:spacing w:before="0" w:after="0"/>
       <w:jc w:val="left"/>

--- a/Nicholson_Resume_2026.docx
+++ b/Nicholson_Resume_2026.docx
@@ -202,7 +202,7 @@
         <w:pStyle w:val="ListParagraph"/>
         <w:numPr>
           <w:ilvl w:val="0"/>
-          <w:numId w:val="4"/>
+          <w:numId w:val="24"/>
         </w:numPr>
         <w:spacing w:before="20" w:after="20"/>
         <w:rPr>
@@ -227,7 +227,7 @@
         <w:pStyle w:val="ListParagraph"/>
         <w:numPr>
           <w:ilvl w:val="0"/>
-          <w:numId w:val="5"/>
+          <w:numId w:val="25"/>
         </w:numPr>
         <w:spacing w:before="20" w:after="20"/>
         <w:rPr>
@@ -252,7 +252,7 @@
         <w:pStyle w:val="ListParagraph"/>
         <w:numPr>
           <w:ilvl w:val="0"/>
-          <w:numId w:val="6"/>
+          <w:numId w:val="26"/>
         </w:numPr>
         <w:spacing w:before="20" w:after="20"/>
         <w:rPr/>
@@ -272,7 +272,7 @@
         <w:pStyle w:val="ListParagraph"/>
         <w:numPr>
           <w:ilvl w:val="0"/>
-          <w:numId w:val="7"/>
+          <w:numId w:val="27"/>
         </w:numPr>
         <w:spacing w:before="20" w:after="20"/>
         <w:rPr/>
@@ -292,7 +292,7 @@
         <w:pStyle w:val="ListParagraph"/>
         <w:numPr>
           <w:ilvl w:val="0"/>
-          <w:numId w:val="8"/>
+          <w:numId w:val="28"/>
         </w:numPr>
         <w:spacing w:before="20" w:after="20"/>
         <w:rPr/>
@@ -326,7 +326,7 @@
           <w:sz w:val="22"/>
           <w:szCs w:val="22"/>
         </w:rPr>
-        <w:t>Sr. DSCSA Consultant/Specialist (Contract)</w:t>
+        <w:t>Sr. DSCSA Specialist (Contract)</w:t>
       </w:r>
       <w:r>
         <w:rPr/>
@@ -376,7 +376,7 @@
         <w:pStyle w:val="ListParagraph"/>
         <w:numPr>
           <w:ilvl w:val="0"/>
-          <w:numId w:val="9"/>
+          <w:numId w:val="29"/>
         </w:numPr>
         <w:spacing w:before="20" w:after="20"/>
         <w:rPr/>
@@ -396,7 +396,7 @@
         <w:pStyle w:val="ListParagraph"/>
         <w:numPr>
           <w:ilvl w:val="0"/>
-          <w:numId w:val="10"/>
+          <w:numId w:val="30"/>
         </w:numPr>
         <w:spacing w:before="20" w:after="20"/>
         <w:rPr/>
@@ -416,7 +416,7 @@
         <w:pStyle w:val="ListParagraph"/>
         <w:numPr>
           <w:ilvl w:val="0"/>
-          <w:numId w:val="11"/>
+          <w:numId w:val="31"/>
         </w:numPr>
         <w:spacing w:before="20" w:after="20"/>
         <w:rPr/>
@@ -436,7 +436,7 @@
         <w:pStyle w:val="ListParagraph"/>
         <w:numPr>
           <w:ilvl w:val="0"/>
-          <w:numId w:val="12"/>
+          <w:numId w:val="32"/>
         </w:numPr>
         <w:spacing w:before="20" w:after="20"/>
         <w:rPr/>
@@ -456,7 +456,7 @@
         <w:pStyle w:val="ListParagraph"/>
         <w:numPr>
           <w:ilvl w:val="0"/>
-          <w:numId w:val="13"/>
+          <w:numId w:val="33"/>
         </w:numPr>
         <w:spacing w:before="20" w:after="20"/>
         <w:rPr/>
@@ -476,7 +476,7 @@
         <w:pStyle w:val="ListParagraph"/>
         <w:numPr>
           <w:ilvl w:val="0"/>
-          <w:numId w:val="14"/>
+          <w:numId w:val="34"/>
         </w:numPr>
         <w:spacing w:before="20" w:after="20"/>
         <w:rPr/>
@@ -488,7 +488,16 @@
           <w:sz w:val="20"/>
           <w:szCs w:val="20"/>
         </w:rPr>
-        <w:t>Supervised a 7-person team on an FDA-mandated Letter of Authorization compliance project covering 10,000+ accounts following a corporate acquisition.</w:t>
+        <w:t>Acted lead on</w:t>
+      </w:r>
+      <w:r>
+        <w:rPr>
+          <w:rFonts w:eastAsia="Calibri" w:cs="Calibri"/>
+          <w:color w:val="4A5568"/>
+          <w:sz w:val="20"/>
+          <w:szCs w:val="20"/>
+        </w:rPr>
+        <w:t xml:space="preserve"> a 7-person team on an FDA-mandated Letter of Authorization compliance project covering 10,000+ accounts following a corporate acquisition.</w:t>
       </w:r>
     </w:p>
     <w:p>
@@ -496,7 +505,7 @@
         <w:pStyle w:val="ListParagraph"/>
         <w:numPr>
           <w:ilvl w:val="0"/>
-          <w:numId w:val="15"/>
+          <w:numId w:val="35"/>
         </w:numPr>
         <w:spacing w:before="20" w:after="20"/>
         <w:rPr/>
@@ -516,7 +525,7 @@
         <w:pStyle w:val="ListParagraph"/>
         <w:numPr>
           <w:ilvl w:val="0"/>
-          <w:numId w:val="16"/>
+          <w:numId w:val="36"/>
         </w:numPr>
         <w:spacing w:before="20" w:after="20"/>
         <w:rPr/>
@@ -600,7 +609,7 @@
         <w:pStyle w:val="ListParagraph"/>
         <w:numPr>
           <w:ilvl w:val="0"/>
-          <w:numId w:val="17"/>
+          <w:numId w:val="37"/>
         </w:numPr>
         <w:spacing w:before="20" w:after="20"/>
         <w:rPr/>
@@ -620,7 +629,7 @@
         <w:pStyle w:val="ListParagraph"/>
         <w:numPr>
           <w:ilvl w:val="0"/>
-          <w:numId w:val="18"/>
+          <w:numId w:val="38"/>
         </w:numPr>
         <w:spacing w:before="20" w:after="20"/>
         <w:rPr/>
@@ -640,7 +649,7 @@
         <w:pStyle w:val="ListParagraph"/>
         <w:numPr>
           <w:ilvl w:val="0"/>
-          <w:numId w:val="19"/>
+          <w:numId w:val="39"/>
         </w:numPr>
         <w:spacing w:before="20" w:after="20"/>
         <w:rPr/>
@@ -660,7 +669,7 @@
         <w:pStyle w:val="ListParagraph"/>
         <w:numPr>
           <w:ilvl w:val="0"/>
-          <w:numId w:val="20"/>
+          <w:numId w:val="40"/>
         </w:numPr>
         <w:spacing w:before="20" w:after="20"/>
         <w:rPr/>
@@ -722,7 +731,7 @@
         <w:pStyle w:val="ListParagraph"/>
         <w:numPr>
           <w:ilvl w:val="0"/>
-          <w:numId w:val="21"/>
+          <w:numId w:val="41"/>
         </w:numPr>
         <w:spacing w:before="20" w:after="20"/>
         <w:rPr/>
@@ -742,7 +751,7 @@
         <w:pStyle w:val="ListParagraph"/>
         <w:numPr>
           <w:ilvl w:val="0"/>
-          <w:numId w:val="22"/>
+          <w:numId w:val="42"/>
         </w:numPr>
         <w:spacing w:before="20" w:after="20"/>
         <w:rPr/>
@@ -762,7 +771,7 @@
         <w:pStyle w:val="ListParagraph"/>
         <w:numPr>
           <w:ilvl w:val="0"/>
-          <w:numId w:val="23"/>
+          <w:numId w:val="43"/>
         </w:numPr>
         <w:spacing w:before="20" w:after="20"/>
         <w:rPr/>
@@ -774,8 +783,19 @@
           <w:sz w:val="20"/>
           <w:szCs w:val="20"/>
         </w:rPr>
-        <w:t xml:space="preserve">Built and deployed a COVID-19 vaccine tracking and sales dashboard independently; </w:t>
-      </w:r>
+        <w:t>Built and deployed a COVID-19 vaccine tracking and sales dashboard independently; later adopted by Cardinal Health's Specialty Division.</w:t>
+      </w:r>
+    </w:p>
+    <w:p>
+      <w:pPr>
+        <w:pStyle w:val="ListParagraph"/>
+        <w:numPr>
+          <w:ilvl w:val="0"/>
+          <w:numId w:val="44"/>
+        </w:numPr>
+        <w:spacing w:before="20" w:after="20"/>
+        <w:rPr/>
+      </w:pPr>
       <w:r>
         <w:rPr>
           <w:rFonts w:eastAsia="Calibri" w:cs="Calibri"/>
@@ -783,16 +803,7 @@
           <w:sz w:val="20"/>
           <w:szCs w:val="20"/>
         </w:rPr>
-        <w:t xml:space="preserve">later </w:t>
-      </w:r>
-      <w:r>
-        <w:rPr>
-          <w:rFonts w:eastAsia="Calibri" w:cs="Calibri"/>
-          <w:color w:val="4A5568"/>
-          <w:sz w:val="20"/>
-          <w:szCs w:val="20"/>
-        </w:rPr>
-        <w:t>adopted by Cardinal Health's Specialty Division.</w:t>
+        <w:t>Designed executive dashboards reported directly to a VP, enabling data-driven decisions across the Specialty Division.</w:t>
       </w:r>
     </w:p>
     <w:p>
@@ -800,27 +811,7 @@
         <w:pStyle w:val="ListParagraph"/>
         <w:numPr>
           <w:ilvl w:val="0"/>
-          <w:numId w:val="24"/>
-        </w:numPr>
-        <w:spacing w:before="20" w:after="20"/>
-        <w:rPr/>
-      </w:pPr>
-      <w:r>
-        <w:rPr>
-          <w:rFonts w:eastAsia="Calibri" w:cs="Calibri"/>
-          <w:color w:val="4A5568"/>
-          <w:sz w:val="20"/>
-          <w:szCs w:val="20"/>
-        </w:rPr>
-        <w:t>Designed executive dashboards reported directly to a VP, enabling data-driven decisions across the Specialty Division.</w:t>
-      </w:r>
-    </w:p>
-    <w:p>
-      <w:pPr>
-        <w:pStyle w:val="ListParagraph"/>
-        <w:numPr>
-          <w:ilvl w:val="0"/>
-          <w:numId w:val="25"/>
+          <w:numId w:val="45"/>
         </w:numPr>
         <w:spacing w:before="20" w:after="20"/>
         <w:rPr/>
@@ -1851,6 +1842,2446 @@
   <w:abstractNum w:abstractNumId="3">
     <w:lvl w:ilvl="0">
       <w:start w:val="1"/>
+      <w:numFmt w:val="bullet"/>
+      <w:lvlText w:val="–"/>
+      <w:lvlJc w:val="left"/>
+      <w:pPr>
+        <w:tabs>
+          <w:tab w:val="num" w:pos="0"/>
+        </w:tabs>
+        <w:ind w:left="360" w:hanging="220"/>
+      </w:pPr>
+      <w:rPr>
+        <w:rFonts w:ascii="Calibri" w:hAnsi="Calibri" w:cs="Calibri" w:hint="default"/>
+        <w:color w:val="718096"/>
+      </w:rPr>
+    </w:lvl>
+    <w:lvl w:ilvl="1">
+      <w:start w:val="1"/>
+      <w:numFmt w:val="decimal"/>
+      <w:lvlText w:val="%2."/>
+      <w:lvlJc w:val="left"/>
+      <w:pPr>
+        <w:tabs>
+          <w:tab w:val="num" w:pos="1080"/>
+        </w:tabs>
+        <w:ind w:left="1080" w:hanging="360"/>
+      </w:pPr>
+      <w:rPr/>
+    </w:lvl>
+    <w:lvl w:ilvl="2">
+      <w:start w:val="1"/>
+      <w:numFmt w:val="decimal"/>
+      <w:lvlText w:val="%3."/>
+      <w:lvlJc w:val="left"/>
+      <w:pPr>
+        <w:tabs>
+          <w:tab w:val="num" w:pos="1440"/>
+        </w:tabs>
+        <w:ind w:left="1440" w:hanging="360"/>
+      </w:pPr>
+      <w:rPr/>
+    </w:lvl>
+    <w:lvl w:ilvl="3">
+      <w:start w:val="1"/>
+      <w:numFmt w:val="decimal"/>
+      <w:lvlText w:val="%4."/>
+      <w:lvlJc w:val="left"/>
+      <w:pPr>
+        <w:tabs>
+          <w:tab w:val="num" w:pos="1800"/>
+        </w:tabs>
+        <w:ind w:left="1800" w:hanging="360"/>
+      </w:pPr>
+      <w:rPr/>
+    </w:lvl>
+    <w:lvl w:ilvl="4">
+      <w:start w:val="1"/>
+      <w:numFmt w:val="decimal"/>
+      <w:lvlText w:val="%5."/>
+      <w:lvlJc w:val="left"/>
+      <w:pPr>
+        <w:tabs>
+          <w:tab w:val="num" w:pos="2160"/>
+        </w:tabs>
+        <w:ind w:left="2160" w:hanging="360"/>
+      </w:pPr>
+      <w:rPr/>
+    </w:lvl>
+    <w:lvl w:ilvl="5">
+      <w:start w:val="1"/>
+      <w:numFmt w:val="decimal"/>
+      <w:lvlText w:val="%6."/>
+      <w:lvlJc w:val="left"/>
+      <w:pPr>
+        <w:tabs>
+          <w:tab w:val="num" w:pos="2520"/>
+        </w:tabs>
+        <w:ind w:left="2520" w:hanging="360"/>
+      </w:pPr>
+      <w:rPr/>
+    </w:lvl>
+    <w:lvl w:ilvl="6">
+      <w:start w:val="1"/>
+      <w:numFmt w:val="decimal"/>
+      <w:lvlText w:val="%7."/>
+      <w:lvlJc w:val="left"/>
+      <w:pPr>
+        <w:tabs>
+          <w:tab w:val="num" w:pos="2880"/>
+        </w:tabs>
+        <w:ind w:left="2880" w:hanging="360"/>
+      </w:pPr>
+      <w:rPr/>
+    </w:lvl>
+    <w:lvl w:ilvl="7">
+      <w:start w:val="1"/>
+      <w:numFmt w:val="decimal"/>
+      <w:lvlText w:val="%8."/>
+      <w:lvlJc w:val="left"/>
+      <w:pPr>
+        <w:tabs>
+          <w:tab w:val="num" w:pos="3240"/>
+        </w:tabs>
+        <w:ind w:left="3240" w:hanging="360"/>
+      </w:pPr>
+      <w:rPr/>
+    </w:lvl>
+    <w:lvl w:ilvl="8">
+      <w:start w:val="1"/>
+      <w:numFmt w:val="decimal"/>
+      <w:lvlText w:val="%9."/>
+      <w:lvlJc w:val="left"/>
+      <w:pPr>
+        <w:tabs>
+          <w:tab w:val="num" w:pos="3600"/>
+        </w:tabs>
+        <w:ind w:left="3600" w:hanging="360"/>
+      </w:pPr>
+      <w:rPr/>
+    </w:lvl>
+  </w:abstractNum>
+  <w:abstractNum w:abstractNumId="4">
+    <w:lvl w:ilvl="0">
+      <w:start w:val="1"/>
+      <w:numFmt w:val="bullet"/>
+      <w:lvlText w:val="–"/>
+      <w:lvlJc w:val="left"/>
+      <w:pPr>
+        <w:tabs>
+          <w:tab w:val="num" w:pos="0"/>
+        </w:tabs>
+        <w:ind w:left="360" w:hanging="220"/>
+      </w:pPr>
+      <w:rPr>
+        <w:rFonts w:ascii="Calibri" w:hAnsi="Calibri" w:cs="Calibri" w:hint="default"/>
+        <w:color w:val="718096"/>
+      </w:rPr>
+    </w:lvl>
+    <w:lvl w:ilvl="1">
+      <w:start w:val="1"/>
+      <w:numFmt w:val="decimal"/>
+      <w:lvlText w:val="%2."/>
+      <w:lvlJc w:val="left"/>
+      <w:pPr>
+        <w:tabs>
+          <w:tab w:val="num" w:pos="1080"/>
+        </w:tabs>
+        <w:ind w:left="1080" w:hanging="360"/>
+      </w:pPr>
+      <w:rPr/>
+    </w:lvl>
+    <w:lvl w:ilvl="2">
+      <w:start w:val="1"/>
+      <w:numFmt w:val="decimal"/>
+      <w:lvlText w:val="%3."/>
+      <w:lvlJc w:val="left"/>
+      <w:pPr>
+        <w:tabs>
+          <w:tab w:val="num" w:pos="1440"/>
+        </w:tabs>
+        <w:ind w:left="1440" w:hanging="360"/>
+      </w:pPr>
+      <w:rPr/>
+    </w:lvl>
+    <w:lvl w:ilvl="3">
+      <w:start w:val="1"/>
+      <w:numFmt w:val="decimal"/>
+      <w:lvlText w:val="%4."/>
+      <w:lvlJc w:val="left"/>
+      <w:pPr>
+        <w:tabs>
+          <w:tab w:val="num" w:pos="1800"/>
+        </w:tabs>
+        <w:ind w:left="1800" w:hanging="360"/>
+      </w:pPr>
+      <w:rPr/>
+    </w:lvl>
+    <w:lvl w:ilvl="4">
+      <w:start w:val="1"/>
+      <w:numFmt w:val="decimal"/>
+      <w:lvlText w:val="%5."/>
+      <w:lvlJc w:val="left"/>
+      <w:pPr>
+        <w:tabs>
+          <w:tab w:val="num" w:pos="2160"/>
+        </w:tabs>
+        <w:ind w:left="2160" w:hanging="360"/>
+      </w:pPr>
+      <w:rPr/>
+    </w:lvl>
+    <w:lvl w:ilvl="5">
+      <w:start w:val="1"/>
+      <w:numFmt w:val="decimal"/>
+      <w:lvlText w:val="%6."/>
+      <w:lvlJc w:val="left"/>
+      <w:pPr>
+        <w:tabs>
+          <w:tab w:val="num" w:pos="2520"/>
+        </w:tabs>
+        <w:ind w:left="2520" w:hanging="360"/>
+      </w:pPr>
+      <w:rPr/>
+    </w:lvl>
+    <w:lvl w:ilvl="6">
+      <w:start w:val="1"/>
+      <w:numFmt w:val="decimal"/>
+      <w:lvlText w:val="%7."/>
+      <w:lvlJc w:val="left"/>
+      <w:pPr>
+        <w:tabs>
+          <w:tab w:val="num" w:pos="2880"/>
+        </w:tabs>
+        <w:ind w:left="2880" w:hanging="360"/>
+      </w:pPr>
+      <w:rPr/>
+    </w:lvl>
+    <w:lvl w:ilvl="7">
+      <w:start w:val="1"/>
+      <w:numFmt w:val="decimal"/>
+      <w:lvlText w:val="%8."/>
+      <w:lvlJc w:val="left"/>
+      <w:pPr>
+        <w:tabs>
+          <w:tab w:val="num" w:pos="3240"/>
+        </w:tabs>
+        <w:ind w:left="3240" w:hanging="360"/>
+      </w:pPr>
+      <w:rPr/>
+    </w:lvl>
+    <w:lvl w:ilvl="8">
+      <w:start w:val="1"/>
+      <w:numFmt w:val="decimal"/>
+      <w:lvlText w:val="%9."/>
+      <w:lvlJc w:val="left"/>
+      <w:pPr>
+        <w:tabs>
+          <w:tab w:val="num" w:pos="3600"/>
+        </w:tabs>
+        <w:ind w:left="3600" w:hanging="360"/>
+      </w:pPr>
+      <w:rPr/>
+    </w:lvl>
+  </w:abstractNum>
+  <w:abstractNum w:abstractNumId="5">
+    <w:lvl w:ilvl="0">
+      <w:start w:val="1"/>
+      <w:numFmt w:val="bullet"/>
+      <w:lvlText w:val="–"/>
+      <w:lvlJc w:val="left"/>
+      <w:pPr>
+        <w:tabs>
+          <w:tab w:val="num" w:pos="0"/>
+        </w:tabs>
+        <w:ind w:left="360" w:hanging="220"/>
+      </w:pPr>
+      <w:rPr>
+        <w:rFonts w:ascii="Calibri" w:hAnsi="Calibri" w:cs="Calibri" w:hint="default"/>
+        <w:color w:val="718096"/>
+      </w:rPr>
+    </w:lvl>
+    <w:lvl w:ilvl="1">
+      <w:start w:val="1"/>
+      <w:numFmt w:val="decimal"/>
+      <w:lvlText w:val="%2."/>
+      <w:lvlJc w:val="left"/>
+      <w:pPr>
+        <w:tabs>
+          <w:tab w:val="num" w:pos="1080"/>
+        </w:tabs>
+        <w:ind w:left="1080" w:hanging="360"/>
+      </w:pPr>
+      <w:rPr/>
+    </w:lvl>
+    <w:lvl w:ilvl="2">
+      <w:start w:val="1"/>
+      <w:numFmt w:val="decimal"/>
+      <w:lvlText w:val="%3."/>
+      <w:lvlJc w:val="left"/>
+      <w:pPr>
+        <w:tabs>
+          <w:tab w:val="num" w:pos="1440"/>
+        </w:tabs>
+        <w:ind w:left="1440" w:hanging="360"/>
+      </w:pPr>
+      <w:rPr/>
+    </w:lvl>
+    <w:lvl w:ilvl="3">
+      <w:start w:val="1"/>
+      <w:numFmt w:val="decimal"/>
+      <w:lvlText w:val="%4."/>
+      <w:lvlJc w:val="left"/>
+      <w:pPr>
+        <w:tabs>
+          <w:tab w:val="num" w:pos="1800"/>
+        </w:tabs>
+        <w:ind w:left="1800" w:hanging="360"/>
+      </w:pPr>
+      <w:rPr/>
+    </w:lvl>
+    <w:lvl w:ilvl="4">
+      <w:start w:val="1"/>
+      <w:numFmt w:val="decimal"/>
+      <w:lvlText w:val="%5."/>
+      <w:lvlJc w:val="left"/>
+      <w:pPr>
+        <w:tabs>
+          <w:tab w:val="num" w:pos="2160"/>
+        </w:tabs>
+        <w:ind w:left="2160" w:hanging="360"/>
+      </w:pPr>
+      <w:rPr/>
+    </w:lvl>
+    <w:lvl w:ilvl="5">
+      <w:start w:val="1"/>
+      <w:numFmt w:val="decimal"/>
+      <w:lvlText w:val="%6."/>
+      <w:lvlJc w:val="left"/>
+      <w:pPr>
+        <w:tabs>
+          <w:tab w:val="num" w:pos="2520"/>
+        </w:tabs>
+        <w:ind w:left="2520" w:hanging="360"/>
+      </w:pPr>
+      <w:rPr/>
+    </w:lvl>
+    <w:lvl w:ilvl="6">
+      <w:start w:val="1"/>
+      <w:numFmt w:val="decimal"/>
+      <w:lvlText w:val="%7."/>
+      <w:lvlJc w:val="left"/>
+      <w:pPr>
+        <w:tabs>
+          <w:tab w:val="num" w:pos="2880"/>
+        </w:tabs>
+        <w:ind w:left="2880" w:hanging="360"/>
+      </w:pPr>
+      <w:rPr/>
+    </w:lvl>
+    <w:lvl w:ilvl="7">
+      <w:start w:val="1"/>
+      <w:numFmt w:val="decimal"/>
+      <w:lvlText w:val="%8."/>
+      <w:lvlJc w:val="left"/>
+      <w:pPr>
+        <w:tabs>
+          <w:tab w:val="num" w:pos="3240"/>
+        </w:tabs>
+        <w:ind w:left="3240" w:hanging="360"/>
+      </w:pPr>
+      <w:rPr/>
+    </w:lvl>
+    <w:lvl w:ilvl="8">
+      <w:start w:val="1"/>
+      <w:numFmt w:val="decimal"/>
+      <w:lvlText w:val="%9."/>
+      <w:lvlJc w:val="left"/>
+      <w:pPr>
+        <w:tabs>
+          <w:tab w:val="num" w:pos="3600"/>
+        </w:tabs>
+        <w:ind w:left="3600" w:hanging="360"/>
+      </w:pPr>
+      <w:rPr/>
+    </w:lvl>
+  </w:abstractNum>
+  <w:abstractNum w:abstractNumId="6">
+    <w:lvl w:ilvl="0">
+      <w:start w:val="1"/>
+      <w:numFmt w:val="bullet"/>
+      <w:lvlText w:val="–"/>
+      <w:lvlJc w:val="left"/>
+      <w:pPr>
+        <w:tabs>
+          <w:tab w:val="num" w:pos="0"/>
+        </w:tabs>
+        <w:ind w:left="360" w:hanging="220"/>
+      </w:pPr>
+      <w:rPr>
+        <w:rFonts w:ascii="Calibri" w:hAnsi="Calibri" w:cs="Calibri" w:hint="default"/>
+        <w:color w:val="718096"/>
+      </w:rPr>
+    </w:lvl>
+    <w:lvl w:ilvl="1">
+      <w:start w:val="1"/>
+      <w:numFmt w:val="decimal"/>
+      <w:lvlText w:val="%2."/>
+      <w:lvlJc w:val="left"/>
+      <w:pPr>
+        <w:tabs>
+          <w:tab w:val="num" w:pos="1080"/>
+        </w:tabs>
+        <w:ind w:left="1080" w:hanging="360"/>
+      </w:pPr>
+      <w:rPr/>
+    </w:lvl>
+    <w:lvl w:ilvl="2">
+      <w:start w:val="1"/>
+      <w:numFmt w:val="decimal"/>
+      <w:lvlText w:val="%3."/>
+      <w:lvlJc w:val="left"/>
+      <w:pPr>
+        <w:tabs>
+          <w:tab w:val="num" w:pos="1440"/>
+        </w:tabs>
+        <w:ind w:left="1440" w:hanging="360"/>
+      </w:pPr>
+      <w:rPr/>
+    </w:lvl>
+    <w:lvl w:ilvl="3">
+      <w:start w:val="1"/>
+      <w:numFmt w:val="decimal"/>
+      <w:lvlText w:val="%4."/>
+      <w:lvlJc w:val="left"/>
+      <w:pPr>
+        <w:tabs>
+          <w:tab w:val="num" w:pos="1800"/>
+        </w:tabs>
+        <w:ind w:left="1800" w:hanging="360"/>
+      </w:pPr>
+      <w:rPr/>
+    </w:lvl>
+    <w:lvl w:ilvl="4">
+      <w:start w:val="1"/>
+      <w:numFmt w:val="decimal"/>
+      <w:lvlText w:val="%5."/>
+      <w:lvlJc w:val="left"/>
+      <w:pPr>
+        <w:tabs>
+          <w:tab w:val="num" w:pos="2160"/>
+        </w:tabs>
+        <w:ind w:left="2160" w:hanging="360"/>
+      </w:pPr>
+      <w:rPr/>
+    </w:lvl>
+    <w:lvl w:ilvl="5">
+      <w:start w:val="1"/>
+      <w:numFmt w:val="decimal"/>
+      <w:lvlText w:val="%6."/>
+      <w:lvlJc w:val="left"/>
+      <w:pPr>
+        <w:tabs>
+          <w:tab w:val="num" w:pos="2520"/>
+        </w:tabs>
+        <w:ind w:left="2520" w:hanging="360"/>
+      </w:pPr>
+      <w:rPr/>
+    </w:lvl>
+    <w:lvl w:ilvl="6">
+      <w:start w:val="1"/>
+      <w:numFmt w:val="decimal"/>
+      <w:lvlText w:val="%7."/>
+      <w:lvlJc w:val="left"/>
+      <w:pPr>
+        <w:tabs>
+          <w:tab w:val="num" w:pos="2880"/>
+        </w:tabs>
+        <w:ind w:left="2880" w:hanging="360"/>
+      </w:pPr>
+      <w:rPr/>
+    </w:lvl>
+    <w:lvl w:ilvl="7">
+      <w:start w:val="1"/>
+      <w:numFmt w:val="decimal"/>
+      <w:lvlText w:val="%8."/>
+      <w:lvlJc w:val="left"/>
+      <w:pPr>
+        <w:tabs>
+          <w:tab w:val="num" w:pos="3240"/>
+        </w:tabs>
+        <w:ind w:left="3240" w:hanging="360"/>
+      </w:pPr>
+      <w:rPr/>
+    </w:lvl>
+    <w:lvl w:ilvl="8">
+      <w:start w:val="1"/>
+      <w:numFmt w:val="decimal"/>
+      <w:lvlText w:val="%9."/>
+      <w:lvlJc w:val="left"/>
+      <w:pPr>
+        <w:tabs>
+          <w:tab w:val="num" w:pos="3600"/>
+        </w:tabs>
+        <w:ind w:left="3600" w:hanging="360"/>
+      </w:pPr>
+      <w:rPr/>
+    </w:lvl>
+  </w:abstractNum>
+  <w:abstractNum w:abstractNumId="7">
+    <w:lvl w:ilvl="0">
+      <w:start w:val="1"/>
+      <w:numFmt w:val="bullet"/>
+      <w:lvlText w:val="–"/>
+      <w:lvlJc w:val="left"/>
+      <w:pPr>
+        <w:tabs>
+          <w:tab w:val="num" w:pos="0"/>
+        </w:tabs>
+        <w:ind w:left="360" w:hanging="220"/>
+      </w:pPr>
+      <w:rPr>
+        <w:rFonts w:ascii="Calibri" w:hAnsi="Calibri" w:cs="Calibri" w:hint="default"/>
+        <w:color w:val="718096"/>
+      </w:rPr>
+    </w:lvl>
+    <w:lvl w:ilvl="1">
+      <w:start w:val="1"/>
+      <w:numFmt w:val="decimal"/>
+      <w:lvlText w:val="%2."/>
+      <w:lvlJc w:val="left"/>
+      <w:pPr>
+        <w:tabs>
+          <w:tab w:val="num" w:pos="1080"/>
+        </w:tabs>
+        <w:ind w:left="1080" w:hanging="360"/>
+      </w:pPr>
+      <w:rPr/>
+    </w:lvl>
+    <w:lvl w:ilvl="2">
+      <w:start w:val="1"/>
+      <w:numFmt w:val="decimal"/>
+      <w:lvlText w:val="%3."/>
+      <w:lvlJc w:val="left"/>
+      <w:pPr>
+        <w:tabs>
+          <w:tab w:val="num" w:pos="1440"/>
+        </w:tabs>
+        <w:ind w:left="1440" w:hanging="360"/>
+      </w:pPr>
+      <w:rPr/>
+    </w:lvl>
+    <w:lvl w:ilvl="3">
+      <w:start w:val="1"/>
+      <w:numFmt w:val="decimal"/>
+      <w:lvlText w:val="%4."/>
+      <w:lvlJc w:val="left"/>
+      <w:pPr>
+        <w:tabs>
+          <w:tab w:val="num" w:pos="1800"/>
+        </w:tabs>
+        <w:ind w:left="1800" w:hanging="360"/>
+      </w:pPr>
+      <w:rPr/>
+    </w:lvl>
+    <w:lvl w:ilvl="4">
+      <w:start w:val="1"/>
+      <w:numFmt w:val="decimal"/>
+      <w:lvlText w:val="%5."/>
+      <w:lvlJc w:val="left"/>
+      <w:pPr>
+        <w:tabs>
+          <w:tab w:val="num" w:pos="2160"/>
+        </w:tabs>
+        <w:ind w:left="2160" w:hanging="360"/>
+      </w:pPr>
+      <w:rPr/>
+    </w:lvl>
+    <w:lvl w:ilvl="5">
+      <w:start w:val="1"/>
+      <w:numFmt w:val="decimal"/>
+      <w:lvlText w:val="%6."/>
+      <w:lvlJc w:val="left"/>
+      <w:pPr>
+        <w:tabs>
+          <w:tab w:val="num" w:pos="2520"/>
+        </w:tabs>
+        <w:ind w:left="2520" w:hanging="360"/>
+      </w:pPr>
+      <w:rPr/>
+    </w:lvl>
+    <w:lvl w:ilvl="6">
+      <w:start w:val="1"/>
+      <w:numFmt w:val="decimal"/>
+      <w:lvlText w:val="%7."/>
+      <w:lvlJc w:val="left"/>
+      <w:pPr>
+        <w:tabs>
+          <w:tab w:val="num" w:pos="2880"/>
+        </w:tabs>
+        <w:ind w:left="2880" w:hanging="360"/>
+      </w:pPr>
+      <w:rPr/>
+    </w:lvl>
+    <w:lvl w:ilvl="7">
+      <w:start w:val="1"/>
+      <w:numFmt w:val="decimal"/>
+      <w:lvlText w:val="%8."/>
+      <w:lvlJc w:val="left"/>
+      <w:pPr>
+        <w:tabs>
+          <w:tab w:val="num" w:pos="3240"/>
+        </w:tabs>
+        <w:ind w:left="3240" w:hanging="360"/>
+      </w:pPr>
+      <w:rPr/>
+    </w:lvl>
+    <w:lvl w:ilvl="8">
+      <w:start w:val="1"/>
+      <w:numFmt w:val="decimal"/>
+      <w:lvlText w:val="%9."/>
+      <w:lvlJc w:val="left"/>
+      <w:pPr>
+        <w:tabs>
+          <w:tab w:val="num" w:pos="3600"/>
+        </w:tabs>
+        <w:ind w:left="3600" w:hanging="360"/>
+      </w:pPr>
+      <w:rPr/>
+    </w:lvl>
+  </w:abstractNum>
+  <w:abstractNum w:abstractNumId="8">
+    <w:lvl w:ilvl="0">
+      <w:start w:val="1"/>
+      <w:numFmt w:val="bullet"/>
+      <w:lvlText w:val="–"/>
+      <w:lvlJc w:val="left"/>
+      <w:pPr>
+        <w:tabs>
+          <w:tab w:val="num" w:pos="0"/>
+        </w:tabs>
+        <w:ind w:left="360" w:hanging="220"/>
+      </w:pPr>
+      <w:rPr>
+        <w:rFonts w:ascii="Calibri" w:hAnsi="Calibri" w:cs="Calibri" w:hint="default"/>
+        <w:color w:val="718096"/>
+      </w:rPr>
+    </w:lvl>
+    <w:lvl w:ilvl="1">
+      <w:start w:val="1"/>
+      <w:numFmt w:val="decimal"/>
+      <w:lvlText w:val="%2."/>
+      <w:lvlJc w:val="left"/>
+      <w:pPr>
+        <w:tabs>
+          <w:tab w:val="num" w:pos="1080"/>
+        </w:tabs>
+        <w:ind w:left="1080" w:hanging="360"/>
+      </w:pPr>
+      <w:rPr/>
+    </w:lvl>
+    <w:lvl w:ilvl="2">
+      <w:start w:val="1"/>
+      <w:numFmt w:val="decimal"/>
+      <w:lvlText w:val="%3."/>
+      <w:lvlJc w:val="left"/>
+      <w:pPr>
+        <w:tabs>
+          <w:tab w:val="num" w:pos="1440"/>
+        </w:tabs>
+        <w:ind w:left="1440" w:hanging="360"/>
+      </w:pPr>
+      <w:rPr/>
+    </w:lvl>
+    <w:lvl w:ilvl="3">
+      <w:start w:val="1"/>
+      <w:numFmt w:val="decimal"/>
+      <w:lvlText w:val="%4."/>
+      <w:lvlJc w:val="left"/>
+      <w:pPr>
+        <w:tabs>
+          <w:tab w:val="num" w:pos="1800"/>
+        </w:tabs>
+        <w:ind w:left="1800" w:hanging="360"/>
+      </w:pPr>
+      <w:rPr/>
+    </w:lvl>
+    <w:lvl w:ilvl="4">
+      <w:start w:val="1"/>
+      <w:numFmt w:val="decimal"/>
+      <w:lvlText w:val="%5."/>
+      <w:lvlJc w:val="left"/>
+      <w:pPr>
+        <w:tabs>
+          <w:tab w:val="num" w:pos="2160"/>
+        </w:tabs>
+        <w:ind w:left="2160" w:hanging="360"/>
+      </w:pPr>
+      <w:rPr/>
+    </w:lvl>
+    <w:lvl w:ilvl="5">
+      <w:start w:val="1"/>
+      <w:numFmt w:val="decimal"/>
+      <w:lvlText w:val="%6."/>
+      <w:lvlJc w:val="left"/>
+      <w:pPr>
+        <w:tabs>
+          <w:tab w:val="num" w:pos="2520"/>
+        </w:tabs>
+        <w:ind w:left="2520" w:hanging="360"/>
+      </w:pPr>
+      <w:rPr/>
+    </w:lvl>
+    <w:lvl w:ilvl="6">
+      <w:start w:val="1"/>
+      <w:numFmt w:val="decimal"/>
+      <w:lvlText w:val="%7."/>
+      <w:lvlJc w:val="left"/>
+      <w:pPr>
+        <w:tabs>
+          <w:tab w:val="num" w:pos="2880"/>
+        </w:tabs>
+        <w:ind w:left="2880" w:hanging="360"/>
+      </w:pPr>
+      <w:rPr/>
+    </w:lvl>
+    <w:lvl w:ilvl="7">
+      <w:start w:val="1"/>
+      <w:numFmt w:val="decimal"/>
+      <w:lvlText w:val="%8."/>
+      <w:lvlJc w:val="left"/>
+      <w:pPr>
+        <w:tabs>
+          <w:tab w:val="num" w:pos="3240"/>
+        </w:tabs>
+        <w:ind w:left="3240" w:hanging="360"/>
+      </w:pPr>
+      <w:rPr/>
+    </w:lvl>
+    <w:lvl w:ilvl="8">
+      <w:start w:val="1"/>
+      <w:numFmt w:val="decimal"/>
+      <w:lvlText w:val="%9."/>
+      <w:lvlJc w:val="left"/>
+      <w:pPr>
+        <w:tabs>
+          <w:tab w:val="num" w:pos="3600"/>
+        </w:tabs>
+        <w:ind w:left="3600" w:hanging="360"/>
+      </w:pPr>
+      <w:rPr/>
+    </w:lvl>
+  </w:abstractNum>
+  <w:abstractNum w:abstractNumId="9">
+    <w:lvl w:ilvl="0">
+      <w:start w:val="1"/>
+      <w:numFmt w:val="bullet"/>
+      <w:lvlText w:val="–"/>
+      <w:lvlJc w:val="left"/>
+      <w:pPr>
+        <w:tabs>
+          <w:tab w:val="num" w:pos="0"/>
+        </w:tabs>
+        <w:ind w:left="360" w:hanging="220"/>
+      </w:pPr>
+      <w:rPr>
+        <w:rFonts w:ascii="Calibri" w:hAnsi="Calibri" w:cs="Calibri" w:hint="default"/>
+        <w:color w:val="718096"/>
+      </w:rPr>
+    </w:lvl>
+    <w:lvl w:ilvl="1">
+      <w:start w:val="1"/>
+      <w:numFmt w:val="decimal"/>
+      <w:lvlText w:val="%2."/>
+      <w:lvlJc w:val="left"/>
+      <w:pPr>
+        <w:tabs>
+          <w:tab w:val="num" w:pos="1080"/>
+        </w:tabs>
+        <w:ind w:left="1080" w:hanging="360"/>
+      </w:pPr>
+      <w:rPr/>
+    </w:lvl>
+    <w:lvl w:ilvl="2">
+      <w:start w:val="1"/>
+      <w:numFmt w:val="decimal"/>
+      <w:lvlText w:val="%3."/>
+      <w:lvlJc w:val="left"/>
+      <w:pPr>
+        <w:tabs>
+          <w:tab w:val="num" w:pos="1440"/>
+        </w:tabs>
+        <w:ind w:left="1440" w:hanging="360"/>
+      </w:pPr>
+      <w:rPr/>
+    </w:lvl>
+    <w:lvl w:ilvl="3">
+      <w:start w:val="1"/>
+      <w:numFmt w:val="decimal"/>
+      <w:lvlText w:val="%4."/>
+      <w:lvlJc w:val="left"/>
+      <w:pPr>
+        <w:tabs>
+          <w:tab w:val="num" w:pos="1800"/>
+        </w:tabs>
+        <w:ind w:left="1800" w:hanging="360"/>
+      </w:pPr>
+      <w:rPr/>
+    </w:lvl>
+    <w:lvl w:ilvl="4">
+      <w:start w:val="1"/>
+      <w:numFmt w:val="decimal"/>
+      <w:lvlText w:val="%5."/>
+      <w:lvlJc w:val="left"/>
+      <w:pPr>
+        <w:tabs>
+          <w:tab w:val="num" w:pos="2160"/>
+        </w:tabs>
+        <w:ind w:left="2160" w:hanging="360"/>
+      </w:pPr>
+      <w:rPr/>
+    </w:lvl>
+    <w:lvl w:ilvl="5">
+      <w:start w:val="1"/>
+      <w:numFmt w:val="decimal"/>
+      <w:lvlText w:val="%6."/>
+      <w:lvlJc w:val="left"/>
+      <w:pPr>
+        <w:tabs>
+          <w:tab w:val="num" w:pos="2520"/>
+        </w:tabs>
+        <w:ind w:left="2520" w:hanging="360"/>
+      </w:pPr>
+      <w:rPr/>
+    </w:lvl>
+    <w:lvl w:ilvl="6">
+      <w:start w:val="1"/>
+      <w:numFmt w:val="decimal"/>
+      <w:lvlText w:val="%7."/>
+      <w:lvlJc w:val="left"/>
+      <w:pPr>
+        <w:tabs>
+          <w:tab w:val="num" w:pos="2880"/>
+        </w:tabs>
+        <w:ind w:left="2880" w:hanging="360"/>
+      </w:pPr>
+      <w:rPr/>
+    </w:lvl>
+    <w:lvl w:ilvl="7">
+      <w:start w:val="1"/>
+      <w:numFmt w:val="decimal"/>
+      <w:lvlText w:val="%8."/>
+      <w:lvlJc w:val="left"/>
+      <w:pPr>
+        <w:tabs>
+          <w:tab w:val="num" w:pos="3240"/>
+        </w:tabs>
+        <w:ind w:left="3240" w:hanging="360"/>
+      </w:pPr>
+      <w:rPr/>
+    </w:lvl>
+    <w:lvl w:ilvl="8">
+      <w:start w:val="1"/>
+      <w:numFmt w:val="decimal"/>
+      <w:lvlText w:val="%9."/>
+      <w:lvlJc w:val="left"/>
+      <w:pPr>
+        <w:tabs>
+          <w:tab w:val="num" w:pos="3600"/>
+        </w:tabs>
+        <w:ind w:left="3600" w:hanging="360"/>
+      </w:pPr>
+      <w:rPr/>
+    </w:lvl>
+  </w:abstractNum>
+  <w:abstractNum w:abstractNumId="10">
+    <w:lvl w:ilvl="0">
+      <w:start w:val="1"/>
+      <w:numFmt w:val="bullet"/>
+      <w:lvlText w:val="–"/>
+      <w:lvlJc w:val="left"/>
+      <w:pPr>
+        <w:tabs>
+          <w:tab w:val="num" w:pos="0"/>
+        </w:tabs>
+        <w:ind w:left="360" w:hanging="220"/>
+      </w:pPr>
+      <w:rPr>
+        <w:rFonts w:ascii="Calibri" w:hAnsi="Calibri" w:cs="Calibri" w:hint="default"/>
+        <w:color w:val="718096"/>
+      </w:rPr>
+    </w:lvl>
+    <w:lvl w:ilvl="1">
+      <w:start w:val="1"/>
+      <w:numFmt w:val="decimal"/>
+      <w:lvlText w:val="%2."/>
+      <w:lvlJc w:val="left"/>
+      <w:pPr>
+        <w:tabs>
+          <w:tab w:val="num" w:pos="1080"/>
+        </w:tabs>
+        <w:ind w:left="1080" w:hanging="360"/>
+      </w:pPr>
+      <w:rPr/>
+    </w:lvl>
+    <w:lvl w:ilvl="2">
+      <w:start w:val="1"/>
+      <w:numFmt w:val="decimal"/>
+      <w:lvlText w:val="%3."/>
+      <w:lvlJc w:val="left"/>
+      <w:pPr>
+        <w:tabs>
+          <w:tab w:val="num" w:pos="1440"/>
+        </w:tabs>
+        <w:ind w:left="1440" w:hanging="360"/>
+      </w:pPr>
+      <w:rPr/>
+    </w:lvl>
+    <w:lvl w:ilvl="3">
+      <w:start w:val="1"/>
+      <w:numFmt w:val="decimal"/>
+      <w:lvlText w:val="%4."/>
+      <w:lvlJc w:val="left"/>
+      <w:pPr>
+        <w:tabs>
+          <w:tab w:val="num" w:pos="1800"/>
+        </w:tabs>
+        <w:ind w:left="1800" w:hanging="360"/>
+      </w:pPr>
+      <w:rPr/>
+    </w:lvl>
+    <w:lvl w:ilvl="4">
+      <w:start w:val="1"/>
+      <w:numFmt w:val="decimal"/>
+      <w:lvlText w:val="%5."/>
+      <w:lvlJc w:val="left"/>
+      <w:pPr>
+        <w:tabs>
+          <w:tab w:val="num" w:pos="2160"/>
+        </w:tabs>
+        <w:ind w:left="2160" w:hanging="360"/>
+      </w:pPr>
+      <w:rPr/>
+    </w:lvl>
+    <w:lvl w:ilvl="5">
+      <w:start w:val="1"/>
+      <w:numFmt w:val="decimal"/>
+      <w:lvlText w:val="%6."/>
+      <w:lvlJc w:val="left"/>
+      <w:pPr>
+        <w:tabs>
+          <w:tab w:val="num" w:pos="2520"/>
+        </w:tabs>
+        <w:ind w:left="2520" w:hanging="360"/>
+      </w:pPr>
+      <w:rPr/>
+    </w:lvl>
+    <w:lvl w:ilvl="6">
+      <w:start w:val="1"/>
+      <w:numFmt w:val="decimal"/>
+      <w:lvlText w:val="%7."/>
+      <w:lvlJc w:val="left"/>
+      <w:pPr>
+        <w:tabs>
+          <w:tab w:val="num" w:pos="2880"/>
+        </w:tabs>
+        <w:ind w:left="2880" w:hanging="360"/>
+      </w:pPr>
+      <w:rPr/>
+    </w:lvl>
+    <w:lvl w:ilvl="7">
+      <w:start w:val="1"/>
+      <w:numFmt w:val="decimal"/>
+      <w:lvlText w:val="%8."/>
+      <w:lvlJc w:val="left"/>
+      <w:pPr>
+        <w:tabs>
+          <w:tab w:val="num" w:pos="3240"/>
+        </w:tabs>
+        <w:ind w:left="3240" w:hanging="360"/>
+      </w:pPr>
+      <w:rPr/>
+    </w:lvl>
+    <w:lvl w:ilvl="8">
+      <w:start w:val="1"/>
+      <w:numFmt w:val="decimal"/>
+      <w:lvlText w:val="%9."/>
+      <w:lvlJc w:val="left"/>
+      <w:pPr>
+        <w:tabs>
+          <w:tab w:val="num" w:pos="3600"/>
+        </w:tabs>
+        <w:ind w:left="3600" w:hanging="360"/>
+      </w:pPr>
+      <w:rPr/>
+    </w:lvl>
+  </w:abstractNum>
+  <w:abstractNum w:abstractNumId="11">
+    <w:lvl w:ilvl="0">
+      <w:start w:val="1"/>
+      <w:numFmt w:val="bullet"/>
+      <w:lvlText w:val="–"/>
+      <w:lvlJc w:val="left"/>
+      <w:pPr>
+        <w:tabs>
+          <w:tab w:val="num" w:pos="0"/>
+        </w:tabs>
+        <w:ind w:left="360" w:hanging="220"/>
+      </w:pPr>
+      <w:rPr>
+        <w:rFonts w:ascii="Calibri" w:hAnsi="Calibri" w:cs="Calibri" w:hint="default"/>
+        <w:color w:val="718096"/>
+      </w:rPr>
+    </w:lvl>
+    <w:lvl w:ilvl="1">
+      <w:start w:val="1"/>
+      <w:numFmt w:val="decimal"/>
+      <w:lvlText w:val="%2."/>
+      <w:lvlJc w:val="left"/>
+      <w:pPr>
+        <w:tabs>
+          <w:tab w:val="num" w:pos="1080"/>
+        </w:tabs>
+        <w:ind w:left="1080" w:hanging="360"/>
+      </w:pPr>
+      <w:rPr/>
+    </w:lvl>
+    <w:lvl w:ilvl="2">
+      <w:start w:val="1"/>
+      <w:numFmt w:val="decimal"/>
+      <w:lvlText w:val="%3."/>
+      <w:lvlJc w:val="left"/>
+      <w:pPr>
+        <w:tabs>
+          <w:tab w:val="num" w:pos="1440"/>
+        </w:tabs>
+        <w:ind w:left="1440" w:hanging="360"/>
+      </w:pPr>
+      <w:rPr/>
+    </w:lvl>
+    <w:lvl w:ilvl="3">
+      <w:start w:val="1"/>
+      <w:numFmt w:val="decimal"/>
+      <w:lvlText w:val="%4."/>
+      <w:lvlJc w:val="left"/>
+      <w:pPr>
+        <w:tabs>
+          <w:tab w:val="num" w:pos="1800"/>
+        </w:tabs>
+        <w:ind w:left="1800" w:hanging="360"/>
+      </w:pPr>
+      <w:rPr/>
+    </w:lvl>
+    <w:lvl w:ilvl="4">
+      <w:start w:val="1"/>
+      <w:numFmt w:val="decimal"/>
+      <w:lvlText w:val="%5."/>
+      <w:lvlJc w:val="left"/>
+      <w:pPr>
+        <w:tabs>
+          <w:tab w:val="num" w:pos="2160"/>
+        </w:tabs>
+        <w:ind w:left="2160" w:hanging="360"/>
+      </w:pPr>
+      <w:rPr/>
+    </w:lvl>
+    <w:lvl w:ilvl="5">
+      <w:start w:val="1"/>
+      <w:numFmt w:val="decimal"/>
+      <w:lvlText w:val="%6."/>
+      <w:lvlJc w:val="left"/>
+      <w:pPr>
+        <w:tabs>
+          <w:tab w:val="num" w:pos="2520"/>
+        </w:tabs>
+        <w:ind w:left="2520" w:hanging="360"/>
+      </w:pPr>
+      <w:rPr/>
+    </w:lvl>
+    <w:lvl w:ilvl="6">
+      <w:start w:val="1"/>
+      <w:numFmt w:val="decimal"/>
+      <w:lvlText w:val="%7."/>
+      <w:lvlJc w:val="left"/>
+      <w:pPr>
+        <w:tabs>
+          <w:tab w:val="num" w:pos="2880"/>
+        </w:tabs>
+        <w:ind w:left="2880" w:hanging="360"/>
+      </w:pPr>
+      <w:rPr/>
+    </w:lvl>
+    <w:lvl w:ilvl="7">
+      <w:start w:val="1"/>
+      <w:numFmt w:val="decimal"/>
+      <w:lvlText w:val="%8."/>
+      <w:lvlJc w:val="left"/>
+      <w:pPr>
+        <w:tabs>
+          <w:tab w:val="num" w:pos="3240"/>
+        </w:tabs>
+        <w:ind w:left="3240" w:hanging="360"/>
+      </w:pPr>
+      <w:rPr/>
+    </w:lvl>
+    <w:lvl w:ilvl="8">
+      <w:start w:val="1"/>
+      <w:numFmt w:val="decimal"/>
+      <w:lvlText w:val="%9."/>
+      <w:lvlJc w:val="left"/>
+      <w:pPr>
+        <w:tabs>
+          <w:tab w:val="num" w:pos="3600"/>
+        </w:tabs>
+        <w:ind w:left="3600" w:hanging="360"/>
+      </w:pPr>
+      <w:rPr/>
+    </w:lvl>
+  </w:abstractNum>
+  <w:abstractNum w:abstractNumId="12">
+    <w:lvl w:ilvl="0">
+      <w:start w:val="1"/>
+      <w:numFmt w:val="bullet"/>
+      <w:lvlText w:val="–"/>
+      <w:lvlJc w:val="left"/>
+      <w:pPr>
+        <w:tabs>
+          <w:tab w:val="num" w:pos="0"/>
+        </w:tabs>
+        <w:ind w:left="360" w:hanging="220"/>
+      </w:pPr>
+      <w:rPr>
+        <w:rFonts w:ascii="Calibri" w:hAnsi="Calibri" w:cs="Calibri" w:hint="default"/>
+        <w:color w:val="718096"/>
+      </w:rPr>
+    </w:lvl>
+    <w:lvl w:ilvl="1">
+      <w:start w:val="1"/>
+      <w:numFmt w:val="decimal"/>
+      <w:lvlText w:val="%2."/>
+      <w:lvlJc w:val="left"/>
+      <w:pPr>
+        <w:tabs>
+          <w:tab w:val="num" w:pos="1080"/>
+        </w:tabs>
+        <w:ind w:left="1080" w:hanging="360"/>
+      </w:pPr>
+      <w:rPr/>
+    </w:lvl>
+    <w:lvl w:ilvl="2">
+      <w:start w:val="1"/>
+      <w:numFmt w:val="decimal"/>
+      <w:lvlText w:val="%3."/>
+      <w:lvlJc w:val="left"/>
+      <w:pPr>
+        <w:tabs>
+          <w:tab w:val="num" w:pos="1440"/>
+        </w:tabs>
+        <w:ind w:left="1440" w:hanging="360"/>
+      </w:pPr>
+      <w:rPr/>
+    </w:lvl>
+    <w:lvl w:ilvl="3">
+      <w:start w:val="1"/>
+      <w:numFmt w:val="decimal"/>
+      <w:lvlText w:val="%4."/>
+      <w:lvlJc w:val="left"/>
+      <w:pPr>
+        <w:tabs>
+          <w:tab w:val="num" w:pos="1800"/>
+        </w:tabs>
+        <w:ind w:left="1800" w:hanging="360"/>
+      </w:pPr>
+      <w:rPr/>
+    </w:lvl>
+    <w:lvl w:ilvl="4">
+      <w:start w:val="1"/>
+      <w:numFmt w:val="decimal"/>
+      <w:lvlText w:val="%5."/>
+      <w:lvlJc w:val="left"/>
+      <w:pPr>
+        <w:tabs>
+          <w:tab w:val="num" w:pos="2160"/>
+        </w:tabs>
+        <w:ind w:left="2160" w:hanging="360"/>
+      </w:pPr>
+      <w:rPr/>
+    </w:lvl>
+    <w:lvl w:ilvl="5">
+      <w:start w:val="1"/>
+      <w:numFmt w:val="decimal"/>
+      <w:lvlText w:val="%6."/>
+      <w:lvlJc w:val="left"/>
+      <w:pPr>
+        <w:tabs>
+          <w:tab w:val="num" w:pos="2520"/>
+        </w:tabs>
+        <w:ind w:left="2520" w:hanging="360"/>
+      </w:pPr>
+      <w:rPr/>
+    </w:lvl>
+    <w:lvl w:ilvl="6">
+      <w:start w:val="1"/>
+      <w:numFmt w:val="decimal"/>
+      <w:lvlText w:val="%7."/>
+      <w:lvlJc w:val="left"/>
+      <w:pPr>
+        <w:tabs>
+          <w:tab w:val="num" w:pos="2880"/>
+        </w:tabs>
+        <w:ind w:left="2880" w:hanging="360"/>
+      </w:pPr>
+      <w:rPr/>
+    </w:lvl>
+    <w:lvl w:ilvl="7">
+      <w:start w:val="1"/>
+      <w:numFmt w:val="decimal"/>
+      <w:lvlText w:val="%8."/>
+      <w:lvlJc w:val="left"/>
+      <w:pPr>
+        <w:tabs>
+          <w:tab w:val="num" w:pos="3240"/>
+        </w:tabs>
+        <w:ind w:left="3240" w:hanging="360"/>
+      </w:pPr>
+      <w:rPr/>
+    </w:lvl>
+    <w:lvl w:ilvl="8">
+      <w:start w:val="1"/>
+      <w:numFmt w:val="decimal"/>
+      <w:lvlText w:val="%9."/>
+      <w:lvlJc w:val="left"/>
+      <w:pPr>
+        <w:tabs>
+          <w:tab w:val="num" w:pos="3600"/>
+        </w:tabs>
+        <w:ind w:left="3600" w:hanging="360"/>
+      </w:pPr>
+      <w:rPr/>
+    </w:lvl>
+  </w:abstractNum>
+  <w:abstractNum w:abstractNumId="13">
+    <w:lvl w:ilvl="0">
+      <w:start w:val="1"/>
+      <w:numFmt w:val="bullet"/>
+      <w:lvlText w:val="–"/>
+      <w:lvlJc w:val="left"/>
+      <w:pPr>
+        <w:tabs>
+          <w:tab w:val="num" w:pos="0"/>
+        </w:tabs>
+        <w:ind w:left="360" w:hanging="220"/>
+      </w:pPr>
+      <w:rPr>
+        <w:rFonts w:ascii="Calibri" w:hAnsi="Calibri" w:cs="Calibri" w:hint="default"/>
+        <w:color w:val="718096"/>
+      </w:rPr>
+    </w:lvl>
+    <w:lvl w:ilvl="1">
+      <w:start w:val="1"/>
+      <w:numFmt w:val="decimal"/>
+      <w:lvlText w:val="%2."/>
+      <w:lvlJc w:val="left"/>
+      <w:pPr>
+        <w:tabs>
+          <w:tab w:val="num" w:pos="1080"/>
+        </w:tabs>
+        <w:ind w:left="1080" w:hanging="360"/>
+      </w:pPr>
+      <w:rPr/>
+    </w:lvl>
+    <w:lvl w:ilvl="2">
+      <w:start w:val="1"/>
+      <w:numFmt w:val="decimal"/>
+      <w:lvlText w:val="%3."/>
+      <w:lvlJc w:val="left"/>
+      <w:pPr>
+        <w:tabs>
+          <w:tab w:val="num" w:pos="1440"/>
+        </w:tabs>
+        <w:ind w:left="1440" w:hanging="360"/>
+      </w:pPr>
+      <w:rPr/>
+    </w:lvl>
+    <w:lvl w:ilvl="3">
+      <w:start w:val="1"/>
+      <w:numFmt w:val="decimal"/>
+      <w:lvlText w:val="%4."/>
+      <w:lvlJc w:val="left"/>
+      <w:pPr>
+        <w:tabs>
+          <w:tab w:val="num" w:pos="1800"/>
+        </w:tabs>
+        <w:ind w:left="1800" w:hanging="360"/>
+      </w:pPr>
+      <w:rPr/>
+    </w:lvl>
+    <w:lvl w:ilvl="4">
+      <w:start w:val="1"/>
+      <w:numFmt w:val="decimal"/>
+      <w:lvlText w:val="%5."/>
+      <w:lvlJc w:val="left"/>
+      <w:pPr>
+        <w:tabs>
+          <w:tab w:val="num" w:pos="2160"/>
+        </w:tabs>
+        <w:ind w:left="2160" w:hanging="360"/>
+      </w:pPr>
+      <w:rPr/>
+    </w:lvl>
+    <w:lvl w:ilvl="5">
+      <w:start w:val="1"/>
+      <w:numFmt w:val="decimal"/>
+      <w:lvlText w:val="%6."/>
+      <w:lvlJc w:val="left"/>
+      <w:pPr>
+        <w:tabs>
+          <w:tab w:val="num" w:pos="2520"/>
+        </w:tabs>
+        <w:ind w:left="2520" w:hanging="360"/>
+      </w:pPr>
+      <w:rPr/>
+    </w:lvl>
+    <w:lvl w:ilvl="6">
+      <w:start w:val="1"/>
+      <w:numFmt w:val="decimal"/>
+      <w:lvlText w:val="%7."/>
+      <w:lvlJc w:val="left"/>
+      <w:pPr>
+        <w:tabs>
+          <w:tab w:val="num" w:pos="2880"/>
+        </w:tabs>
+        <w:ind w:left="2880" w:hanging="360"/>
+      </w:pPr>
+      <w:rPr/>
+    </w:lvl>
+    <w:lvl w:ilvl="7">
+      <w:start w:val="1"/>
+      <w:numFmt w:val="decimal"/>
+      <w:lvlText w:val="%8."/>
+      <w:lvlJc w:val="left"/>
+      <w:pPr>
+        <w:tabs>
+          <w:tab w:val="num" w:pos="3240"/>
+        </w:tabs>
+        <w:ind w:left="3240" w:hanging="360"/>
+      </w:pPr>
+      <w:rPr/>
+    </w:lvl>
+    <w:lvl w:ilvl="8">
+      <w:start w:val="1"/>
+      <w:numFmt w:val="decimal"/>
+      <w:lvlText w:val="%9."/>
+      <w:lvlJc w:val="left"/>
+      <w:pPr>
+        <w:tabs>
+          <w:tab w:val="num" w:pos="3600"/>
+        </w:tabs>
+        <w:ind w:left="3600" w:hanging="360"/>
+      </w:pPr>
+      <w:rPr/>
+    </w:lvl>
+  </w:abstractNum>
+  <w:abstractNum w:abstractNumId="14">
+    <w:lvl w:ilvl="0">
+      <w:start w:val="1"/>
+      <w:numFmt w:val="bullet"/>
+      <w:lvlText w:val="–"/>
+      <w:lvlJc w:val="left"/>
+      <w:pPr>
+        <w:tabs>
+          <w:tab w:val="num" w:pos="0"/>
+        </w:tabs>
+        <w:ind w:left="360" w:hanging="220"/>
+      </w:pPr>
+      <w:rPr>
+        <w:rFonts w:ascii="Calibri" w:hAnsi="Calibri" w:cs="Calibri" w:hint="default"/>
+        <w:color w:val="718096"/>
+      </w:rPr>
+    </w:lvl>
+    <w:lvl w:ilvl="1">
+      <w:start w:val="1"/>
+      <w:numFmt w:val="decimal"/>
+      <w:lvlText w:val="%2."/>
+      <w:lvlJc w:val="left"/>
+      <w:pPr>
+        <w:tabs>
+          <w:tab w:val="num" w:pos="1080"/>
+        </w:tabs>
+        <w:ind w:left="1080" w:hanging="360"/>
+      </w:pPr>
+      <w:rPr/>
+    </w:lvl>
+    <w:lvl w:ilvl="2">
+      <w:start w:val="1"/>
+      <w:numFmt w:val="decimal"/>
+      <w:lvlText w:val="%3."/>
+      <w:lvlJc w:val="left"/>
+      <w:pPr>
+        <w:tabs>
+          <w:tab w:val="num" w:pos="1440"/>
+        </w:tabs>
+        <w:ind w:left="1440" w:hanging="360"/>
+      </w:pPr>
+      <w:rPr/>
+    </w:lvl>
+    <w:lvl w:ilvl="3">
+      <w:start w:val="1"/>
+      <w:numFmt w:val="decimal"/>
+      <w:lvlText w:val="%4."/>
+      <w:lvlJc w:val="left"/>
+      <w:pPr>
+        <w:tabs>
+          <w:tab w:val="num" w:pos="1800"/>
+        </w:tabs>
+        <w:ind w:left="1800" w:hanging="360"/>
+      </w:pPr>
+      <w:rPr/>
+    </w:lvl>
+    <w:lvl w:ilvl="4">
+      <w:start w:val="1"/>
+      <w:numFmt w:val="decimal"/>
+      <w:lvlText w:val="%5."/>
+      <w:lvlJc w:val="left"/>
+      <w:pPr>
+        <w:tabs>
+          <w:tab w:val="num" w:pos="2160"/>
+        </w:tabs>
+        <w:ind w:left="2160" w:hanging="360"/>
+      </w:pPr>
+      <w:rPr/>
+    </w:lvl>
+    <w:lvl w:ilvl="5">
+      <w:start w:val="1"/>
+      <w:numFmt w:val="decimal"/>
+      <w:lvlText w:val="%6."/>
+      <w:lvlJc w:val="left"/>
+      <w:pPr>
+        <w:tabs>
+          <w:tab w:val="num" w:pos="2520"/>
+        </w:tabs>
+        <w:ind w:left="2520" w:hanging="360"/>
+      </w:pPr>
+      <w:rPr/>
+    </w:lvl>
+    <w:lvl w:ilvl="6">
+      <w:start w:val="1"/>
+      <w:numFmt w:val="decimal"/>
+      <w:lvlText w:val="%7."/>
+      <w:lvlJc w:val="left"/>
+      <w:pPr>
+        <w:tabs>
+          <w:tab w:val="num" w:pos="2880"/>
+        </w:tabs>
+        <w:ind w:left="2880" w:hanging="360"/>
+      </w:pPr>
+      <w:rPr/>
+    </w:lvl>
+    <w:lvl w:ilvl="7">
+      <w:start w:val="1"/>
+      <w:numFmt w:val="decimal"/>
+      <w:lvlText w:val="%8."/>
+      <w:lvlJc w:val="left"/>
+      <w:pPr>
+        <w:tabs>
+          <w:tab w:val="num" w:pos="3240"/>
+        </w:tabs>
+        <w:ind w:left="3240" w:hanging="360"/>
+      </w:pPr>
+      <w:rPr/>
+    </w:lvl>
+    <w:lvl w:ilvl="8">
+      <w:start w:val="1"/>
+      <w:numFmt w:val="decimal"/>
+      <w:lvlText w:val="%9."/>
+      <w:lvlJc w:val="left"/>
+      <w:pPr>
+        <w:tabs>
+          <w:tab w:val="num" w:pos="3600"/>
+        </w:tabs>
+        <w:ind w:left="3600" w:hanging="360"/>
+      </w:pPr>
+      <w:rPr/>
+    </w:lvl>
+  </w:abstractNum>
+  <w:abstractNum w:abstractNumId="15">
+    <w:lvl w:ilvl="0">
+      <w:start w:val="1"/>
+      <w:numFmt w:val="bullet"/>
+      <w:lvlText w:val="–"/>
+      <w:lvlJc w:val="left"/>
+      <w:pPr>
+        <w:tabs>
+          <w:tab w:val="num" w:pos="0"/>
+        </w:tabs>
+        <w:ind w:left="360" w:hanging="220"/>
+      </w:pPr>
+      <w:rPr>
+        <w:rFonts w:ascii="Calibri" w:hAnsi="Calibri" w:cs="Calibri" w:hint="default"/>
+        <w:color w:val="718096"/>
+      </w:rPr>
+    </w:lvl>
+    <w:lvl w:ilvl="1">
+      <w:start w:val="1"/>
+      <w:numFmt w:val="decimal"/>
+      <w:lvlText w:val="%2."/>
+      <w:lvlJc w:val="left"/>
+      <w:pPr>
+        <w:tabs>
+          <w:tab w:val="num" w:pos="1080"/>
+        </w:tabs>
+        <w:ind w:left="1080" w:hanging="360"/>
+      </w:pPr>
+      <w:rPr/>
+    </w:lvl>
+    <w:lvl w:ilvl="2">
+      <w:start w:val="1"/>
+      <w:numFmt w:val="decimal"/>
+      <w:lvlText w:val="%3."/>
+      <w:lvlJc w:val="left"/>
+      <w:pPr>
+        <w:tabs>
+          <w:tab w:val="num" w:pos="1440"/>
+        </w:tabs>
+        <w:ind w:left="1440" w:hanging="360"/>
+      </w:pPr>
+      <w:rPr/>
+    </w:lvl>
+    <w:lvl w:ilvl="3">
+      <w:start w:val="1"/>
+      <w:numFmt w:val="decimal"/>
+      <w:lvlText w:val="%4."/>
+      <w:lvlJc w:val="left"/>
+      <w:pPr>
+        <w:tabs>
+          <w:tab w:val="num" w:pos="1800"/>
+        </w:tabs>
+        <w:ind w:left="1800" w:hanging="360"/>
+      </w:pPr>
+      <w:rPr/>
+    </w:lvl>
+    <w:lvl w:ilvl="4">
+      <w:start w:val="1"/>
+      <w:numFmt w:val="decimal"/>
+      <w:lvlText w:val="%5."/>
+      <w:lvlJc w:val="left"/>
+      <w:pPr>
+        <w:tabs>
+          <w:tab w:val="num" w:pos="2160"/>
+        </w:tabs>
+        <w:ind w:left="2160" w:hanging="360"/>
+      </w:pPr>
+      <w:rPr/>
+    </w:lvl>
+    <w:lvl w:ilvl="5">
+      <w:start w:val="1"/>
+      <w:numFmt w:val="decimal"/>
+      <w:lvlText w:val="%6."/>
+      <w:lvlJc w:val="left"/>
+      <w:pPr>
+        <w:tabs>
+          <w:tab w:val="num" w:pos="2520"/>
+        </w:tabs>
+        <w:ind w:left="2520" w:hanging="360"/>
+      </w:pPr>
+      <w:rPr/>
+    </w:lvl>
+    <w:lvl w:ilvl="6">
+      <w:start w:val="1"/>
+      <w:numFmt w:val="decimal"/>
+      <w:lvlText w:val="%7."/>
+      <w:lvlJc w:val="left"/>
+      <w:pPr>
+        <w:tabs>
+          <w:tab w:val="num" w:pos="2880"/>
+        </w:tabs>
+        <w:ind w:left="2880" w:hanging="360"/>
+      </w:pPr>
+      <w:rPr/>
+    </w:lvl>
+    <w:lvl w:ilvl="7">
+      <w:start w:val="1"/>
+      <w:numFmt w:val="decimal"/>
+      <w:lvlText w:val="%8."/>
+      <w:lvlJc w:val="left"/>
+      <w:pPr>
+        <w:tabs>
+          <w:tab w:val="num" w:pos="3240"/>
+        </w:tabs>
+        <w:ind w:left="3240" w:hanging="360"/>
+      </w:pPr>
+      <w:rPr/>
+    </w:lvl>
+    <w:lvl w:ilvl="8">
+      <w:start w:val="1"/>
+      <w:numFmt w:val="decimal"/>
+      <w:lvlText w:val="%9."/>
+      <w:lvlJc w:val="left"/>
+      <w:pPr>
+        <w:tabs>
+          <w:tab w:val="num" w:pos="3600"/>
+        </w:tabs>
+        <w:ind w:left="3600" w:hanging="360"/>
+      </w:pPr>
+      <w:rPr/>
+    </w:lvl>
+  </w:abstractNum>
+  <w:abstractNum w:abstractNumId="16">
+    <w:lvl w:ilvl="0">
+      <w:start w:val="1"/>
+      <w:numFmt w:val="bullet"/>
+      <w:lvlText w:val="–"/>
+      <w:lvlJc w:val="left"/>
+      <w:pPr>
+        <w:tabs>
+          <w:tab w:val="num" w:pos="0"/>
+        </w:tabs>
+        <w:ind w:left="360" w:hanging="220"/>
+      </w:pPr>
+      <w:rPr>
+        <w:rFonts w:ascii="Calibri" w:hAnsi="Calibri" w:cs="Calibri" w:hint="default"/>
+        <w:color w:val="718096"/>
+      </w:rPr>
+    </w:lvl>
+    <w:lvl w:ilvl="1">
+      <w:start w:val="1"/>
+      <w:numFmt w:val="decimal"/>
+      <w:lvlText w:val="%2."/>
+      <w:lvlJc w:val="left"/>
+      <w:pPr>
+        <w:tabs>
+          <w:tab w:val="num" w:pos="1080"/>
+        </w:tabs>
+        <w:ind w:left="1080" w:hanging="360"/>
+      </w:pPr>
+      <w:rPr/>
+    </w:lvl>
+    <w:lvl w:ilvl="2">
+      <w:start w:val="1"/>
+      <w:numFmt w:val="decimal"/>
+      <w:lvlText w:val="%3."/>
+      <w:lvlJc w:val="left"/>
+      <w:pPr>
+        <w:tabs>
+          <w:tab w:val="num" w:pos="1440"/>
+        </w:tabs>
+        <w:ind w:left="1440" w:hanging="360"/>
+      </w:pPr>
+      <w:rPr/>
+    </w:lvl>
+    <w:lvl w:ilvl="3">
+      <w:start w:val="1"/>
+      <w:numFmt w:val="decimal"/>
+      <w:lvlText w:val="%4."/>
+      <w:lvlJc w:val="left"/>
+      <w:pPr>
+        <w:tabs>
+          <w:tab w:val="num" w:pos="1800"/>
+        </w:tabs>
+        <w:ind w:left="1800" w:hanging="360"/>
+      </w:pPr>
+      <w:rPr/>
+    </w:lvl>
+    <w:lvl w:ilvl="4">
+      <w:start w:val="1"/>
+      <w:numFmt w:val="decimal"/>
+      <w:lvlText w:val="%5."/>
+      <w:lvlJc w:val="left"/>
+      <w:pPr>
+        <w:tabs>
+          <w:tab w:val="num" w:pos="2160"/>
+        </w:tabs>
+        <w:ind w:left="2160" w:hanging="360"/>
+      </w:pPr>
+      <w:rPr/>
+    </w:lvl>
+    <w:lvl w:ilvl="5">
+      <w:start w:val="1"/>
+      <w:numFmt w:val="decimal"/>
+      <w:lvlText w:val="%6."/>
+      <w:lvlJc w:val="left"/>
+      <w:pPr>
+        <w:tabs>
+          <w:tab w:val="num" w:pos="2520"/>
+        </w:tabs>
+        <w:ind w:left="2520" w:hanging="360"/>
+      </w:pPr>
+      <w:rPr/>
+    </w:lvl>
+    <w:lvl w:ilvl="6">
+      <w:start w:val="1"/>
+      <w:numFmt w:val="decimal"/>
+      <w:lvlText w:val="%7."/>
+      <w:lvlJc w:val="left"/>
+      <w:pPr>
+        <w:tabs>
+          <w:tab w:val="num" w:pos="2880"/>
+        </w:tabs>
+        <w:ind w:left="2880" w:hanging="360"/>
+      </w:pPr>
+      <w:rPr/>
+    </w:lvl>
+    <w:lvl w:ilvl="7">
+      <w:start w:val="1"/>
+      <w:numFmt w:val="decimal"/>
+      <w:lvlText w:val="%8."/>
+      <w:lvlJc w:val="left"/>
+      <w:pPr>
+        <w:tabs>
+          <w:tab w:val="num" w:pos="3240"/>
+        </w:tabs>
+        <w:ind w:left="3240" w:hanging="360"/>
+      </w:pPr>
+      <w:rPr/>
+    </w:lvl>
+    <w:lvl w:ilvl="8">
+      <w:start w:val="1"/>
+      <w:numFmt w:val="decimal"/>
+      <w:lvlText w:val="%9."/>
+      <w:lvlJc w:val="left"/>
+      <w:pPr>
+        <w:tabs>
+          <w:tab w:val="num" w:pos="3600"/>
+        </w:tabs>
+        <w:ind w:left="3600" w:hanging="360"/>
+      </w:pPr>
+      <w:rPr/>
+    </w:lvl>
+  </w:abstractNum>
+  <w:abstractNum w:abstractNumId="17">
+    <w:lvl w:ilvl="0">
+      <w:start w:val="1"/>
+      <w:numFmt w:val="bullet"/>
+      <w:lvlText w:val="–"/>
+      <w:lvlJc w:val="left"/>
+      <w:pPr>
+        <w:tabs>
+          <w:tab w:val="num" w:pos="0"/>
+        </w:tabs>
+        <w:ind w:left="360" w:hanging="220"/>
+      </w:pPr>
+      <w:rPr>
+        <w:rFonts w:ascii="Calibri" w:hAnsi="Calibri" w:cs="Calibri" w:hint="default"/>
+        <w:color w:val="718096"/>
+      </w:rPr>
+    </w:lvl>
+    <w:lvl w:ilvl="1">
+      <w:start w:val="1"/>
+      <w:numFmt w:val="decimal"/>
+      <w:lvlText w:val="%2."/>
+      <w:lvlJc w:val="left"/>
+      <w:pPr>
+        <w:tabs>
+          <w:tab w:val="num" w:pos="1080"/>
+        </w:tabs>
+        <w:ind w:left="1080" w:hanging="360"/>
+      </w:pPr>
+      <w:rPr/>
+    </w:lvl>
+    <w:lvl w:ilvl="2">
+      <w:start w:val="1"/>
+      <w:numFmt w:val="decimal"/>
+      <w:lvlText w:val="%3."/>
+      <w:lvlJc w:val="left"/>
+      <w:pPr>
+        <w:tabs>
+          <w:tab w:val="num" w:pos="1440"/>
+        </w:tabs>
+        <w:ind w:left="1440" w:hanging="360"/>
+      </w:pPr>
+      <w:rPr/>
+    </w:lvl>
+    <w:lvl w:ilvl="3">
+      <w:start w:val="1"/>
+      <w:numFmt w:val="decimal"/>
+      <w:lvlText w:val="%4."/>
+      <w:lvlJc w:val="left"/>
+      <w:pPr>
+        <w:tabs>
+          <w:tab w:val="num" w:pos="1800"/>
+        </w:tabs>
+        <w:ind w:left="1800" w:hanging="360"/>
+      </w:pPr>
+      <w:rPr/>
+    </w:lvl>
+    <w:lvl w:ilvl="4">
+      <w:start w:val="1"/>
+      <w:numFmt w:val="decimal"/>
+      <w:lvlText w:val="%5."/>
+      <w:lvlJc w:val="left"/>
+      <w:pPr>
+        <w:tabs>
+          <w:tab w:val="num" w:pos="2160"/>
+        </w:tabs>
+        <w:ind w:left="2160" w:hanging="360"/>
+      </w:pPr>
+      <w:rPr/>
+    </w:lvl>
+    <w:lvl w:ilvl="5">
+      <w:start w:val="1"/>
+      <w:numFmt w:val="decimal"/>
+      <w:lvlText w:val="%6."/>
+      <w:lvlJc w:val="left"/>
+      <w:pPr>
+        <w:tabs>
+          <w:tab w:val="num" w:pos="2520"/>
+        </w:tabs>
+        <w:ind w:left="2520" w:hanging="360"/>
+      </w:pPr>
+      <w:rPr/>
+    </w:lvl>
+    <w:lvl w:ilvl="6">
+      <w:start w:val="1"/>
+      <w:numFmt w:val="decimal"/>
+      <w:lvlText w:val="%7."/>
+      <w:lvlJc w:val="left"/>
+      <w:pPr>
+        <w:tabs>
+          <w:tab w:val="num" w:pos="2880"/>
+        </w:tabs>
+        <w:ind w:left="2880" w:hanging="360"/>
+      </w:pPr>
+      <w:rPr/>
+    </w:lvl>
+    <w:lvl w:ilvl="7">
+      <w:start w:val="1"/>
+      <w:numFmt w:val="decimal"/>
+      <w:lvlText w:val="%8."/>
+      <w:lvlJc w:val="left"/>
+      <w:pPr>
+        <w:tabs>
+          <w:tab w:val="num" w:pos="3240"/>
+        </w:tabs>
+        <w:ind w:left="3240" w:hanging="360"/>
+      </w:pPr>
+      <w:rPr/>
+    </w:lvl>
+    <w:lvl w:ilvl="8">
+      <w:start w:val="1"/>
+      <w:numFmt w:val="decimal"/>
+      <w:lvlText w:val="%9."/>
+      <w:lvlJc w:val="left"/>
+      <w:pPr>
+        <w:tabs>
+          <w:tab w:val="num" w:pos="3600"/>
+        </w:tabs>
+        <w:ind w:left="3600" w:hanging="360"/>
+      </w:pPr>
+      <w:rPr/>
+    </w:lvl>
+  </w:abstractNum>
+  <w:abstractNum w:abstractNumId="18">
+    <w:lvl w:ilvl="0">
+      <w:start w:val="1"/>
+      <w:numFmt w:val="bullet"/>
+      <w:lvlText w:val="–"/>
+      <w:lvlJc w:val="left"/>
+      <w:pPr>
+        <w:tabs>
+          <w:tab w:val="num" w:pos="0"/>
+        </w:tabs>
+        <w:ind w:left="360" w:hanging="220"/>
+      </w:pPr>
+      <w:rPr>
+        <w:rFonts w:ascii="Calibri" w:hAnsi="Calibri" w:cs="Calibri" w:hint="default"/>
+        <w:color w:val="718096"/>
+      </w:rPr>
+    </w:lvl>
+    <w:lvl w:ilvl="1">
+      <w:start w:val="1"/>
+      <w:numFmt w:val="decimal"/>
+      <w:lvlText w:val="%2."/>
+      <w:lvlJc w:val="left"/>
+      <w:pPr>
+        <w:tabs>
+          <w:tab w:val="num" w:pos="1080"/>
+        </w:tabs>
+        <w:ind w:left="1080" w:hanging="360"/>
+      </w:pPr>
+      <w:rPr/>
+    </w:lvl>
+    <w:lvl w:ilvl="2">
+      <w:start w:val="1"/>
+      <w:numFmt w:val="decimal"/>
+      <w:lvlText w:val="%3."/>
+      <w:lvlJc w:val="left"/>
+      <w:pPr>
+        <w:tabs>
+          <w:tab w:val="num" w:pos="1440"/>
+        </w:tabs>
+        <w:ind w:left="1440" w:hanging="360"/>
+      </w:pPr>
+      <w:rPr/>
+    </w:lvl>
+    <w:lvl w:ilvl="3">
+      <w:start w:val="1"/>
+      <w:numFmt w:val="decimal"/>
+      <w:lvlText w:val="%4."/>
+      <w:lvlJc w:val="left"/>
+      <w:pPr>
+        <w:tabs>
+          <w:tab w:val="num" w:pos="1800"/>
+        </w:tabs>
+        <w:ind w:left="1800" w:hanging="360"/>
+      </w:pPr>
+      <w:rPr/>
+    </w:lvl>
+    <w:lvl w:ilvl="4">
+      <w:start w:val="1"/>
+      <w:numFmt w:val="decimal"/>
+      <w:lvlText w:val="%5."/>
+      <w:lvlJc w:val="left"/>
+      <w:pPr>
+        <w:tabs>
+          <w:tab w:val="num" w:pos="2160"/>
+        </w:tabs>
+        <w:ind w:left="2160" w:hanging="360"/>
+      </w:pPr>
+      <w:rPr/>
+    </w:lvl>
+    <w:lvl w:ilvl="5">
+      <w:start w:val="1"/>
+      <w:numFmt w:val="decimal"/>
+      <w:lvlText w:val="%6."/>
+      <w:lvlJc w:val="left"/>
+      <w:pPr>
+        <w:tabs>
+          <w:tab w:val="num" w:pos="2520"/>
+        </w:tabs>
+        <w:ind w:left="2520" w:hanging="360"/>
+      </w:pPr>
+      <w:rPr/>
+    </w:lvl>
+    <w:lvl w:ilvl="6">
+      <w:start w:val="1"/>
+      <w:numFmt w:val="decimal"/>
+      <w:lvlText w:val="%7."/>
+      <w:lvlJc w:val="left"/>
+      <w:pPr>
+        <w:tabs>
+          <w:tab w:val="num" w:pos="2880"/>
+        </w:tabs>
+        <w:ind w:left="2880" w:hanging="360"/>
+      </w:pPr>
+      <w:rPr/>
+    </w:lvl>
+    <w:lvl w:ilvl="7">
+      <w:start w:val="1"/>
+      <w:numFmt w:val="decimal"/>
+      <w:lvlText w:val="%8."/>
+      <w:lvlJc w:val="left"/>
+      <w:pPr>
+        <w:tabs>
+          <w:tab w:val="num" w:pos="3240"/>
+        </w:tabs>
+        <w:ind w:left="3240" w:hanging="360"/>
+      </w:pPr>
+      <w:rPr/>
+    </w:lvl>
+    <w:lvl w:ilvl="8">
+      <w:start w:val="1"/>
+      <w:numFmt w:val="decimal"/>
+      <w:lvlText w:val="%9."/>
+      <w:lvlJc w:val="left"/>
+      <w:pPr>
+        <w:tabs>
+          <w:tab w:val="num" w:pos="3600"/>
+        </w:tabs>
+        <w:ind w:left="3600" w:hanging="360"/>
+      </w:pPr>
+      <w:rPr/>
+    </w:lvl>
+  </w:abstractNum>
+  <w:abstractNum w:abstractNumId="19">
+    <w:lvl w:ilvl="0">
+      <w:start w:val="1"/>
+      <w:numFmt w:val="bullet"/>
+      <w:lvlText w:val="–"/>
+      <w:lvlJc w:val="left"/>
+      <w:pPr>
+        <w:tabs>
+          <w:tab w:val="num" w:pos="0"/>
+        </w:tabs>
+        <w:ind w:left="360" w:hanging="220"/>
+      </w:pPr>
+      <w:rPr>
+        <w:rFonts w:ascii="Calibri" w:hAnsi="Calibri" w:cs="Calibri" w:hint="default"/>
+        <w:color w:val="718096"/>
+      </w:rPr>
+    </w:lvl>
+    <w:lvl w:ilvl="1">
+      <w:start w:val="1"/>
+      <w:numFmt w:val="decimal"/>
+      <w:lvlText w:val="%2."/>
+      <w:lvlJc w:val="left"/>
+      <w:pPr>
+        <w:tabs>
+          <w:tab w:val="num" w:pos="1080"/>
+        </w:tabs>
+        <w:ind w:left="1080" w:hanging="360"/>
+      </w:pPr>
+      <w:rPr/>
+    </w:lvl>
+    <w:lvl w:ilvl="2">
+      <w:start w:val="1"/>
+      <w:numFmt w:val="decimal"/>
+      <w:lvlText w:val="%3."/>
+      <w:lvlJc w:val="left"/>
+      <w:pPr>
+        <w:tabs>
+          <w:tab w:val="num" w:pos="1440"/>
+        </w:tabs>
+        <w:ind w:left="1440" w:hanging="360"/>
+      </w:pPr>
+      <w:rPr/>
+    </w:lvl>
+    <w:lvl w:ilvl="3">
+      <w:start w:val="1"/>
+      <w:numFmt w:val="decimal"/>
+      <w:lvlText w:val="%4."/>
+      <w:lvlJc w:val="left"/>
+      <w:pPr>
+        <w:tabs>
+          <w:tab w:val="num" w:pos="1800"/>
+        </w:tabs>
+        <w:ind w:left="1800" w:hanging="360"/>
+      </w:pPr>
+      <w:rPr/>
+    </w:lvl>
+    <w:lvl w:ilvl="4">
+      <w:start w:val="1"/>
+      <w:numFmt w:val="decimal"/>
+      <w:lvlText w:val="%5."/>
+      <w:lvlJc w:val="left"/>
+      <w:pPr>
+        <w:tabs>
+          <w:tab w:val="num" w:pos="2160"/>
+        </w:tabs>
+        <w:ind w:left="2160" w:hanging="360"/>
+      </w:pPr>
+      <w:rPr/>
+    </w:lvl>
+    <w:lvl w:ilvl="5">
+      <w:start w:val="1"/>
+      <w:numFmt w:val="decimal"/>
+      <w:lvlText w:val="%6."/>
+      <w:lvlJc w:val="left"/>
+      <w:pPr>
+        <w:tabs>
+          <w:tab w:val="num" w:pos="2520"/>
+        </w:tabs>
+        <w:ind w:left="2520" w:hanging="360"/>
+      </w:pPr>
+      <w:rPr/>
+    </w:lvl>
+    <w:lvl w:ilvl="6">
+      <w:start w:val="1"/>
+      <w:numFmt w:val="decimal"/>
+      <w:lvlText w:val="%7."/>
+      <w:lvlJc w:val="left"/>
+      <w:pPr>
+        <w:tabs>
+          <w:tab w:val="num" w:pos="2880"/>
+        </w:tabs>
+        <w:ind w:left="2880" w:hanging="360"/>
+      </w:pPr>
+      <w:rPr/>
+    </w:lvl>
+    <w:lvl w:ilvl="7">
+      <w:start w:val="1"/>
+      <w:numFmt w:val="decimal"/>
+      <w:lvlText w:val="%8."/>
+      <w:lvlJc w:val="left"/>
+      <w:pPr>
+        <w:tabs>
+          <w:tab w:val="num" w:pos="3240"/>
+        </w:tabs>
+        <w:ind w:left="3240" w:hanging="360"/>
+      </w:pPr>
+      <w:rPr/>
+    </w:lvl>
+    <w:lvl w:ilvl="8">
+      <w:start w:val="1"/>
+      <w:numFmt w:val="decimal"/>
+      <w:lvlText w:val="%9."/>
+      <w:lvlJc w:val="left"/>
+      <w:pPr>
+        <w:tabs>
+          <w:tab w:val="num" w:pos="3600"/>
+        </w:tabs>
+        <w:ind w:left="3600" w:hanging="360"/>
+      </w:pPr>
+      <w:rPr/>
+    </w:lvl>
+  </w:abstractNum>
+  <w:abstractNum w:abstractNumId="20">
+    <w:lvl w:ilvl="0">
+      <w:start w:val="1"/>
+      <w:numFmt w:val="bullet"/>
+      <w:lvlText w:val="–"/>
+      <w:lvlJc w:val="left"/>
+      <w:pPr>
+        <w:tabs>
+          <w:tab w:val="num" w:pos="0"/>
+        </w:tabs>
+        <w:ind w:left="360" w:hanging="220"/>
+      </w:pPr>
+      <w:rPr>
+        <w:rFonts w:ascii="Calibri" w:hAnsi="Calibri" w:cs="Calibri" w:hint="default"/>
+        <w:color w:val="718096"/>
+      </w:rPr>
+    </w:lvl>
+    <w:lvl w:ilvl="1">
+      <w:start w:val="1"/>
+      <w:numFmt w:val="decimal"/>
+      <w:lvlText w:val="%2."/>
+      <w:lvlJc w:val="left"/>
+      <w:pPr>
+        <w:tabs>
+          <w:tab w:val="num" w:pos="1080"/>
+        </w:tabs>
+        <w:ind w:left="1080" w:hanging="360"/>
+      </w:pPr>
+      <w:rPr/>
+    </w:lvl>
+    <w:lvl w:ilvl="2">
+      <w:start w:val="1"/>
+      <w:numFmt w:val="decimal"/>
+      <w:lvlText w:val="%3."/>
+      <w:lvlJc w:val="left"/>
+      <w:pPr>
+        <w:tabs>
+          <w:tab w:val="num" w:pos="1440"/>
+        </w:tabs>
+        <w:ind w:left="1440" w:hanging="360"/>
+      </w:pPr>
+      <w:rPr/>
+    </w:lvl>
+    <w:lvl w:ilvl="3">
+      <w:start w:val="1"/>
+      <w:numFmt w:val="decimal"/>
+      <w:lvlText w:val="%4."/>
+      <w:lvlJc w:val="left"/>
+      <w:pPr>
+        <w:tabs>
+          <w:tab w:val="num" w:pos="1800"/>
+        </w:tabs>
+        <w:ind w:left="1800" w:hanging="360"/>
+      </w:pPr>
+      <w:rPr/>
+    </w:lvl>
+    <w:lvl w:ilvl="4">
+      <w:start w:val="1"/>
+      <w:numFmt w:val="decimal"/>
+      <w:lvlText w:val="%5."/>
+      <w:lvlJc w:val="left"/>
+      <w:pPr>
+        <w:tabs>
+          <w:tab w:val="num" w:pos="2160"/>
+        </w:tabs>
+        <w:ind w:left="2160" w:hanging="360"/>
+      </w:pPr>
+      <w:rPr/>
+    </w:lvl>
+    <w:lvl w:ilvl="5">
+      <w:start w:val="1"/>
+      <w:numFmt w:val="decimal"/>
+      <w:lvlText w:val="%6."/>
+      <w:lvlJc w:val="left"/>
+      <w:pPr>
+        <w:tabs>
+          <w:tab w:val="num" w:pos="2520"/>
+        </w:tabs>
+        <w:ind w:left="2520" w:hanging="360"/>
+      </w:pPr>
+      <w:rPr/>
+    </w:lvl>
+    <w:lvl w:ilvl="6">
+      <w:start w:val="1"/>
+      <w:numFmt w:val="decimal"/>
+      <w:lvlText w:val="%7."/>
+      <w:lvlJc w:val="left"/>
+      <w:pPr>
+        <w:tabs>
+          <w:tab w:val="num" w:pos="2880"/>
+        </w:tabs>
+        <w:ind w:left="2880" w:hanging="360"/>
+      </w:pPr>
+      <w:rPr/>
+    </w:lvl>
+    <w:lvl w:ilvl="7">
+      <w:start w:val="1"/>
+      <w:numFmt w:val="decimal"/>
+      <w:lvlText w:val="%8."/>
+      <w:lvlJc w:val="left"/>
+      <w:pPr>
+        <w:tabs>
+          <w:tab w:val="num" w:pos="3240"/>
+        </w:tabs>
+        <w:ind w:left="3240" w:hanging="360"/>
+      </w:pPr>
+      <w:rPr/>
+    </w:lvl>
+    <w:lvl w:ilvl="8">
+      <w:start w:val="1"/>
+      <w:numFmt w:val="decimal"/>
+      <w:lvlText w:val="%9."/>
+      <w:lvlJc w:val="left"/>
+      <w:pPr>
+        <w:tabs>
+          <w:tab w:val="num" w:pos="3600"/>
+        </w:tabs>
+        <w:ind w:left="3600" w:hanging="360"/>
+      </w:pPr>
+      <w:rPr/>
+    </w:lvl>
+  </w:abstractNum>
+  <w:abstractNum w:abstractNumId="21">
+    <w:lvl w:ilvl="0">
+      <w:start w:val="1"/>
+      <w:numFmt w:val="bullet"/>
+      <w:lvlText w:val="–"/>
+      <w:lvlJc w:val="left"/>
+      <w:pPr>
+        <w:tabs>
+          <w:tab w:val="num" w:pos="0"/>
+        </w:tabs>
+        <w:ind w:left="360" w:hanging="220"/>
+      </w:pPr>
+      <w:rPr>
+        <w:rFonts w:ascii="Calibri" w:hAnsi="Calibri" w:cs="Calibri" w:hint="default"/>
+        <w:color w:val="718096"/>
+      </w:rPr>
+    </w:lvl>
+    <w:lvl w:ilvl="1">
+      <w:start w:val="1"/>
+      <w:numFmt w:val="decimal"/>
+      <w:lvlText w:val="%2."/>
+      <w:lvlJc w:val="left"/>
+      <w:pPr>
+        <w:tabs>
+          <w:tab w:val="num" w:pos="1080"/>
+        </w:tabs>
+        <w:ind w:left="1080" w:hanging="360"/>
+      </w:pPr>
+      <w:rPr/>
+    </w:lvl>
+    <w:lvl w:ilvl="2">
+      <w:start w:val="1"/>
+      <w:numFmt w:val="decimal"/>
+      <w:lvlText w:val="%3."/>
+      <w:lvlJc w:val="left"/>
+      <w:pPr>
+        <w:tabs>
+          <w:tab w:val="num" w:pos="1440"/>
+        </w:tabs>
+        <w:ind w:left="1440" w:hanging="360"/>
+      </w:pPr>
+      <w:rPr/>
+    </w:lvl>
+    <w:lvl w:ilvl="3">
+      <w:start w:val="1"/>
+      <w:numFmt w:val="decimal"/>
+      <w:lvlText w:val="%4."/>
+      <w:lvlJc w:val="left"/>
+      <w:pPr>
+        <w:tabs>
+          <w:tab w:val="num" w:pos="1800"/>
+        </w:tabs>
+        <w:ind w:left="1800" w:hanging="360"/>
+      </w:pPr>
+      <w:rPr/>
+    </w:lvl>
+    <w:lvl w:ilvl="4">
+      <w:start w:val="1"/>
+      <w:numFmt w:val="decimal"/>
+      <w:lvlText w:val="%5."/>
+      <w:lvlJc w:val="left"/>
+      <w:pPr>
+        <w:tabs>
+          <w:tab w:val="num" w:pos="2160"/>
+        </w:tabs>
+        <w:ind w:left="2160" w:hanging="360"/>
+      </w:pPr>
+      <w:rPr/>
+    </w:lvl>
+    <w:lvl w:ilvl="5">
+      <w:start w:val="1"/>
+      <w:numFmt w:val="decimal"/>
+      <w:lvlText w:val="%6."/>
+      <w:lvlJc w:val="left"/>
+      <w:pPr>
+        <w:tabs>
+          <w:tab w:val="num" w:pos="2520"/>
+        </w:tabs>
+        <w:ind w:left="2520" w:hanging="360"/>
+      </w:pPr>
+      <w:rPr/>
+    </w:lvl>
+    <w:lvl w:ilvl="6">
+      <w:start w:val="1"/>
+      <w:numFmt w:val="decimal"/>
+      <w:lvlText w:val="%7."/>
+      <w:lvlJc w:val="left"/>
+      <w:pPr>
+        <w:tabs>
+          <w:tab w:val="num" w:pos="2880"/>
+        </w:tabs>
+        <w:ind w:left="2880" w:hanging="360"/>
+      </w:pPr>
+      <w:rPr/>
+    </w:lvl>
+    <w:lvl w:ilvl="7">
+      <w:start w:val="1"/>
+      <w:numFmt w:val="decimal"/>
+      <w:lvlText w:val="%8."/>
+      <w:lvlJc w:val="left"/>
+      <w:pPr>
+        <w:tabs>
+          <w:tab w:val="num" w:pos="3240"/>
+        </w:tabs>
+        <w:ind w:left="3240" w:hanging="360"/>
+      </w:pPr>
+      <w:rPr/>
+    </w:lvl>
+    <w:lvl w:ilvl="8">
+      <w:start w:val="1"/>
+      <w:numFmt w:val="decimal"/>
+      <w:lvlText w:val="%9."/>
+      <w:lvlJc w:val="left"/>
+      <w:pPr>
+        <w:tabs>
+          <w:tab w:val="num" w:pos="3600"/>
+        </w:tabs>
+        <w:ind w:left="3600" w:hanging="360"/>
+      </w:pPr>
+      <w:rPr/>
+    </w:lvl>
+  </w:abstractNum>
+  <w:abstractNum w:abstractNumId="22">
+    <w:lvl w:ilvl="0">
+      <w:start w:val="1"/>
+      <w:numFmt w:val="bullet"/>
+      <w:lvlText w:val="–"/>
+      <w:lvlJc w:val="left"/>
+      <w:pPr>
+        <w:tabs>
+          <w:tab w:val="num" w:pos="0"/>
+        </w:tabs>
+        <w:ind w:left="360" w:hanging="220"/>
+      </w:pPr>
+      <w:rPr>
+        <w:rFonts w:ascii="Calibri" w:hAnsi="Calibri" w:cs="Calibri" w:hint="default"/>
+        <w:color w:val="718096"/>
+      </w:rPr>
+    </w:lvl>
+    <w:lvl w:ilvl="1">
+      <w:start w:val="1"/>
+      <w:numFmt w:val="decimal"/>
+      <w:lvlText w:val="%2."/>
+      <w:lvlJc w:val="left"/>
+      <w:pPr>
+        <w:tabs>
+          <w:tab w:val="num" w:pos="1080"/>
+        </w:tabs>
+        <w:ind w:left="1080" w:hanging="360"/>
+      </w:pPr>
+      <w:rPr/>
+    </w:lvl>
+    <w:lvl w:ilvl="2">
+      <w:start w:val="1"/>
+      <w:numFmt w:val="decimal"/>
+      <w:lvlText w:val="%3."/>
+      <w:lvlJc w:val="left"/>
+      <w:pPr>
+        <w:tabs>
+          <w:tab w:val="num" w:pos="1440"/>
+        </w:tabs>
+        <w:ind w:left="1440" w:hanging="360"/>
+      </w:pPr>
+      <w:rPr/>
+    </w:lvl>
+    <w:lvl w:ilvl="3">
+      <w:start w:val="1"/>
+      <w:numFmt w:val="decimal"/>
+      <w:lvlText w:val="%4."/>
+      <w:lvlJc w:val="left"/>
+      <w:pPr>
+        <w:tabs>
+          <w:tab w:val="num" w:pos="1800"/>
+        </w:tabs>
+        <w:ind w:left="1800" w:hanging="360"/>
+      </w:pPr>
+      <w:rPr/>
+    </w:lvl>
+    <w:lvl w:ilvl="4">
+      <w:start w:val="1"/>
+      <w:numFmt w:val="decimal"/>
+      <w:lvlText w:val="%5."/>
+      <w:lvlJc w:val="left"/>
+      <w:pPr>
+        <w:tabs>
+          <w:tab w:val="num" w:pos="2160"/>
+        </w:tabs>
+        <w:ind w:left="2160" w:hanging="360"/>
+      </w:pPr>
+      <w:rPr/>
+    </w:lvl>
+    <w:lvl w:ilvl="5">
+      <w:start w:val="1"/>
+      <w:numFmt w:val="decimal"/>
+      <w:lvlText w:val="%6."/>
+      <w:lvlJc w:val="left"/>
+      <w:pPr>
+        <w:tabs>
+          <w:tab w:val="num" w:pos="2520"/>
+        </w:tabs>
+        <w:ind w:left="2520" w:hanging="360"/>
+      </w:pPr>
+      <w:rPr/>
+    </w:lvl>
+    <w:lvl w:ilvl="6">
+      <w:start w:val="1"/>
+      <w:numFmt w:val="decimal"/>
+      <w:lvlText w:val="%7."/>
+      <w:lvlJc w:val="left"/>
+      <w:pPr>
+        <w:tabs>
+          <w:tab w:val="num" w:pos="2880"/>
+        </w:tabs>
+        <w:ind w:left="2880" w:hanging="360"/>
+      </w:pPr>
+      <w:rPr/>
+    </w:lvl>
+    <w:lvl w:ilvl="7">
+      <w:start w:val="1"/>
+      <w:numFmt w:val="decimal"/>
+      <w:lvlText w:val="%8."/>
+      <w:lvlJc w:val="left"/>
+      <w:pPr>
+        <w:tabs>
+          <w:tab w:val="num" w:pos="3240"/>
+        </w:tabs>
+        <w:ind w:left="3240" w:hanging="360"/>
+      </w:pPr>
+      <w:rPr/>
+    </w:lvl>
+    <w:lvl w:ilvl="8">
+      <w:start w:val="1"/>
+      <w:numFmt w:val="decimal"/>
+      <w:lvlText w:val="%9."/>
+      <w:lvlJc w:val="left"/>
+      <w:pPr>
+        <w:tabs>
+          <w:tab w:val="num" w:pos="3600"/>
+        </w:tabs>
+        <w:ind w:left="3600" w:hanging="360"/>
+      </w:pPr>
+      <w:rPr/>
+    </w:lvl>
+  </w:abstractNum>
+  <w:abstractNum w:abstractNumId="23">
+    <w:lvl w:ilvl="0">
+      <w:start w:val="1"/>
       <w:numFmt w:val="none"/>
       <w:suff w:val="nothing"/>
       <w:lvlText w:val=""/>
@@ -1977,73 +4408,133 @@
     <w:abstractNumId w:val="3"/>
   </w:num>
   <w:num w:numId="4">
-    <w:abstractNumId w:val="2"/>
+    <w:abstractNumId w:val="4"/>
+  </w:num>
+  <w:num w:numId="5">
+    <w:abstractNumId w:val="5"/>
+  </w:num>
+  <w:num w:numId="6">
+    <w:abstractNumId w:val="6"/>
+  </w:num>
+  <w:num w:numId="7">
+    <w:abstractNumId w:val="7"/>
+  </w:num>
+  <w:num w:numId="8">
+    <w:abstractNumId w:val="8"/>
+  </w:num>
+  <w:num w:numId="9">
+    <w:abstractNumId w:val="9"/>
+  </w:num>
+  <w:num w:numId="10">
+    <w:abstractNumId w:val="10"/>
+  </w:num>
+  <w:num w:numId="11">
+    <w:abstractNumId w:val="11"/>
+  </w:num>
+  <w:num w:numId="12">
+    <w:abstractNumId w:val="12"/>
+  </w:num>
+  <w:num w:numId="13">
+    <w:abstractNumId w:val="13"/>
+  </w:num>
+  <w:num w:numId="14">
+    <w:abstractNumId w:val="14"/>
+  </w:num>
+  <w:num w:numId="15">
+    <w:abstractNumId w:val="15"/>
+  </w:num>
+  <w:num w:numId="16">
+    <w:abstractNumId w:val="16"/>
+  </w:num>
+  <w:num w:numId="17">
+    <w:abstractNumId w:val="17"/>
+  </w:num>
+  <w:num w:numId="18">
+    <w:abstractNumId w:val="18"/>
+  </w:num>
+  <w:num w:numId="19">
+    <w:abstractNumId w:val="19"/>
+  </w:num>
+  <w:num w:numId="20">
+    <w:abstractNumId w:val="20"/>
+  </w:num>
+  <w:num w:numId="21">
+    <w:abstractNumId w:val="21"/>
+  </w:num>
+  <w:num w:numId="22">
+    <w:abstractNumId w:val="22"/>
+  </w:num>
+  <w:num w:numId="23">
+    <w:abstractNumId w:val="23"/>
+  </w:num>
+  <w:num w:numId="24">
+    <w:abstractNumId w:val="1"/>
     <w:lvlOverride w:ilvl="0">
       <w:startOverride w:val="1"/>
     </w:lvlOverride>
   </w:num>
-  <w:num w:numId="5">
-    <w:abstractNumId w:val="2"/>
+  <w:num w:numId="25">
+    <w:abstractNumId w:val="1"/>
   </w:num>
-  <w:num w:numId="6">
-    <w:abstractNumId w:val="2"/>
+  <w:num w:numId="26">
+    <w:abstractNumId w:val="1"/>
   </w:num>
-  <w:num w:numId="7">
-    <w:abstractNumId w:val="2"/>
+  <w:num w:numId="27">
+    <w:abstractNumId w:val="1"/>
   </w:num>
-  <w:num w:numId="8">
-    <w:abstractNumId w:val="2"/>
+  <w:num w:numId="28">
+    <w:abstractNumId w:val="1"/>
   </w:num>
-  <w:num w:numId="9">
-    <w:abstractNumId w:val="2"/>
+  <w:num w:numId="29">
+    <w:abstractNumId w:val="1"/>
   </w:num>
-  <w:num w:numId="10">
-    <w:abstractNumId w:val="2"/>
+  <w:num w:numId="30">
+    <w:abstractNumId w:val="1"/>
   </w:num>
-  <w:num w:numId="11">
-    <w:abstractNumId w:val="2"/>
+  <w:num w:numId="31">
+    <w:abstractNumId w:val="1"/>
   </w:num>
-  <w:num w:numId="12">
-    <w:abstractNumId w:val="2"/>
+  <w:num w:numId="32">
+    <w:abstractNumId w:val="1"/>
   </w:num>
-  <w:num w:numId="13">
-    <w:abstractNumId w:val="2"/>
+  <w:num w:numId="33">
+    <w:abstractNumId w:val="1"/>
   </w:num>
-  <w:num w:numId="14">
-    <w:abstractNumId w:val="2"/>
+  <w:num w:numId="34">
+    <w:abstractNumId w:val="1"/>
   </w:num>
-  <w:num w:numId="15">
-    <w:abstractNumId w:val="2"/>
+  <w:num w:numId="35">
+    <w:abstractNumId w:val="1"/>
   </w:num>
-  <w:num w:numId="16">
-    <w:abstractNumId w:val="2"/>
+  <w:num w:numId="36">
+    <w:abstractNumId w:val="1"/>
   </w:num>
-  <w:num w:numId="17">
-    <w:abstractNumId w:val="2"/>
+  <w:num w:numId="37">
+    <w:abstractNumId w:val="1"/>
   </w:num>
-  <w:num w:numId="18">
-    <w:abstractNumId w:val="2"/>
+  <w:num w:numId="38">
+    <w:abstractNumId w:val="1"/>
   </w:num>
-  <w:num w:numId="19">
-    <w:abstractNumId w:val="2"/>
+  <w:num w:numId="39">
+    <w:abstractNumId w:val="1"/>
   </w:num>
-  <w:num w:numId="20">
-    <w:abstractNumId w:val="2"/>
+  <w:num w:numId="40">
+    <w:abstractNumId w:val="1"/>
   </w:num>
-  <w:num w:numId="21">
-    <w:abstractNumId w:val="2"/>
+  <w:num w:numId="41">
+    <w:abstractNumId w:val="1"/>
   </w:num>
-  <w:num w:numId="22">
-    <w:abstractNumId w:val="2"/>
+  <w:num w:numId="42">
+    <w:abstractNumId w:val="1"/>
   </w:num>
-  <w:num w:numId="23">
-    <w:abstractNumId w:val="2"/>
+  <w:num w:numId="43">
+    <w:abstractNumId w:val="1"/>
   </w:num>
-  <w:num w:numId="24">
-    <w:abstractNumId w:val="2"/>
+  <w:num w:numId="44">
+    <w:abstractNumId w:val="1"/>
   </w:num>
-  <w:num w:numId="25">
-    <w:abstractNumId w:val="2"/>
+  <w:num w:numId="45">
+    <w:abstractNumId w:val="1"/>
   </w:num>
 </w:numbering>
 </file>
@@ -2154,8 +4645,8 @@
       <w:u w:val="single"/>
     </w:rPr>
   </w:style>
-  <w:style w:type="character" w:styleId="FootnoteCharactersuser">
-    <w:name w:val="Footnote Characters (user)"/>
+  <w:style w:type="character" w:styleId="FootnoteCharacters">
+    <w:name w:val="Footnote Characters"/>
     <w:uiPriority w:val="99"/>
     <w:semiHidden/>
     <w:unhideWhenUsed/>
@@ -2164,8 +4655,8 @@
       <w:vertAlign w:val="superscript"/>
     </w:rPr>
   </w:style>
-  <w:style w:type="character" w:styleId="FootnoteCharacters">
-    <w:name w:val="Footnote Characters"/>
+  <w:style w:type="character" w:styleId="FootnoteCharactersuser">
+    <w:name w:val="Footnote Characters (user)"/>
     <w:qFormat/>
     <w:rPr>
       <w:vertAlign w:val="superscript"/>
@@ -2189,8 +4680,8 @@
       <w:szCs w:val="20"/>
     </w:rPr>
   </w:style>
-  <w:style w:type="character" w:styleId="EndnoteCharactersuser">
-    <w:name w:val="Endnote Characters (user)"/>
+  <w:style w:type="character" w:styleId="EndnoteCharacters">
+    <w:name w:val="Endnote Characters"/>
     <w:uiPriority w:val="99"/>
     <w:semiHidden/>
     <w:unhideWhenUsed/>
@@ -2199,8 +4690,8 @@
       <w:vertAlign w:val="superscript"/>
     </w:rPr>
   </w:style>
-  <w:style w:type="character" w:styleId="EndnoteCharacters">
-    <w:name w:val="Endnote Characters"/>
+  <w:style w:type="character" w:styleId="EndnoteCharactersuser">
+    <w:name w:val="Endnote Characters (user)"/>
     <w:qFormat/>
     <w:rPr>
       <w:vertAlign w:val="superscript"/>

--- a/Nicholson_Resume_2026.docx
+++ b/Nicholson_Resume_2026.docx
@@ -167,7 +167,18 @@
           <w:sz w:val="20"/>
           <w:szCs w:val="20"/>
         </w:rPr>
-        <w:t>Feb 2025 – Present</w:t>
+        <w:t xml:space="preserve">Feb 2025 – </w:t>
+      </w:r>
+      <w:r>
+        <w:rPr>
+          <w:rFonts w:eastAsia="Calibri" w:cs="Calibri"/>
+          <w:i/>
+          <w:iCs/>
+          <w:color w:val="718096"/>
+          <w:sz w:val="20"/>
+          <w:szCs w:val="20"/>
+        </w:rPr>
+        <w:t>May 2026</w:t>
       </w:r>
     </w:p>
     <w:p>
@@ -488,16 +499,7 @@
           <w:sz w:val="20"/>
           <w:szCs w:val="20"/>
         </w:rPr>
-        <w:t>Acted lead on</w:t>
-      </w:r>
-      <w:r>
-        <w:rPr>
-          <w:rFonts w:eastAsia="Calibri" w:cs="Calibri"/>
-          <w:color w:val="4A5568"/>
-          <w:sz w:val="20"/>
-          <w:szCs w:val="20"/>
-        </w:rPr>
-        <w:t xml:space="preserve"> a 7-person team on an FDA-mandated Letter of Authorization compliance project covering 10,000+ accounts following a corporate acquisition.</w:t>
+        <w:t>Acted lead on a 7-person team on an FDA-mandated Letter of Authorization compliance project covering 10,000+ accounts following a corporate acquisition.</w:t>
       </w:r>
     </w:p>
     <w:p>
@@ -4645,8 +4647,8 @@
       <w:u w:val="single"/>
     </w:rPr>
   </w:style>
-  <w:style w:type="character" w:styleId="FootnoteCharacters">
-    <w:name w:val="Footnote Characters"/>
+  <w:style w:type="character" w:styleId="FootnoteCharactersuser">
+    <w:name w:val="Footnote Characters (user)"/>
     <w:uiPriority w:val="99"/>
     <w:semiHidden/>
     <w:unhideWhenUsed/>
@@ -4655,8 +4657,8 @@
       <w:vertAlign w:val="superscript"/>
     </w:rPr>
   </w:style>
-  <w:style w:type="character" w:styleId="FootnoteCharactersuser">
-    <w:name w:val="Footnote Characters (user)"/>
+  <w:style w:type="character" w:styleId="FootnoteCharacters">
+    <w:name w:val="Footnote Characters"/>
     <w:qFormat/>
     <w:rPr>
       <w:vertAlign w:val="superscript"/>
@@ -4680,8 +4682,8 @@
       <w:szCs w:val="20"/>
     </w:rPr>
   </w:style>
-  <w:style w:type="character" w:styleId="EndnoteCharacters">
-    <w:name w:val="Endnote Characters"/>
+  <w:style w:type="character" w:styleId="EndnoteCharactersuser">
+    <w:name w:val="Endnote Characters (user)"/>
     <w:uiPriority w:val="99"/>
     <w:semiHidden/>
     <w:unhideWhenUsed/>
@@ -4690,8 +4692,8 @@
       <w:vertAlign w:val="superscript"/>
     </w:rPr>
   </w:style>
-  <w:style w:type="character" w:styleId="EndnoteCharactersuser">
-    <w:name w:val="Endnote Characters (user)"/>
+  <w:style w:type="character" w:styleId="EndnoteCharacters">
+    <w:name w:val="Endnote Characters"/>
     <w:qFormat/>
     <w:rPr>
       <w:vertAlign w:val="superscript"/>

--- a/Nicholson_Resume_2026.docx
+++ b/Nicholson_Resume_2026.docx
@@ -167,18 +167,7 @@
           <w:sz w:val="20"/>
           <w:szCs w:val="20"/>
         </w:rPr>
-        <w:t xml:space="preserve">Feb 2025 – </w:t>
-      </w:r>
-      <w:r>
-        <w:rPr>
-          <w:rFonts w:eastAsia="Calibri" w:cs="Calibri"/>
-          <w:i/>
-          <w:iCs/>
-          <w:color w:val="718096"/>
-          <w:sz w:val="20"/>
-          <w:szCs w:val="20"/>
-        </w:rPr>
-        <w:t>May 2026</w:t>
+        <w:t>Feb 2025 – May 2026</w:t>
       </w:r>
     </w:p>
     <w:p>
@@ -206,6 +195,31 @@
           <w:szCs w:val="20"/>
         </w:rPr>
         <w:t xml:space="preserve">  •  Murfreesboro, TN</w:t>
+      </w:r>
+    </w:p>
+    <w:p>
+      <w:pPr>
+        <w:pStyle w:val="ListParagraph"/>
+        <w:numPr>
+          <w:ilvl w:val="0"/>
+          <w:numId w:val="23"/>
+        </w:numPr>
+        <w:spacing w:before="20" w:after="20"/>
+        <w:rPr>
+          <w:rFonts w:ascii="Calibri" w:hAnsi="Calibri" w:eastAsia="Calibri" w:cs="Calibri"/>
+          <w:color w:val="4A5568"/>
+          <w:sz w:val="20"/>
+          <w:szCs w:val="20"/>
+        </w:rPr>
+      </w:pPr>
+      <w:r>
+        <w:rPr>
+          <w:rFonts w:eastAsia="Calibri" w:cs="Calibri"/>
+          <w:color w:val="4A5568"/>
+          <w:sz w:val="20"/>
+          <w:szCs w:val="20"/>
+        </w:rPr>
+        <w:t>Instructed 30+ graduate students per class in accounting principles, specialty software (Tableau, Access, Excel), and applied financial analysis.</w:t>
       </w:r>
     </w:p>
     <w:p>
@@ -230,7 +244,7 @@
           <w:sz w:val="20"/>
           <w:szCs w:val="20"/>
         </w:rPr>
-        <w:t>Instructed 30+ graduate students per class in accounting principles, specialty software (Tableau, Access, Excel), and applied financial analysis.</w:t>
+        <w:t>Taught 30+ graduate students on on SQL, Alteryx, database design, modeling, and performance optimization as well as GitHub usage.</w:t>
       </w:r>
     </w:p>
     <w:p>
@@ -241,21 +255,16 @@
           <w:numId w:val="25"/>
         </w:numPr>
         <w:spacing w:before="20" w:after="20"/>
-        <w:rPr>
-          <w:rFonts w:ascii="Calibri" w:hAnsi="Calibri" w:eastAsia="Calibri" w:cs="Calibri"/>
+        <w:rPr/>
+      </w:pPr>
+      <w:r>
+        <w:rPr>
+          <w:rFonts w:eastAsia="Calibri" w:cs="Calibri"/>
           <w:color w:val="4A5568"/>
           <w:sz w:val="20"/>
           <w:szCs w:val="20"/>
         </w:rPr>
-      </w:pPr>
-      <w:r>
-        <w:rPr>
-          <w:rFonts w:eastAsia="Calibri" w:cs="Calibri"/>
-          <w:color w:val="4A5568"/>
-          <w:sz w:val="20"/>
-          <w:szCs w:val="20"/>
-        </w:rPr>
-        <w:t>Taught 30+ graduate students on on SQL, Alteryx, database design, modeling, and performance optimization as well as GitHub usage.</w:t>
+        <w:t>Prepared and reviewed financial reports, projections, and reconciliations to support course curriculum accuracy.</w:t>
       </w:r>
     </w:p>
     <w:p>
@@ -275,7 +284,7 @@
           <w:sz w:val="20"/>
           <w:szCs w:val="20"/>
         </w:rPr>
-        <w:t>Prepared and reviewed financial reports, projections, and reconciliations to support course curriculum accuracy.</w:t>
+        <w:t>Streamlined record-keeping processes for confidential academic data, reducing retrieval time and improving administrative efficiency.</w:t>
       </w:r>
     </w:p>
     <w:p>
@@ -295,7 +304,71 @@
           <w:sz w:val="20"/>
           <w:szCs w:val="20"/>
         </w:rPr>
-        <w:t>Streamlined record-keeping processes for confidential academic data, reducing retrieval time and improving administrative efficiency.</w:t>
+        <w:t>Distilled complex research findings into accessible summaries, elevating student comprehension scores across assessments.</w:t>
+      </w:r>
+    </w:p>
+    <w:p>
+      <w:pPr>
+        <w:pStyle w:val="Normal"/>
+        <w:tabs>
+          <w:tab w:val="clear" w:pos="720"/>
+          <w:tab w:val="right" w:pos="9026" w:leader="none"/>
+        </w:tabs>
+        <w:spacing w:before="160" w:after="20"/>
+        <w:rPr/>
+      </w:pPr>
+      <w:r>
+        <w:rPr>
+          <w:rFonts w:eastAsia="Calibri" w:cs="Calibri"/>
+          <w:b/>
+          <w:bCs/>
+          <w:color w:val="1B2A4A"/>
+          <w:sz w:val="22"/>
+          <w:szCs w:val="22"/>
+        </w:rPr>
+        <w:t>Sr. DSCSA Specialist (Contract)</w:t>
+      </w:r>
+      <w:r>
+        <w:rPr/>
+        <w:tab/>
+      </w:r>
+      <w:r>
+        <w:rPr>
+          <w:rFonts w:eastAsia="Calibri" w:cs="Calibri"/>
+          <w:i/>
+          <w:iCs/>
+          <w:color w:val="718096"/>
+          <w:sz w:val="20"/>
+          <w:szCs w:val="20"/>
+        </w:rPr>
+        <w:t>Mar 2022 – Dec 2024</w:t>
+      </w:r>
+    </w:p>
+    <w:p>
+      <w:pPr>
+        <w:pStyle w:val="Normal"/>
+        <w:spacing w:before="0" w:after="20"/>
+        <w:rPr/>
+      </w:pPr>
+      <w:r>
+        <w:rPr>
+          <w:rFonts w:eastAsia="Calibri" w:cs="Calibri"/>
+          <w:b w:val="false"/>
+          <w:bCs w:val="false"/>
+          <w:color w:val="4A5568"/>
+          <w:sz w:val="20"/>
+          <w:szCs w:val="20"/>
+        </w:rPr>
+        <w:t>Cardinal Health</w:t>
+      </w:r>
+      <w:r>
+        <w:rPr>
+          <w:rFonts w:eastAsia="Calibri" w:cs="Calibri"/>
+          <w:color w:val="718096"/>
+          <w:sz w:val="20"/>
+          <w:szCs w:val="20"/>
+        </w:rPr>
+        <w:t xml:space="preserve">  •  La Vergne, TN</w:t>
       </w:r>
     </w:p>
     <w:p>
@@ -306,80 +379,21 @@
           <w:numId w:val="28"/>
         </w:numPr>
         <w:spacing w:before="20" w:after="20"/>
-        <w:rPr/>
-      </w:pPr>
-      <w:r>
         <w:rPr>
           <w:rFonts w:eastAsia="Calibri" w:cs="Calibri"/>
           <w:color w:val="4A5568"/>
           <w:sz w:val="20"/>
           <w:szCs w:val="20"/>
         </w:rPr>
-        <w:t>Distilled complex research findings into accessible summaries, elevating student comprehension scores across assessments.</w:t>
-      </w:r>
-    </w:p>
-    <w:p>
-      <w:pPr>
-        <w:pStyle w:val="Normal"/>
-        <w:tabs>
-          <w:tab w:val="clear" w:pos="720"/>
-          <w:tab w:val="right" w:pos="9026" w:leader="none"/>
-        </w:tabs>
-        <w:spacing w:before="160" w:after="20"/>
-        <w:rPr/>
-      </w:pPr>
-      <w:r>
-        <w:rPr>
-          <w:rFonts w:eastAsia="Calibri" w:cs="Calibri"/>
-          <w:b/>
-          <w:bCs/>
-          <w:color w:val="1B2A4A"/>
-          <w:sz w:val="22"/>
-          <w:szCs w:val="22"/>
-        </w:rPr>
-        <w:t>Sr. DSCSA Specialist (Contract)</w:t>
-      </w:r>
-      <w:r>
-        <w:rPr/>
-        <w:tab/>
-      </w:r>
-      <w:r>
-        <w:rPr>
-          <w:rFonts w:eastAsia="Calibri" w:cs="Calibri"/>
-          <w:i/>
-          <w:iCs/>
-          <w:color w:val="718096"/>
-          <w:sz w:val="20"/>
-          <w:szCs w:val="20"/>
-        </w:rPr>
-        <w:t>Mar 2022 – Dec 2024</w:t>
-      </w:r>
-    </w:p>
-    <w:p>
-      <w:pPr>
-        <w:pStyle w:val="Normal"/>
-        <w:spacing w:before="0" w:after="20"/>
-        <w:rPr/>
-      </w:pPr>
-      <w:r>
-        <w:rPr>
-          <w:rFonts w:eastAsia="Calibri" w:cs="Calibri"/>
-          <w:b w:val="false"/>
-          <w:bCs w:val="false"/>
+      </w:pPr>
+      <w:r>
+        <w:rPr>
+          <w:rFonts w:eastAsia="Calibri" w:cs="Calibri"/>
           <w:color w:val="4A5568"/>
           <w:sz w:val="20"/>
           <w:szCs w:val="20"/>
         </w:rPr>
-        <w:t>Cardinal Health</w:t>
-      </w:r>
-      <w:r>
-        <w:rPr>
-          <w:rFonts w:eastAsia="Calibri" w:cs="Calibri"/>
-          <w:color w:val="718096"/>
-          <w:sz w:val="20"/>
-          <w:szCs w:val="20"/>
-        </w:rPr>
-        <w:t xml:space="preserve">  •  La Vergne, TN</w:t>
+        <w:t>Assisted in creating value adding activities and automation for business processes.</w:t>
       </w:r>
     </w:p>
     <w:p>
@@ -390,16 +404,21 @@
           <w:numId w:val="29"/>
         </w:numPr>
         <w:spacing w:before="20" w:after="20"/>
-        <w:rPr/>
-      </w:pPr>
-      <w:r>
         <w:rPr>
           <w:rFonts w:eastAsia="Calibri" w:cs="Calibri"/>
           <w:color w:val="4A5568"/>
           <w:sz w:val="20"/>
           <w:szCs w:val="20"/>
         </w:rPr>
-        <w:t>Co-developed and implemented 2023 FDA-mandated DSCSA pharmaceutical supply chain compliance program, ensuring zero regulatory violations across all covered business units.</w:t>
+      </w:pPr>
+      <w:r>
+        <w:rPr>
+          <w:rFonts w:eastAsia="Calibri" w:cs="Calibri"/>
+          <w:color w:val="4A5568"/>
+          <w:sz w:val="20"/>
+          <w:szCs w:val="20"/>
+        </w:rPr>
+        <w:t>Identified and corrected a multi-year recurring billing error, recovering an estimated $40,000–$60,000 per quarter in previously lost revenue.</w:t>
       </w:r>
     </w:p>
     <w:p>
@@ -419,7 +438,7 @@
           <w:sz w:val="20"/>
           <w:szCs w:val="20"/>
         </w:rPr>
-        <w:t>Identified and corrected a multi-year recurring billing error, recovering an estimated $40,000–$60,000 per quarter in previously lost revenue.</w:t>
+        <w:t>Automated a bi-weekly specialty pharmaceutical charge process, reducing manual processing time by over 400% and eliminating recurring data entry errors.</w:t>
       </w:r>
     </w:p>
     <w:p>
@@ -439,7 +458,7 @@
           <w:sz w:val="20"/>
           <w:szCs w:val="20"/>
         </w:rPr>
-        <w:t>Automated a bi-weekly specialty pharmaceutical charge process, reducing manual processing time by over 400% and eliminating recurring data entry errors.</w:t>
+        <w:t>Independently built Cardinal Health's COVID-19 vaccine tracking form and executive-level sales dashboard, adopted by the Specialty Division VP for ongoing reporting.</w:t>
       </w:r>
     </w:p>
     <w:p>
@@ -459,7 +478,7 @@
           <w:sz w:val="20"/>
           <w:szCs w:val="20"/>
         </w:rPr>
-        <w:t>Independently built Cardinal Health's COVID-19 vaccine tracking form and executive-level sales dashboard, adopted by the Specialty Division VP for ongoing reporting.</w:t>
+        <w:t>Created an automated tracking and reporting log for specialty pharma products to satisfy a vendor-mandated compliance requirement, deployed to production within 30 days.</w:t>
       </w:r>
     </w:p>
     <w:p>
@@ -479,7 +498,7 @@
           <w:sz w:val="20"/>
           <w:szCs w:val="20"/>
         </w:rPr>
-        <w:t>Created an automated tracking and reporting log for specialty pharma products to satisfy a vendor-mandated compliance requirement, deployed to production within 30 days.</w:t>
+        <w:t>Acted lead on a 7-person team on an FDA-mandated Letter of Authorization compliance project covering 10,000+ accounts following a corporate acquisition.</w:t>
       </w:r>
     </w:p>
     <w:p>
@@ -499,7 +518,7 @@
           <w:sz w:val="20"/>
           <w:szCs w:val="20"/>
         </w:rPr>
-        <w:t>Acted lead on a 7-person team on an FDA-mandated Letter of Authorization compliance project covering 10,000+ accounts following a corporate acquisition.</w:t>
+        <w:t>Authored 10+ comprehensive SOP guides and custom Excel forms adopted across multiple business units, standardizing workflows and reducing onboarding time.</w:t>
       </w:r>
     </w:p>
     <w:p>
@@ -519,7 +538,71 @@
           <w:sz w:val="20"/>
           <w:szCs w:val="20"/>
         </w:rPr>
-        <w:t>Authored 10+ comprehensive SOP guides and custom Excel forms adopted across multiple business units, standardizing workflows and reducing onboarding time.</w:t>
+        <w:t>Served as subject matter expert and primary trainer for staff on DSCSA regulations, compliance strategies, and system usage.</w:t>
+      </w:r>
+    </w:p>
+    <w:p>
+      <w:pPr>
+        <w:pStyle w:val="Normal"/>
+        <w:tabs>
+          <w:tab w:val="clear" w:pos="720"/>
+          <w:tab w:val="right" w:pos="9026" w:leader="none"/>
+        </w:tabs>
+        <w:spacing w:before="160" w:after="20"/>
+        <w:rPr/>
+      </w:pPr>
+      <w:r>
+        <w:rPr>
+          <w:rFonts w:eastAsia="Calibri" w:cs="Calibri"/>
+          <w:b/>
+          <w:bCs/>
+          <w:color w:val="1B2A4A"/>
+          <w:sz w:val="22"/>
+          <w:szCs w:val="22"/>
+        </w:rPr>
+        <w:t>Police Officer</w:t>
+      </w:r>
+      <w:r>
+        <w:rPr/>
+        <w:tab/>
+      </w:r>
+      <w:r>
+        <w:rPr>
+          <w:rFonts w:eastAsia="Calibri" w:cs="Calibri"/>
+          <w:i/>
+          <w:iCs/>
+          <w:color w:val="718096"/>
+          <w:sz w:val="20"/>
+          <w:szCs w:val="20"/>
+        </w:rPr>
+        <w:t>Oct 2017 – Jan 2021</w:t>
+      </w:r>
+    </w:p>
+    <w:p>
+      <w:pPr>
+        <w:pStyle w:val="Normal"/>
+        <w:spacing w:before="0" w:after="20"/>
+        <w:rPr/>
+      </w:pPr>
+      <w:r>
+        <w:rPr>
+          <w:rFonts w:eastAsia="Calibri" w:cs="Calibri"/>
+          <w:b w:val="false"/>
+          <w:bCs w:val="false"/>
+          <w:color w:val="4A5568"/>
+          <w:sz w:val="20"/>
+          <w:szCs w:val="20"/>
+        </w:rPr>
+        <w:t>Metro Nashville Police Department</w:t>
+      </w:r>
+      <w:r>
+        <w:rPr>
+          <w:rFonts w:eastAsia="Calibri" w:cs="Calibri"/>
+          <w:color w:val="718096"/>
+          <w:sz w:val="20"/>
+          <w:szCs w:val="20"/>
+        </w:rPr>
+        <w:t xml:space="preserve">  •  Nashville, TN</w:t>
       </w:r>
     </w:p>
     <w:p>
@@ -539,71 +622,7 @@
           <w:sz w:val="20"/>
           <w:szCs w:val="20"/>
         </w:rPr>
-        <w:t>Served as subject matter expert and primary trainer for staff on DSCSA regulations, compliance strategies, and system usage.</w:t>
-      </w:r>
-    </w:p>
-    <w:p>
-      <w:pPr>
-        <w:pStyle w:val="Normal"/>
-        <w:tabs>
-          <w:tab w:val="clear" w:pos="720"/>
-          <w:tab w:val="right" w:pos="9026" w:leader="none"/>
-        </w:tabs>
-        <w:spacing w:before="160" w:after="20"/>
-        <w:rPr/>
-      </w:pPr>
-      <w:r>
-        <w:rPr>
-          <w:rFonts w:eastAsia="Calibri" w:cs="Calibri"/>
-          <w:b/>
-          <w:bCs/>
-          <w:color w:val="1B2A4A"/>
-          <w:sz w:val="22"/>
-          <w:szCs w:val="22"/>
-        </w:rPr>
-        <w:t>Police Officer</w:t>
-      </w:r>
-      <w:r>
-        <w:rPr/>
-        <w:tab/>
-      </w:r>
-      <w:r>
-        <w:rPr>
-          <w:rFonts w:eastAsia="Calibri" w:cs="Calibri"/>
-          <w:i/>
-          <w:iCs/>
-          <w:color w:val="718096"/>
-          <w:sz w:val="20"/>
-          <w:szCs w:val="20"/>
-        </w:rPr>
-        <w:t>Oct 2017 – Jan 2021</w:t>
-      </w:r>
-    </w:p>
-    <w:p>
-      <w:pPr>
-        <w:pStyle w:val="Normal"/>
-        <w:spacing w:before="0" w:after="20"/>
-        <w:rPr/>
-      </w:pPr>
-      <w:r>
-        <w:rPr>
-          <w:rFonts w:eastAsia="Calibri" w:cs="Calibri"/>
-          <w:b w:val="false"/>
-          <w:bCs w:val="false"/>
-          <w:color w:val="4A5568"/>
-          <w:sz w:val="20"/>
-          <w:szCs w:val="20"/>
-        </w:rPr>
-        <w:t>Metro Nashville Police Department</w:t>
-      </w:r>
-      <w:r>
-        <w:rPr>
-          <w:rFonts w:eastAsia="Calibri" w:cs="Calibri"/>
-          <w:color w:val="718096"/>
-          <w:sz w:val="20"/>
-          <w:szCs w:val="20"/>
-        </w:rPr>
-        <w:t xml:space="preserve">  •  Nashville, TN</w:t>
+        <w:t>Managed active caseloads across assigned geographic zones, responding to 911 calls, criminal investigations, and emergency situations with documented outcomes.</w:t>
       </w:r>
     </w:p>
     <w:p>
@@ -623,7 +642,7 @@
           <w:sz w:val="20"/>
           <w:szCs w:val="20"/>
         </w:rPr>
-        <w:t>Managed active caseloads across assigned geographic zones, responding to 911 calls, criminal investigations, and emergency situations with documented outcomes.</w:t>
+        <w:t>Conducted criminal investigations including interviews, evidence collection, and case documentation resulting in successful case closures.</w:t>
       </w:r>
     </w:p>
     <w:p>
@@ -643,7 +662,7 @@
           <w:sz w:val="20"/>
           <w:szCs w:val="20"/>
         </w:rPr>
-        <w:t>Conducted criminal investigations including interviews, evidence collection, and case documentation resulting in successful case closures.</w:t>
+        <w:t>Executed search warrants and coordinated with multi-agency teams on raids, maintaining full legal compliance and officer safety protocols.</w:t>
       </w:r>
     </w:p>
     <w:p>
@@ -663,7 +682,49 @@
           <w:sz w:val="20"/>
           <w:szCs w:val="20"/>
         </w:rPr>
-        <w:t>Executed search warrants and coordinated with multi-agency teams on raids, maintaining full legal compliance and officer safety protocols.</w:t>
+        <w:t>Provided sworn courtroom testimony supported by self-authored incident reports, contributing to prosecution outcomes.</w:t>
+      </w:r>
+    </w:p>
+    <w:p>
+      <w:pPr>
+        <w:pStyle w:val="Normal"/>
+        <w:spacing w:before="80" w:after="0"/>
+        <w:rPr/>
+      </w:pPr>
+      <w:r>
+        <w:rPr/>
+      </w:r>
+    </w:p>
+    <w:p>
+      <w:pPr>
+        <w:pStyle w:val="Normal"/>
+        <w:pBdr>
+          <w:bottom w:val="single" w:sz="8" w:space="1" w:color="1B2A4A"/>
+        </w:pBdr>
+        <w:spacing w:before="0" w:after="60"/>
+        <w:rPr/>
+      </w:pPr>
+      <w:r>
+        <w:rPr/>
+      </w:r>
+    </w:p>
+    <w:p>
+      <w:pPr>
+        <w:pStyle w:val="Normal"/>
+        <w:spacing w:before="200" w:after="40"/>
+        <w:rPr/>
+      </w:pPr>
+      <w:r>
+        <w:rPr>
+          <w:rFonts w:eastAsia="Calibri" w:cs="Calibri"/>
+          <w:b/>
+          <w:bCs/>
+          <w:color w:val="1B2A4A"/>
+          <w:spacing w:val="40"/>
+          <w:sz w:val="22"/>
+          <w:szCs w:val="22"/>
+        </w:rPr>
+        <w:t>KEY ACHIEVEMENTS</w:t>
       </w:r>
     </w:p>
     <w:p>
@@ -683,49 +744,7 @@
           <w:sz w:val="20"/>
           <w:szCs w:val="20"/>
         </w:rPr>
-        <w:t>Provided sworn courtroom testimony supported by self-authored incident reports, contributing to prosecution outcomes.</w:t>
-      </w:r>
-    </w:p>
-    <w:p>
-      <w:pPr>
-        <w:pStyle w:val="Normal"/>
-        <w:spacing w:before="80" w:after="0"/>
-        <w:rPr/>
-      </w:pPr>
-      <w:r>
-        <w:rPr/>
-      </w:r>
-    </w:p>
-    <w:p>
-      <w:pPr>
-        <w:pStyle w:val="Normal"/>
-        <w:pBdr>
-          <w:bottom w:val="single" w:sz="8" w:space="1" w:color="1B2A4A"/>
-        </w:pBdr>
-        <w:spacing w:before="0" w:after="60"/>
-        <w:rPr/>
-      </w:pPr>
-      <w:r>
-        <w:rPr/>
-      </w:r>
-    </w:p>
-    <w:p>
-      <w:pPr>
-        <w:pStyle w:val="Normal"/>
-        <w:spacing w:before="200" w:after="40"/>
-        <w:rPr/>
-      </w:pPr>
-      <w:r>
-        <w:rPr>
-          <w:rFonts w:eastAsia="Calibri" w:cs="Calibri"/>
-          <w:b/>
-          <w:bCs/>
-          <w:color w:val="1B2A4A"/>
-          <w:spacing w:val="40"/>
-          <w:sz w:val="22"/>
-          <w:szCs w:val="22"/>
-        </w:rPr>
-        <w:t>KEY ACHIEVEMENTS</w:t>
+        <w:t>Accelerated processing speed by 400%+ through automation of a bi-weekly specialty pharmaceutical billing workflow.</w:t>
       </w:r>
     </w:p>
     <w:p>
@@ -745,7 +764,7 @@
           <w:sz w:val="20"/>
           <w:szCs w:val="20"/>
         </w:rPr>
-        <w:t>Recovered $40K–$60K/quarter by identifying and correcting a multi-year undetected billing error at Cardinal Health.</w:t>
+        <w:t>Built and deployed a COVID-19 vaccine tracking and sales dashboard independently; later adopted by Cardinal Health's Specialty Division.</w:t>
       </w:r>
     </w:p>
     <w:p>
@@ -765,7 +784,7 @@
           <w:sz w:val="20"/>
           <w:szCs w:val="20"/>
         </w:rPr>
-        <w:t>Accelerated processing speed by 400%+ through automation of a bi-weekly specialty pharmaceutical billing workflow.</w:t>
+        <w:t>Designed executive dashboards reported directly to a VP, enabling data-driven decisions across the Specialty Division.</w:t>
       </w:r>
     </w:p>
     <w:p>
@@ -774,46 +793,6 @@
         <w:numPr>
           <w:ilvl w:val="0"/>
           <w:numId w:val="43"/>
-        </w:numPr>
-        <w:spacing w:before="20" w:after="20"/>
-        <w:rPr/>
-      </w:pPr>
-      <w:r>
-        <w:rPr>
-          <w:rFonts w:eastAsia="Calibri" w:cs="Calibri"/>
-          <w:color w:val="4A5568"/>
-          <w:sz w:val="20"/>
-          <w:szCs w:val="20"/>
-        </w:rPr>
-        <w:t>Built and deployed a COVID-19 vaccine tracking and sales dashboard independently; later adopted by Cardinal Health's Specialty Division.</w:t>
-      </w:r>
-    </w:p>
-    <w:p>
-      <w:pPr>
-        <w:pStyle w:val="ListParagraph"/>
-        <w:numPr>
-          <w:ilvl w:val="0"/>
-          <w:numId w:val="44"/>
-        </w:numPr>
-        <w:spacing w:before="20" w:after="20"/>
-        <w:rPr/>
-      </w:pPr>
-      <w:r>
-        <w:rPr>
-          <w:rFonts w:eastAsia="Calibri" w:cs="Calibri"/>
-          <w:color w:val="4A5568"/>
-          <w:sz w:val="20"/>
-          <w:szCs w:val="20"/>
-        </w:rPr>
-        <w:t>Designed executive dashboards reported directly to a VP, enabling data-driven decisions across the Specialty Division.</w:t>
-      </w:r>
-    </w:p>
-    <w:p>
-      <w:pPr>
-        <w:pStyle w:val="ListParagraph"/>
-        <w:numPr>
-          <w:ilvl w:val="0"/>
-          <w:numId w:val="45"/>
         </w:numPr>
         <w:spacing w:before="20" w:after="20"/>
         <w:rPr/>
@@ -1151,7 +1130,12 @@
             <w:pPr>
               <w:pStyle w:val="Normal"/>
               <w:spacing w:before="30" w:after="0"/>
-              <w:rPr/>
+              <w:rPr>
+                <w:rFonts w:eastAsia="Calibri" w:cs="Calibri"/>
+                <w:color w:val="4A5568"/>
+                <w:sz w:val="19"/>
+                <w:szCs w:val="19"/>
+              </w:rPr>
             </w:pPr>
             <w:r>
               <w:rPr>
@@ -1170,6 +1154,26 @@
                 <w:szCs w:val="19"/>
               </w:rPr>
               <w:t>Lean Six Sigma / Kaizen</w:t>
+            </w:r>
+          </w:p>
+          <w:p>
+            <w:pPr>
+              <w:pStyle w:val="Normal"/>
+              <w:numPr>
+                <w:ilvl w:val="0"/>
+                <w:numId w:val="1"/>
+              </w:numPr>
+              <w:spacing w:before="30" w:after="0"/>
+              <w:rPr/>
+            </w:pPr>
+            <w:r>
+              <w:rPr>
+                <w:rFonts w:eastAsia="Calibri" w:cs="Calibri"/>
+                <w:color w:val="4A5568"/>
+                <w:sz w:val="19"/>
+                <w:szCs w:val="19"/>
+              </w:rPr>
+              <w:t>Linux Systems</w:t>
             </w:r>
           </w:p>
           <w:p>
@@ -1601,6 +1605,143 @@
     <w:lvl w:ilvl="0">
       <w:start w:val="1"/>
       <w:numFmt w:val="bullet"/>
+      <w:lvlText w:val=""/>
+      <w:lvlJc w:val="left"/>
+      <w:pPr>
+        <w:tabs>
+          <w:tab w:val="num" w:pos="720"/>
+        </w:tabs>
+        <w:ind w:left="720" w:hanging="360"/>
+      </w:pPr>
+      <w:rPr>
+        <w:rFonts w:ascii="Symbol" w:hAnsi="Symbol" w:cs="Symbol" w:hint="default"/>
+      </w:rPr>
+    </w:lvl>
+    <w:lvl w:ilvl="1">
+      <w:start w:val="1"/>
+      <w:numFmt w:val="bullet"/>
+      <w:lvlText w:val=""/>
+      <w:lvlJc w:val="left"/>
+      <w:pPr>
+        <w:tabs>
+          <w:tab w:val="num" w:pos="1080"/>
+        </w:tabs>
+        <w:ind w:left="1080" w:hanging="360"/>
+      </w:pPr>
+      <w:rPr>
+        <w:rFonts w:ascii="Symbol" w:hAnsi="Symbol" w:cs="Symbol" w:hint="default"/>
+      </w:rPr>
+    </w:lvl>
+    <w:lvl w:ilvl="2">
+      <w:start w:val="1"/>
+      <w:numFmt w:val="bullet"/>
+      <w:lvlText w:val=""/>
+      <w:lvlJc w:val="left"/>
+      <w:pPr>
+        <w:tabs>
+          <w:tab w:val="num" w:pos="1440"/>
+        </w:tabs>
+        <w:ind w:left="1440" w:hanging="360"/>
+      </w:pPr>
+      <w:rPr>
+        <w:rFonts w:ascii="Symbol" w:hAnsi="Symbol" w:cs="Symbol" w:hint="default"/>
+      </w:rPr>
+    </w:lvl>
+    <w:lvl w:ilvl="3">
+      <w:start w:val="1"/>
+      <w:numFmt w:val="bullet"/>
+      <w:lvlText w:val=""/>
+      <w:lvlJc w:val="left"/>
+      <w:pPr>
+        <w:tabs>
+          <w:tab w:val="num" w:pos="1800"/>
+        </w:tabs>
+        <w:ind w:left="1800" w:hanging="360"/>
+      </w:pPr>
+      <w:rPr>
+        <w:rFonts w:ascii="Symbol" w:hAnsi="Symbol" w:cs="Symbol" w:hint="default"/>
+      </w:rPr>
+    </w:lvl>
+    <w:lvl w:ilvl="4">
+      <w:start w:val="1"/>
+      <w:numFmt w:val="bullet"/>
+      <w:lvlText w:val=""/>
+      <w:lvlJc w:val="left"/>
+      <w:pPr>
+        <w:tabs>
+          <w:tab w:val="num" w:pos="2160"/>
+        </w:tabs>
+        <w:ind w:left="2160" w:hanging="360"/>
+      </w:pPr>
+      <w:rPr>
+        <w:rFonts w:ascii="Symbol" w:hAnsi="Symbol" w:cs="Symbol" w:hint="default"/>
+      </w:rPr>
+    </w:lvl>
+    <w:lvl w:ilvl="5">
+      <w:start w:val="1"/>
+      <w:numFmt w:val="bullet"/>
+      <w:lvlText w:val=""/>
+      <w:lvlJc w:val="left"/>
+      <w:pPr>
+        <w:tabs>
+          <w:tab w:val="num" w:pos="2520"/>
+        </w:tabs>
+        <w:ind w:left="2520" w:hanging="360"/>
+      </w:pPr>
+      <w:rPr>
+        <w:rFonts w:ascii="Symbol" w:hAnsi="Symbol" w:cs="Symbol" w:hint="default"/>
+      </w:rPr>
+    </w:lvl>
+    <w:lvl w:ilvl="6">
+      <w:start w:val="1"/>
+      <w:numFmt w:val="bullet"/>
+      <w:lvlText w:val=""/>
+      <w:lvlJc w:val="left"/>
+      <w:pPr>
+        <w:tabs>
+          <w:tab w:val="num" w:pos="2880"/>
+        </w:tabs>
+        <w:ind w:left="2880" w:hanging="360"/>
+      </w:pPr>
+      <w:rPr>
+        <w:rFonts w:ascii="Symbol" w:hAnsi="Symbol" w:cs="Symbol" w:hint="default"/>
+      </w:rPr>
+    </w:lvl>
+    <w:lvl w:ilvl="7">
+      <w:start w:val="1"/>
+      <w:numFmt w:val="bullet"/>
+      <w:lvlText w:val=""/>
+      <w:lvlJc w:val="left"/>
+      <w:pPr>
+        <w:tabs>
+          <w:tab w:val="num" w:pos="3240"/>
+        </w:tabs>
+        <w:ind w:left="3240" w:hanging="360"/>
+      </w:pPr>
+      <w:rPr>
+        <w:rFonts w:ascii="Symbol" w:hAnsi="Symbol" w:cs="Symbol" w:hint="default"/>
+      </w:rPr>
+    </w:lvl>
+    <w:lvl w:ilvl="8">
+      <w:start w:val="1"/>
+      <w:numFmt w:val="bullet"/>
+      <w:lvlText w:val=""/>
+      <w:lvlJc w:val="left"/>
+      <w:pPr>
+        <w:tabs>
+          <w:tab w:val="num" w:pos="3600"/>
+        </w:tabs>
+        <w:ind w:left="3600" w:hanging="360"/>
+      </w:pPr>
+      <w:rPr>
+        <w:rFonts w:ascii="Symbol" w:hAnsi="Symbol" w:cs="Symbol" w:hint="default"/>
+      </w:rPr>
+    </w:lvl>
+  </w:abstractNum>
+  <w:abstractNum w:abstractNumId="2">
+    <w:lvl w:ilvl="0">
+      <w:start w:val="1"/>
+      <w:numFmt w:val="bullet"/>
       <w:lvlText w:val="–"/>
       <w:lvlJc w:val="left"/>
       <w:pPr>
@@ -1719,7 +1860,7 @@
       <w:rPr/>
     </w:lvl>
   </w:abstractNum>
-  <w:abstractNum w:abstractNumId="2">
+  <w:abstractNum w:abstractNumId="3">
     <w:lvl w:ilvl="0">
       <w:start w:val="1"/>
       <w:numFmt w:val="bullet"/>
@@ -1841,7 +1982,7 @@
       <w:rPr/>
     </w:lvl>
   </w:abstractNum>
-  <w:abstractNum w:abstractNumId="3">
+  <w:abstractNum w:abstractNumId="4">
     <w:lvl w:ilvl="0">
       <w:start w:val="1"/>
       <w:numFmt w:val="bullet"/>
@@ -1963,7 +2104,7 @@
       <w:rPr/>
     </w:lvl>
   </w:abstractNum>
-  <w:abstractNum w:abstractNumId="4">
+  <w:abstractNum w:abstractNumId="5">
     <w:lvl w:ilvl="0">
       <w:start w:val="1"/>
       <w:numFmt w:val="bullet"/>
@@ -2085,7 +2226,7 @@
       <w:rPr/>
     </w:lvl>
   </w:abstractNum>
-  <w:abstractNum w:abstractNumId="5">
+  <w:abstractNum w:abstractNumId="6">
     <w:lvl w:ilvl="0">
       <w:start w:val="1"/>
       <w:numFmt w:val="bullet"/>
@@ -2207,7 +2348,7 @@
       <w:rPr/>
     </w:lvl>
   </w:abstractNum>
-  <w:abstractNum w:abstractNumId="6">
+  <w:abstractNum w:abstractNumId="7">
     <w:lvl w:ilvl="0">
       <w:start w:val="1"/>
       <w:numFmt w:val="bullet"/>
@@ -2329,7 +2470,7 @@
       <w:rPr/>
     </w:lvl>
   </w:abstractNum>
-  <w:abstractNum w:abstractNumId="7">
+  <w:abstractNum w:abstractNumId="8">
     <w:lvl w:ilvl="0">
       <w:start w:val="1"/>
       <w:numFmt w:val="bullet"/>
@@ -2451,7 +2592,7 @@
       <w:rPr/>
     </w:lvl>
   </w:abstractNum>
-  <w:abstractNum w:abstractNumId="8">
+  <w:abstractNum w:abstractNumId="9">
     <w:lvl w:ilvl="0">
       <w:start w:val="1"/>
       <w:numFmt w:val="bullet"/>
@@ -2573,7 +2714,7 @@
       <w:rPr/>
     </w:lvl>
   </w:abstractNum>
-  <w:abstractNum w:abstractNumId="9">
+  <w:abstractNum w:abstractNumId="10">
     <w:lvl w:ilvl="0">
       <w:start w:val="1"/>
       <w:numFmt w:val="bullet"/>
@@ -2695,7 +2836,7 @@
       <w:rPr/>
     </w:lvl>
   </w:abstractNum>
-  <w:abstractNum w:abstractNumId="10">
+  <w:abstractNum w:abstractNumId="11">
     <w:lvl w:ilvl="0">
       <w:start w:val="1"/>
       <w:numFmt w:val="bullet"/>
@@ -2817,7 +2958,7 @@
       <w:rPr/>
     </w:lvl>
   </w:abstractNum>
-  <w:abstractNum w:abstractNumId="11">
+  <w:abstractNum w:abstractNumId="12">
     <w:lvl w:ilvl="0">
       <w:start w:val="1"/>
       <w:numFmt w:val="bullet"/>
@@ -2939,7 +3080,7 @@
       <w:rPr/>
     </w:lvl>
   </w:abstractNum>
-  <w:abstractNum w:abstractNumId="12">
+  <w:abstractNum w:abstractNumId="13">
     <w:lvl w:ilvl="0">
       <w:start w:val="1"/>
       <w:numFmt w:val="bullet"/>
@@ -3061,7 +3202,7 @@
       <w:rPr/>
     </w:lvl>
   </w:abstractNum>
-  <w:abstractNum w:abstractNumId="13">
+  <w:abstractNum w:abstractNumId="14">
     <w:lvl w:ilvl="0">
       <w:start w:val="1"/>
       <w:numFmt w:val="bullet"/>
@@ -3183,7 +3324,7 @@
       <w:rPr/>
     </w:lvl>
   </w:abstractNum>
-  <w:abstractNum w:abstractNumId="14">
+  <w:abstractNum w:abstractNumId="15">
     <w:lvl w:ilvl="0">
       <w:start w:val="1"/>
       <w:numFmt w:val="bullet"/>
@@ -3305,7 +3446,7 @@
       <w:rPr/>
     </w:lvl>
   </w:abstractNum>
-  <w:abstractNum w:abstractNumId="15">
+  <w:abstractNum w:abstractNumId="16">
     <w:lvl w:ilvl="0">
       <w:start w:val="1"/>
       <w:numFmt w:val="bullet"/>
@@ -3427,7 +3568,7 @@
       <w:rPr/>
     </w:lvl>
   </w:abstractNum>
-  <w:abstractNum w:abstractNumId="16">
+  <w:abstractNum w:abstractNumId="17">
     <w:lvl w:ilvl="0">
       <w:start w:val="1"/>
       <w:numFmt w:val="bullet"/>
@@ -3549,7 +3690,7 @@
       <w:rPr/>
     </w:lvl>
   </w:abstractNum>
-  <w:abstractNum w:abstractNumId="17">
+  <w:abstractNum w:abstractNumId="18">
     <w:lvl w:ilvl="0">
       <w:start w:val="1"/>
       <w:numFmt w:val="bullet"/>
@@ -3671,7 +3812,7 @@
       <w:rPr/>
     </w:lvl>
   </w:abstractNum>
-  <w:abstractNum w:abstractNumId="18">
+  <w:abstractNum w:abstractNumId="19">
     <w:lvl w:ilvl="0">
       <w:start w:val="1"/>
       <w:numFmt w:val="bullet"/>
@@ -3793,7 +3934,7 @@
       <w:rPr/>
     </w:lvl>
   </w:abstractNum>
-  <w:abstractNum w:abstractNumId="19">
+  <w:abstractNum w:abstractNumId="20">
     <w:lvl w:ilvl="0">
       <w:start w:val="1"/>
       <w:numFmt w:val="bullet"/>
@@ -3915,7 +4056,7 @@
       <w:rPr/>
     </w:lvl>
   </w:abstractNum>
-  <w:abstractNum w:abstractNumId="20">
+  <w:abstractNum w:abstractNumId="21">
     <w:lvl w:ilvl="0">
       <w:start w:val="1"/>
       <w:numFmt w:val="bullet"/>
@@ -4037,251 +4178,7 @@
       <w:rPr/>
     </w:lvl>
   </w:abstractNum>
-  <w:abstractNum w:abstractNumId="21">
-    <w:lvl w:ilvl="0">
-      <w:start w:val="1"/>
-      <w:numFmt w:val="bullet"/>
-      <w:lvlText w:val="–"/>
-      <w:lvlJc w:val="left"/>
-      <w:pPr>
-        <w:tabs>
-          <w:tab w:val="num" w:pos="0"/>
-        </w:tabs>
-        <w:ind w:left="360" w:hanging="220"/>
-      </w:pPr>
-      <w:rPr>
-        <w:rFonts w:ascii="Calibri" w:hAnsi="Calibri" w:cs="Calibri" w:hint="default"/>
-        <w:color w:val="718096"/>
-      </w:rPr>
-    </w:lvl>
-    <w:lvl w:ilvl="1">
-      <w:start w:val="1"/>
-      <w:numFmt w:val="decimal"/>
-      <w:lvlText w:val="%2."/>
-      <w:lvlJc w:val="left"/>
-      <w:pPr>
-        <w:tabs>
-          <w:tab w:val="num" w:pos="1080"/>
-        </w:tabs>
-        <w:ind w:left="1080" w:hanging="360"/>
-      </w:pPr>
-      <w:rPr/>
-    </w:lvl>
-    <w:lvl w:ilvl="2">
-      <w:start w:val="1"/>
-      <w:numFmt w:val="decimal"/>
-      <w:lvlText w:val="%3."/>
-      <w:lvlJc w:val="left"/>
-      <w:pPr>
-        <w:tabs>
-          <w:tab w:val="num" w:pos="1440"/>
-        </w:tabs>
-        <w:ind w:left="1440" w:hanging="360"/>
-      </w:pPr>
-      <w:rPr/>
-    </w:lvl>
-    <w:lvl w:ilvl="3">
-      <w:start w:val="1"/>
-      <w:numFmt w:val="decimal"/>
-      <w:lvlText w:val="%4."/>
-      <w:lvlJc w:val="left"/>
-      <w:pPr>
-        <w:tabs>
-          <w:tab w:val="num" w:pos="1800"/>
-        </w:tabs>
-        <w:ind w:left="1800" w:hanging="360"/>
-      </w:pPr>
-      <w:rPr/>
-    </w:lvl>
-    <w:lvl w:ilvl="4">
-      <w:start w:val="1"/>
-      <w:numFmt w:val="decimal"/>
-      <w:lvlText w:val="%5."/>
-      <w:lvlJc w:val="left"/>
-      <w:pPr>
-        <w:tabs>
-          <w:tab w:val="num" w:pos="2160"/>
-        </w:tabs>
-        <w:ind w:left="2160" w:hanging="360"/>
-      </w:pPr>
-      <w:rPr/>
-    </w:lvl>
-    <w:lvl w:ilvl="5">
-      <w:start w:val="1"/>
-      <w:numFmt w:val="decimal"/>
-      <w:lvlText w:val="%6."/>
-      <w:lvlJc w:val="left"/>
-      <w:pPr>
-        <w:tabs>
-          <w:tab w:val="num" w:pos="2520"/>
-        </w:tabs>
-        <w:ind w:left="2520" w:hanging="360"/>
-      </w:pPr>
-      <w:rPr/>
-    </w:lvl>
-    <w:lvl w:ilvl="6">
-      <w:start w:val="1"/>
-      <w:numFmt w:val="decimal"/>
-      <w:lvlText w:val="%7."/>
-      <w:lvlJc w:val="left"/>
-      <w:pPr>
-        <w:tabs>
-          <w:tab w:val="num" w:pos="2880"/>
-        </w:tabs>
-        <w:ind w:left="2880" w:hanging="360"/>
-      </w:pPr>
-      <w:rPr/>
-    </w:lvl>
-    <w:lvl w:ilvl="7">
-      <w:start w:val="1"/>
-      <w:numFmt w:val="decimal"/>
-      <w:lvlText w:val="%8."/>
-      <w:lvlJc w:val="left"/>
-      <w:pPr>
-        <w:tabs>
-          <w:tab w:val="num" w:pos="3240"/>
-        </w:tabs>
-        <w:ind w:left="3240" w:hanging="360"/>
-      </w:pPr>
-      <w:rPr/>
-    </w:lvl>
-    <w:lvl w:ilvl="8">
-      <w:start w:val="1"/>
-      <w:numFmt w:val="decimal"/>
-      <w:lvlText w:val="%9."/>
-      <w:lvlJc w:val="left"/>
-      <w:pPr>
-        <w:tabs>
-          <w:tab w:val="num" w:pos="3600"/>
-        </w:tabs>
-        <w:ind w:left="3600" w:hanging="360"/>
-      </w:pPr>
-      <w:rPr/>
-    </w:lvl>
-  </w:abstractNum>
   <w:abstractNum w:abstractNumId="22">
-    <w:lvl w:ilvl="0">
-      <w:start w:val="1"/>
-      <w:numFmt w:val="bullet"/>
-      <w:lvlText w:val="–"/>
-      <w:lvlJc w:val="left"/>
-      <w:pPr>
-        <w:tabs>
-          <w:tab w:val="num" w:pos="0"/>
-        </w:tabs>
-        <w:ind w:left="360" w:hanging="220"/>
-      </w:pPr>
-      <w:rPr>
-        <w:rFonts w:ascii="Calibri" w:hAnsi="Calibri" w:cs="Calibri" w:hint="default"/>
-        <w:color w:val="718096"/>
-      </w:rPr>
-    </w:lvl>
-    <w:lvl w:ilvl="1">
-      <w:start w:val="1"/>
-      <w:numFmt w:val="decimal"/>
-      <w:lvlText w:val="%2."/>
-      <w:lvlJc w:val="left"/>
-      <w:pPr>
-        <w:tabs>
-          <w:tab w:val="num" w:pos="1080"/>
-        </w:tabs>
-        <w:ind w:left="1080" w:hanging="360"/>
-      </w:pPr>
-      <w:rPr/>
-    </w:lvl>
-    <w:lvl w:ilvl="2">
-      <w:start w:val="1"/>
-      <w:numFmt w:val="decimal"/>
-      <w:lvlText w:val="%3."/>
-      <w:lvlJc w:val="left"/>
-      <w:pPr>
-        <w:tabs>
-          <w:tab w:val="num" w:pos="1440"/>
-        </w:tabs>
-        <w:ind w:left="1440" w:hanging="360"/>
-      </w:pPr>
-      <w:rPr/>
-    </w:lvl>
-    <w:lvl w:ilvl="3">
-      <w:start w:val="1"/>
-      <w:numFmt w:val="decimal"/>
-      <w:lvlText w:val="%4."/>
-      <w:lvlJc w:val="left"/>
-      <w:pPr>
-        <w:tabs>
-          <w:tab w:val="num" w:pos="1800"/>
-        </w:tabs>
-        <w:ind w:left="1800" w:hanging="360"/>
-      </w:pPr>
-      <w:rPr/>
-    </w:lvl>
-    <w:lvl w:ilvl="4">
-      <w:start w:val="1"/>
-      <w:numFmt w:val="decimal"/>
-      <w:lvlText w:val="%5."/>
-      <w:lvlJc w:val="left"/>
-      <w:pPr>
-        <w:tabs>
-          <w:tab w:val="num" w:pos="2160"/>
-        </w:tabs>
-        <w:ind w:left="2160" w:hanging="360"/>
-      </w:pPr>
-      <w:rPr/>
-    </w:lvl>
-    <w:lvl w:ilvl="5">
-      <w:start w:val="1"/>
-      <w:numFmt w:val="decimal"/>
-      <w:lvlText w:val="%6."/>
-      <w:lvlJc w:val="left"/>
-      <w:pPr>
-        <w:tabs>
-          <w:tab w:val="num" w:pos="2520"/>
-        </w:tabs>
-        <w:ind w:left="2520" w:hanging="360"/>
-      </w:pPr>
-      <w:rPr/>
-    </w:lvl>
-    <w:lvl w:ilvl="6">
-      <w:start w:val="1"/>
-      <w:numFmt w:val="decimal"/>
-      <w:lvlText w:val="%7."/>
-      <w:lvlJc w:val="left"/>
-      <w:pPr>
-        <w:tabs>
-          <w:tab w:val="num" w:pos="2880"/>
-        </w:tabs>
-        <w:ind w:left="2880" w:hanging="360"/>
-      </w:pPr>
-      <w:rPr/>
-    </w:lvl>
-    <w:lvl w:ilvl="7">
-      <w:start w:val="1"/>
-      <w:numFmt w:val="decimal"/>
-      <w:lvlText w:val="%8."/>
-      <w:lvlJc w:val="left"/>
-      <w:pPr>
-        <w:tabs>
-          <w:tab w:val="num" w:pos="3240"/>
-        </w:tabs>
-        <w:ind w:left="3240" w:hanging="360"/>
-      </w:pPr>
-      <w:rPr/>
-    </w:lvl>
-    <w:lvl w:ilvl="8">
-      <w:start w:val="1"/>
-      <w:numFmt w:val="decimal"/>
-      <w:lvlText w:val="%9."/>
-      <w:lvlJc w:val="left"/>
-      <w:pPr>
-        <w:tabs>
-          <w:tab w:val="num" w:pos="3600"/>
-        </w:tabs>
-        <w:ind w:left="3600" w:hanging="360"/>
-      </w:pPr>
-      <w:rPr/>
-    </w:lvl>
-  </w:abstractNum>
-  <w:abstractNum w:abstractNumId="23">
     <w:lvl w:ilvl="0">
       <w:start w:val="1"/>
       <w:numFmt w:val="none"/>
@@ -4467,76 +4364,70 @@
     <w:abstractNumId w:val="22"/>
   </w:num>
   <w:num w:numId="23">
-    <w:abstractNumId w:val="23"/>
-  </w:num>
-  <w:num w:numId="24">
-    <w:abstractNumId w:val="1"/>
+    <w:abstractNumId w:val="2"/>
     <w:lvlOverride w:ilvl="0">
       <w:startOverride w:val="1"/>
     </w:lvlOverride>
   </w:num>
+  <w:num w:numId="24">
+    <w:abstractNumId w:val="2"/>
+  </w:num>
   <w:num w:numId="25">
-    <w:abstractNumId w:val="1"/>
+    <w:abstractNumId w:val="2"/>
   </w:num>
   <w:num w:numId="26">
-    <w:abstractNumId w:val="1"/>
+    <w:abstractNumId w:val="2"/>
   </w:num>
   <w:num w:numId="27">
-    <w:abstractNumId w:val="1"/>
+    <w:abstractNumId w:val="2"/>
   </w:num>
   <w:num w:numId="28">
-    <w:abstractNumId w:val="1"/>
+    <w:abstractNumId w:val="2"/>
   </w:num>
   <w:num w:numId="29">
-    <w:abstractNumId w:val="1"/>
+    <w:abstractNumId w:val="2"/>
   </w:num>
   <w:num w:numId="30">
-    <w:abstractNumId w:val="1"/>
+    <w:abstractNumId w:val="2"/>
   </w:num>
   <w:num w:numId="31">
-    <w:abstractNumId w:val="1"/>
+    <w:abstractNumId w:val="2"/>
   </w:num>
   <w:num w:numId="32">
-    <w:abstractNumId w:val="1"/>
+    <w:abstractNumId w:val="2"/>
   </w:num>
   <w:num w:numId="33">
-    <w:abstractNumId w:val="1"/>
+    <w:abstractNumId w:val="2"/>
   </w:num>
   <w:num w:numId="34">
-    <w:abstractNumId w:val="1"/>
+    <w:abstractNumId w:val="2"/>
   </w:num>
   <w:num w:numId="35">
-    <w:abstractNumId w:val="1"/>
+    <w:abstractNumId w:val="2"/>
   </w:num>
   <w:num w:numId="36">
-    <w:abstractNumId w:val="1"/>
+    <w:abstractNumId w:val="2"/>
   </w:num>
   <w:num w:numId="37">
-    <w:abstractNumId w:val="1"/>
+    <w:abstractNumId w:val="2"/>
   </w:num>
   <w:num w:numId="38">
-    <w:abstractNumId w:val="1"/>
+    <w:abstractNumId w:val="2"/>
   </w:num>
   <w:num w:numId="39">
-    <w:abstractNumId w:val="1"/>
+    <w:abstractNumId w:val="2"/>
   </w:num>
   <w:num w:numId="40">
-    <w:abstractNumId w:val="1"/>
+    <w:abstractNumId w:val="2"/>
   </w:num>
   <w:num w:numId="41">
-    <w:abstractNumId w:val="1"/>
+    <w:abstractNumId w:val="2"/>
   </w:num>
   <w:num w:numId="42">
-    <w:abstractNumId w:val="1"/>
+    <w:abstractNumId w:val="2"/>
   </w:num>
   <w:num w:numId="43">
-    <w:abstractNumId w:val="1"/>
-  </w:num>
-  <w:num w:numId="44">
-    <w:abstractNumId w:val="1"/>
-  </w:num>
-  <w:num w:numId="45">
-    <w:abstractNumId w:val="1"/>
+    <w:abstractNumId w:val="2"/>
   </w:num>
 </w:numbering>
 </file>
@@ -4715,6 +4606,13 @@
     <w:rPr>
       <w:sz w:val="20"/>
       <w:szCs w:val="20"/>
+    </w:rPr>
+  </w:style>
+  <w:style w:type="character" w:styleId="Bulletsuser">
+    <w:name w:val="Bullets (user)"/>
+    <w:qFormat/>
+    <w:rPr>
+      <w:rFonts w:ascii="OpenSymbol" w:hAnsi="OpenSymbol" w:eastAsia="OpenSymbol" w:cs="OpenSymbol"/>
     </w:rPr>
   </w:style>
   <w:style w:type="paragraph" w:styleId="Heading">

--- a/Nicholson_Resume_2026.docx
+++ b/Nicholson_Resume_2026.docx
@@ -6,7 +6,7 @@
       <w:pPr>
         <w:pStyle w:val="Normal"/>
         <w:spacing w:before="0" w:after="40"/>
-        <w:jc w:val="left"/>
+        <w:jc w:val="start"/>
         <w:rPr/>
       </w:pPr>
       <w:r>
@@ -202,7 +202,7 @@
         <w:pStyle w:val="ListParagraph"/>
         <w:numPr>
           <w:ilvl w:val="0"/>
-          <w:numId w:val="23"/>
+          <w:numId w:val="24"/>
         </w:numPr>
         <w:spacing w:before="20" w:after="20"/>
         <w:rPr>
@@ -220,31 +220,6 @@
           <w:szCs w:val="20"/>
         </w:rPr>
         <w:t>Instructed 30+ graduate students per class in accounting principles, specialty software (Tableau, Access, Excel), and applied financial analysis.</w:t>
-      </w:r>
-    </w:p>
-    <w:p>
-      <w:pPr>
-        <w:pStyle w:val="ListParagraph"/>
-        <w:numPr>
-          <w:ilvl w:val="0"/>
-          <w:numId w:val="24"/>
-        </w:numPr>
-        <w:spacing w:before="20" w:after="20"/>
-        <w:rPr>
-          <w:rFonts w:ascii="Calibri" w:hAnsi="Calibri" w:eastAsia="Calibri" w:cs="Calibri"/>
-          <w:color w:val="4A5568"/>
-          <w:sz w:val="20"/>
-          <w:szCs w:val="20"/>
-        </w:rPr>
-      </w:pPr>
-      <w:r>
-        <w:rPr>
-          <w:rFonts w:eastAsia="Calibri" w:cs="Calibri"/>
-          <w:color w:val="4A5568"/>
-          <w:sz w:val="20"/>
-          <w:szCs w:val="20"/>
-        </w:rPr>
-        <w:t>Taught 30+ graduate students on on SQL, Alteryx, database design, modeling, and performance optimization as well as GitHub usage.</w:t>
       </w:r>
     </w:p>
     <w:p>
@@ -255,16 +230,39 @@
           <w:numId w:val="25"/>
         </w:numPr>
         <w:spacing w:before="20" w:after="20"/>
-        <w:rPr/>
-      </w:pPr>
-      <w:r>
-        <w:rPr>
-          <w:rFonts w:eastAsia="Calibri" w:cs="Calibri"/>
+        <w:rPr>
+          <w:rFonts w:ascii="Calibri" w:hAnsi="Calibri" w:eastAsia="Calibri" w:cs="Calibri"/>
           <w:color w:val="4A5568"/>
           <w:sz w:val="20"/>
           <w:szCs w:val="20"/>
         </w:rPr>
-        <w:t>Prepared and reviewed financial reports, projections, and reconciliations to support course curriculum accuracy.</w:t>
+      </w:pPr>
+      <w:r>
+        <w:rPr>
+          <w:rFonts w:eastAsia="Calibri" w:cs="Calibri"/>
+          <w:color w:val="4A5568"/>
+          <w:sz w:val="20"/>
+          <w:szCs w:val="20"/>
+        </w:rPr>
+        <w:t xml:space="preserve">Taught 30+ graduate students </w:t>
+      </w:r>
+      <w:r>
+        <w:rPr>
+          <w:rFonts w:eastAsia="Calibri" w:cs="Calibri"/>
+          <w:color w:val="4A5568"/>
+          <w:sz w:val="20"/>
+          <w:szCs w:val="20"/>
+        </w:rPr>
+        <w:t>in information systems courses, to include:</w:t>
+      </w:r>
+      <w:r>
+        <w:rPr>
+          <w:rFonts w:eastAsia="Calibri" w:cs="Calibri"/>
+          <w:color w:val="4A5568"/>
+          <w:sz w:val="20"/>
+          <w:szCs w:val="20"/>
+        </w:rPr>
+        <w:t xml:space="preserve"> SQL, Alteryx, database design, modeling, and performance optimization as well as GitHub usage.</w:t>
       </w:r>
     </w:p>
     <w:p>
@@ -284,7 +282,7 @@
           <w:sz w:val="20"/>
           <w:szCs w:val="20"/>
         </w:rPr>
-        <w:t>Streamlined record-keeping processes for confidential academic data, reducing retrieval time and improving administrative efficiency.</w:t>
+        <w:t>Prepared and reviewed financial reports, projections, and reconciliations to support course curriculum accuracy.</w:t>
       </w:r>
     </w:p>
     <w:p>
@@ -304,71 +302,7 @@
           <w:sz w:val="20"/>
           <w:szCs w:val="20"/>
         </w:rPr>
-        <w:t>Distilled complex research findings into accessible summaries, elevating student comprehension scores across assessments.</w:t>
-      </w:r>
-    </w:p>
-    <w:p>
-      <w:pPr>
-        <w:pStyle w:val="Normal"/>
-        <w:tabs>
-          <w:tab w:val="clear" w:pos="720"/>
-          <w:tab w:val="right" w:pos="9026" w:leader="none"/>
-        </w:tabs>
-        <w:spacing w:before="160" w:after="20"/>
-        <w:rPr/>
-      </w:pPr>
-      <w:r>
-        <w:rPr>
-          <w:rFonts w:eastAsia="Calibri" w:cs="Calibri"/>
-          <w:b/>
-          <w:bCs/>
-          <w:color w:val="1B2A4A"/>
-          <w:sz w:val="22"/>
-          <w:szCs w:val="22"/>
-        </w:rPr>
-        <w:t>Sr. DSCSA Specialist (Contract)</w:t>
-      </w:r>
-      <w:r>
-        <w:rPr/>
-        <w:tab/>
-      </w:r>
-      <w:r>
-        <w:rPr>
-          <w:rFonts w:eastAsia="Calibri" w:cs="Calibri"/>
-          <w:i/>
-          <w:iCs/>
-          <w:color w:val="718096"/>
-          <w:sz w:val="20"/>
-          <w:szCs w:val="20"/>
-        </w:rPr>
-        <w:t>Mar 2022 – Dec 2024</w:t>
-      </w:r>
-    </w:p>
-    <w:p>
-      <w:pPr>
-        <w:pStyle w:val="Normal"/>
-        <w:spacing w:before="0" w:after="20"/>
-        <w:rPr/>
-      </w:pPr>
-      <w:r>
-        <w:rPr>
-          <w:rFonts w:eastAsia="Calibri" w:cs="Calibri"/>
-          <w:b w:val="false"/>
-          <w:bCs w:val="false"/>
-          <w:color w:val="4A5568"/>
-          <w:sz w:val="20"/>
-          <w:szCs w:val="20"/>
-        </w:rPr>
-        <w:t>Cardinal Health</w:t>
-      </w:r>
-      <w:r>
-        <w:rPr>
-          <w:rFonts w:eastAsia="Calibri" w:cs="Calibri"/>
-          <w:color w:val="718096"/>
-          <w:sz w:val="20"/>
-          <w:szCs w:val="20"/>
-        </w:rPr>
-        <w:t xml:space="preserve">  •  La Vergne, TN</w:t>
+        <w:t>Streamlined record-keeping processes for confidential academic data, reducing retrieval time and improving administrative efficiency.</w:t>
       </w:r>
     </w:p>
     <w:p>
@@ -379,21 +313,80 @@
           <w:numId w:val="28"/>
         </w:numPr>
         <w:spacing w:before="20" w:after="20"/>
+        <w:rPr/>
+      </w:pPr>
+      <w:r>
         <w:rPr>
           <w:rFonts w:eastAsia="Calibri" w:cs="Calibri"/>
           <w:color w:val="4A5568"/>
           <w:sz w:val="20"/>
           <w:szCs w:val="20"/>
         </w:rPr>
-      </w:pPr>
-      <w:r>
-        <w:rPr>
-          <w:rFonts w:eastAsia="Calibri" w:cs="Calibri"/>
+        <w:t>Distilled complex research findings into accessible summaries, elevating student comprehension scores across assessments.</w:t>
+      </w:r>
+    </w:p>
+    <w:p>
+      <w:pPr>
+        <w:pStyle w:val="Normal"/>
+        <w:tabs>
+          <w:tab w:val="clear" w:pos="720"/>
+          <w:tab w:val="right" w:pos="9026" w:leader="none"/>
+        </w:tabs>
+        <w:spacing w:before="160" w:after="20"/>
+        <w:rPr/>
+      </w:pPr>
+      <w:r>
+        <w:rPr>
+          <w:rFonts w:eastAsia="Calibri" w:cs="Calibri"/>
+          <w:b/>
+          <w:bCs/>
+          <w:color w:val="1B2A4A"/>
+          <w:sz w:val="22"/>
+          <w:szCs w:val="22"/>
+        </w:rPr>
+        <w:t>Sr. DSCSA Specialist (Contract)</w:t>
+      </w:r>
+      <w:r>
+        <w:rPr/>
+        <w:tab/>
+      </w:r>
+      <w:r>
+        <w:rPr>
+          <w:rFonts w:eastAsia="Calibri" w:cs="Calibri"/>
+          <w:i/>
+          <w:iCs/>
+          <w:color w:val="718096"/>
+          <w:sz w:val="20"/>
+          <w:szCs w:val="20"/>
+        </w:rPr>
+        <w:t>Mar 2022 – Dec 2024</w:t>
+      </w:r>
+    </w:p>
+    <w:p>
+      <w:pPr>
+        <w:pStyle w:val="Normal"/>
+        <w:spacing w:before="0" w:after="20"/>
+        <w:rPr/>
+      </w:pPr>
+      <w:r>
+        <w:rPr>
+          <w:rFonts w:eastAsia="Calibri" w:cs="Calibri"/>
+          <w:b w:val="false"/>
+          <w:bCs w:val="false"/>
           <w:color w:val="4A5568"/>
           <w:sz w:val="20"/>
           <w:szCs w:val="20"/>
         </w:rPr>
-        <w:t>Assisted in creating value adding activities and automation for business processes.</w:t>
+        <w:t>Cardinal Health</w:t>
+      </w:r>
+      <w:r>
+        <w:rPr>
+          <w:rFonts w:eastAsia="Calibri" w:cs="Calibri"/>
+          <w:color w:val="718096"/>
+          <w:sz w:val="20"/>
+          <w:szCs w:val="20"/>
+        </w:rPr>
+        <w:t xml:space="preserve">  •  La Vergne, TN</w:t>
       </w:r>
     </w:p>
     <w:p>
@@ -404,13 +397,17 @@
           <w:numId w:val="29"/>
         </w:numPr>
         <w:spacing w:before="20" w:after="20"/>
+        <w:rPr/>
+      </w:pPr>
+      <w:r>
         <w:rPr>
           <w:rFonts w:eastAsia="Calibri" w:cs="Calibri"/>
           <w:color w:val="4A5568"/>
           <w:sz w:val="20"/>
           <w:szCs w:val="20"/>
         </w:rPr>
-      </w:pPr>
+        <w:t>Co</w:t>
+      </w:r>
       <w:r>
         <w:rPr>
           <w:rFonts w:eastAsia="Calibri" w:cs="Calibri"/>
@@ -418,7 +415,16 @@
           <w:sz w:val="20"/>
           <w:szCs w:val="20"/>
         </w:rPr>
-        <w:t>Identified and corrected a multi-year recurring billing error, recovering an estimated $40,000–$60,000 per quarter in previously lost revenue.</w:t>
+        <w:t>ntributed to the development of Cardinal Health’s</w:t>
+      </w:r>
+      <w:r>
+        <w:rPr>
+          <w:rFonts w:eastAsia="Calibri" w:cs="Calibri"/>
+          <w:color w:val="4A5568"/>
+          <w:sz w:val="20"/>
+          <w:szCs w:val="20"/>
+        </w:rPr>
+        <w:t xml:space="preserve"> 2023 FDA-mandated DSCSA pharmaceutical supply chain compliance program, ensuring zero regulatory violations across all covered business units.</w:t>
       </w:r>
     </w:p>
     <w:p>
@@ -438,7 +444,7 @@
           <w:sz w:val="20"/>
           <w:szCs w:val="20"/>
         </w:rPr>
-        <w:t>Automated a bi-weekly specialty pharmaceutical charge process, reducing manual processing time by over 400% and eliminating recurring data entry errors.</w:t>
+        <w:t>Identified and corrected a multi-year recurring billing error, recovering an estimated $40,000–$60,000 per quarter in previously lost revenue.</w:t>
       </w:r>
     </w:p>
     <w:p>
@@ -458,7 +464,7 @@
           <w:sz w:val="20"/>
           <w:szCs w:val="20"/>
         </w:rPr>
-        <w:t>Independently built Cardinal Health's COVID-19 vaccine tracking form and executive-level sales dashboard, adopted by the Specialty Division VP for ongoing reporting.</w:t>
+        <w:t>Automated a bi-weekly specialty pharmaceutical charge process, reducing manual processing time by over 400% and eliminating recurring data entry errors.</w:t>
       </w:r>
     </w:p>
     <w:p>
@@ -478,7 +484,7 @@
           <w:sz w:val="20"/>
           <w:szCs w:val="20"/>
         </w:rPr>
-        <w:t>Created an automated tracking and reporting log for specialty pharma products to satisfy a vendor-mandated compliance requirement, deployed to production within 30 days.</w:t>
+        <w:t>Independently built Cardinal Health's COVID-19 vaccine tracking form and executive-level sales dashboard, adopted by the Specialty Division VP for ongoing reporting.</w:t>
       </w:r>
     </w:p>
     <w:p>
@@ -498,7 +504,7 @@
           <w:sz w:val="20"/>
           <w:szCs w:val="20"/>
         </w:rPr>
-        <w:t>Acted lead on a 7-person team on an FDA-mandated Letter of Authorization compliance project covering 10,000+ accounts following a corporate acquisition.</w:t>
+        <w:t>Created an automated tracking and reporting log for specialty pharma products to satisfy a vendor-mandated compliance requirement, deployed to production within 30 days.</w:t>
       </w:r>
     </w:p>
     <w:p>
@@ -518,7 +524,7 @@
           <w:sz w:val="20"/>
           <w:szCs w:val="20"/>
         </w:rPr>
-        <w:t>Authored 10+ comprehensive SOP guides and custom Excel forms adopted across multiple business units, standardizing workflows and reducing onboarding time.</w:t>
+        <w:t>Acted lead on a 7-person team on an FDA-mandated Letter of Authorization compliance project covering 10,000+ accounts following a corporate acquisition.</w:t>
       </w:r>
     </w:p>
     <w:p>
@@ -538,71 +544,7 @@
           <w:sz w:val="20"/>
           <w:szCs w:val="20"/>
         </w:rPr>
-        <w:t>Served as subject matter expert and primary trainer for staff on DSCSA regulations, compliance strategies, and system usage.</w:t>
-      </w:r>
-    </w:p>
-    <w:p>
-      <w:pPr>
-        <w:pStyle w:val="Normal"/>
-        <w:tabs>
-          <w:tab w:val="clear" w:pos="720"/>
-          <w:tab w:val="right" w:pos="9026" w:leader="none"/>
-        </w:tabs>
-        <w:spacing w:before="160" w:after="20"/>
-        <w:rPr/>
-      </w:pPr>
-      <w:r>
-        <w:rPr>
-          <w:rFonts w:eastAsia="Calibri" w:cs="Calibri"/>
-          <w:b/>
-          <w:bCs/>
-          <w:color w:val="1B2A4A"/>
-          <w:sz w:val="22"/>
-          <w:szCs w:val="22"/>
-        </w:rPr>
-        <w:t>Police Officer</w:t>
-      </w:r>
-      <w:r>
-        <w:rPr/>
-        <w:tab/>
-      </w:r>
-      <w:r>
-        <w:rPr>
-          <w:rFonts w:eastAsia="Calibri" w:cs="Calibri"/>
-          <w:i/>
-          <w:iCs/>
-          <w:color w:val="718096"/>
-          <w:sz w:val="20"/>
-          <w:szCs w:val="20"/>
-        </w:rPr>
-        <w:t>Oct 2017 – Jan 2021</w:t>
-      </w:r>
-    </w:p>
-    <w:p>
-      <w:pPr>
-        <w:pStyle w:val="Normal"/>
-        <w:spacing w:before="0" w:after="20"/>
-        <w:rPr/>
-      </w:pPr>
-      <w:r>
-        <w:rPr>
-          <w:rFonts w:eastAsia="Calibri" w:cs="Calibri"/>
-          <w:b w:val="false"/>
-          <w:bCs w:val="false"/>
-          <w:color w:val="4A5568"/>
-          <w:sz w:val="20"/>
-          <w:szCs w:val="20"/>
-        </w:rPr>
-        <w:t>Metro Nashville Police Department</w:t>
-      </w:r>
-      <w:r>
-        <w:rPr>
-          <w:rFonts w:eastAsia="Calibri" w:cs="Calibri"/>
-          <w:color w:val="718096"/>
-          <w:sz w:val="20"/>
-          <w:szCs w:val="20"/>
-        </w:rPr>
-        <w:t xml:space="preserve">  •  Nashville, TN</w:t>
+        <w:t>Authored 10+ comprehensive SOP guides and custom Excel forms adopted across multiple business units, standardizing workflows and reducing onboarding time.</w:t>
       </w:r>
     </w:p>
     <w:p>
@@ -622,7 +564,71 @@
           <w:sz w:val="20"/>
           <w:szCs w:val="20"/>
         </w:rPr>
-        <w:t>Managed active caseloads across assigned geographic zones, responding to 911 calls, criminal investigations, and emergency situations with documented outcomes.</w:t>
+        <w:t>Served as subject matter expert and primary trainer for staff on DSCSA regulations, compliance strategies, and system usage.</w:t>
+      </w:r>
+    </w:p>
+    <w:p>
+      <w:pPr>
+        <w:pStyle w:val="Normal"/>
+        <w:tabs>
+          <w:tab w:val="clear" w:pos="720"/>
+          <w:tab w:val="right" w:pos="9026" w:leader="none"/>
+        </w:tabs>
+        <w:spacing w:before="160" w:after="20"/>
+        <w:rPr/>
+      </w:pPr>
+      <w:r>
+        <w:rPr>
+          <w:rFonts w:eastAsia="Calibri" w:cs="Calibri"/>
+          <w:b/>
+          <w:bCs/>
+          <w:color w:val="1B2A4A"/>
+          <w:sz w:val="22"/>
+          <w:szCs w:val="22"/>
+        </w:rPr>
+        <w:t>Police Officer</w:t>
+      </w:r>
+      <w:r>
+        <w:rPr/>
+        <w:tab/>
+      </w:r>
+      <w:r>
+        <w:rPr>
+          <w:rFonts w:eastAsia="Calibri" w:cs="Calibri"/>
+          <w:i/>
+          <w:iCs/>
+          <w:color w:val="718096"/>
+          <w:sz w:val="20"/>
+          <w:szCs w:val="20"/>
+        </w:rPr>
+        <w:t>Oct 2017 – Jan 2021</w:t>
+      </w:r>
+    </w:p>
+    <w:p>
+      <w:pPr>
+        <w:pStyle w:val="Normal"/>
+        <w:spacing w:before="0" w:after="20"/>
+        <w:rPr/>
+      </w:pPr>
+      <w:r>
+        <w:rPr>
+          <w:rFonts w:eastAsia="Calibri" w:cs="Calibri"/>
+          <w:b w:val="false"/>
+          <w:bCs w:val="false"/>
+          <w:color w:val="4A5568"/>
+          <w:sz w:val="20"/>
+          <w:szCs w:val="20"/>
+        </w:rPr>
+        <w:t>Metro Nashville Police Department</w:t>
+      </w:r>
+      <w:r>
+        <w:rPr>
+          <w:rFonts w:eastAsia="Calibri" w:cs="Calibri"/>
+          <w:color w:val="718096"/>
+          <w:sz w:val="20"/>
+          <w:szCs w:val="20"/>
+        </w:rPr>
+        <w:t xml:space="preserve">  •  Nashville, TN</w:t>
       </w:r>
     </w:p>
     <w:p>
@@ -642,7 +648,7 @@
           <w:sz w:val="20"/>
           <w:szCs w:val="20"/>
         </w:rPr>
-        <w:t>Conducted criminal investigations including interviews, evidence collection, and case documentation resulting in successful case closures.</w:t>
+        <w:t>Managed active caseloads across assigned geographic zones, responding to 911 calls, criminal investigations, and emergency situations with documented outcomes.</w:t>
       </w:r>
     </w:p>
     <w:p>
@@ -662,7 +668,7 @@
           <w:sz w:val="20"/>
           <w:szCs w:val="20"/>
         </w:rPr>
-        <w:t>Executed search warrants and coordinated with multi-agency teams on raids, maintaining full legal compliance and officer safety protocols.</w:t>
+        <w:t>Conducted criminal investigations including interviews, evidence collection, and case documentation resulting in successful case closures.</w:t>
       </w:r>
     </w:p>
     <w:p>
@@ -682,6 +688,26 @@
           <w:sz w:val="20"/>
           <w:szCs w:val="20"/>
         </w:rPr>
+        <w:t>Executed search warrants and coordinated with multi-agency teams on raids, maintaining full legal compliance and officer safety protocols.</w:t>
+      </w:r>
+    </w:p>
+    <w:p>
+      <w:pPr>
+        <w:pStyle w:val="ListParagraph"/>
+        <w:numPr>
+          <w:ilvl w:val="0"/>
+          <w:numId w:val="40"/>
+        </w:numPr>
+        <w:spacing w:before="20" w:after="20"/>
+        <w:rPr/>
+      </w:pPr>
+      <w:r>
+        <w:rPr>
+          <w:rFonts w:eastAsia="Calibri" w:cs="Calibri"/>
+          <w:color w:val="4A5568"/>
+          <w:sz w:val="20"/>
+          <w:szCs w:val="20"/>
+        </w:rPr>
         <w:t>Provided sworn courtroom testimony supported by self-authored incident reports, contributing to prosecution outcomes.</w:t>
       </w:r>
     </w:p>
@@ -732,7 +758,7 @@
         <w:pStyle w:val="ListParagraph"/>
         <w:numPr>
           <w:ilvl w:val="0"/>
-          <w:numId w:val="40"/>
+          <w:numId w:val="41"/>
         </w:numPr>
         <w:spacing w:before="20" w:after="20"/>
         <w:rPr/>
@@ -744,27 +770,7 @@
           <w:sz w:val="20"/>
           <w:szCs w:val="20"/>
         </w:rPr>
-        <w:t>Accelerated processing speed by 400%+ through automation of a bi-weekly specialty pharmaceutical billing workflow.</w:t>
-      </w:r>
-    </w:p>
-    <w:p>
-      <w:pPr>
-        <w:pStyle w:val="ListParagraph"/>
-        <w:numPr>
-          <w:ilvl w:val="0"/>
-          <w:numId w:val="41"/>
-        </w:numPr>
-        <w:spacing w:before="20" w:after="20"/>
-        <w:rPr/>
-      </w:pPr>
-      <w:r>
-        <w:rPr>
-          <w:rFonts w:eastAsia="Calibri" w:cs="Calibri"/>
-          <w:color w:val="4A5568"/>
-          <w:sz w:val="20"/>
-          <w:szCs w:val="20"/>
-        </w:rPr>
-        <w:t>Built and deployed a COVID-19 vaccine tracking and sales dashboard independently; later adopted by Cardinal Health's Specialty Division.</w:t>
+        <w:t>Recovered $40K–$60K/quarter by identifying and correcting a multi-year undetected billing error at Cardinal Health.</w:t>
       </w:r>
     </w:p>
     <w:p>
@@ -784,7 +790,7 @@
           <w:sz w:val="20"/>
           <w:szCs w:val="20"/>
         </w:rPr>
-        <w:t>Designed executive dashboards reported directly to a VP, enabling data-driven decisions across the Specialty Division.</w:t>
+        <w:t>Accelerated processing speed by 400%+ through automation of a bi-weekly specialty pharmaceutical billing workflow.</w:t>
       </w:r>
     </w:p>
     <w:p>
@@ -804,6 +810,46 @@
           <w:sz w:val="20"/>
           <w:szCs w:val="20"/>
         </w:rPr>
+        <w:t>Built and deployed a COVID-19 vaccine tracking and sales dashboard independently; later adopted by Cardinal Health's Specialty Division.</w:t>
+      </w:r>
+    </w:p>
+    <w:p>
+      <w:pPr>
+        <w:pStyle w:val="ListParagraph"/>
+        <w:numPr>
+          <w:ilvl w:val="0"/>
+          <w:numId w:val="44"/>
+        </w:numPr>
+        <w:spacing w:before="20" w:after="20"/>
+        <w:rPr/>
+      </w:pPr>
+      <w:r>
+        <w:rPr>
+          <w:rFonts w:eastAsia="Calibri" w:cs="Calibri"/>
+          <w:color w:val="4A5568"/>
+          <w:sz w:val="20"/>
+          <w:szCs w:val="20"/>
+        </w:rPr>
+        <w:t>Designed executive dashboards reported directly to a VP, enabling data-driven decisions across the Specialty Division.</w:t>
+      </w:r>
+    </w:p>
+    <w:p>
+      <w:pPr>
+        <w:pStyle w:val="ListParagraph"/>
+        <w:numPr>
+          <w:ilvl w:val="0"/>
+          <w:numId w:val="45"/>
+        </w:numPr>
+        <w:spacing w:before="20" w:after="20"/>
+        <w:rPr/>
+      </w:pPr>
+      <w:r>
+        <w:rPr>
+          <w:rFonts w:eastAsia="Calibri" w:cs="Calibri"/>
+          <w:color w:val="4A5568"/>
+          <w:sz w:val="20"/>
+          <w:szCs w:val="20"/>
+        </w:rPr>
         <w:t>Acted lead over a a 10,000-account Letter of Authorization (LOA) compliance remediation project on an FDA deadline with a team of 7.</w:t>
       </w:r>
     </w:p>
@@ -862,14 +908,14 @@
     <w:tbl>
       <w:tblPr>
         <w:tblW w:w="9360" w:type="dxa"/>
-        <w:jc w:val="left"/>
+        <w:jc w:val="start"/>
         <w:tblInd w:w="0" w:type="dxa"/>
         <w:tblLayout w:type="fixed"/>
         <w:tblCellMar>
           <w:top w:w="0" w:type="dxa"/>
-          <w:left w:w="0" w:type="dxa"/>
+          <w:start w:w="0" w:type="dxa"/>
           <w:bottom w:w="0" w:type="dxa"/>
-          <w:right w:w="120" w:type="dxa"/>
+          <w:end w:w="120" w:type="dxa"/>
         </w:tblCellMar>
       </w:tblPr>
       <w:tblGrid>
@@ -1006,7 +1052,12 @@
             <w:pPr>
               <w:pStyle w:val="Normal"/>
               <w:spacing w:before="30" w:after="0"/>
-              <w:rPr/>
+              <w:rPr>
+                <w:rFonts w:eastAsia="Calibri" w:cs="Calibri"/>
+                <w:color w:val="4A5568"/>
+                <w:sz w:val="19"/>
+                <w:szCs w:val="19"/>
+              </w:rPr>
             </w:pPr>
             <w:r>
               <w:rPr>
@@ -1025,6 +1076,21 @@
                 <w:szCs w:val="19"/>
               </w:rPr>
               <w:t>Problem Identification &amp; Resolution</w:t>
+            </w:r>
+          </w:p>
+          <w:p>
+            <w:pPr>
+              <w:pStyle w:val="Normal"/>
+              <w:spacing w:before="30" w:after="0"/>
+              <w:rPr/>
+            </w:pPr>
+            <w:r>
+              <w:rPr/>
+              <w:t xml:space="preserve">• </w:t>
+            </w:r>
+            <w:r>
+              <w:rPr/>
+              <w:t>Linux Computer OS Setup</w:t>
             </w:r>
           </w:p>
         </w:tc>
@@ -1130,12 +1196,7 @@
             <w:pPr>
               <w:pStyle w:val="Normal"/>
               <w:spacing w:before="30" w:after="0"/>
-              <w:rPr>
-                <w:rFonts w:eastAsia="Calibri" w:cs="Calibri"/>
-                <w:color w:val="4A5568"/>
-                <w:sz w:val="19"/>
-                <w:szCs w:val="19"/>
-              </w:rPr>
+              <w:rPr/>
             </w:pPr>
             <w:r>
               <w:rPr>
@@ -1154,26 +1215,6 @@
                 <w:szCs w:val="19"/>
               </w:rPr>
               <w:t>Lean Six Sigma / Kaizen</w:t>
-            </w:r>
-          </w:p>
-          <w:p>
-            <w:pPr>
-              <w:pStyle w:val="Normal"/>
-              <w:numPr>
-                <w:ilvl w:val="0"/>
-                <w:numId w:val="1"/>
-              </w:numPr>
-              <w:spacing w:before="30" w:after="0"/>
-              <w:rPr/>
-            </w:pPr>
-            <w:r>
-              <w:rPr>
-                <w:rFonts w:eastAsia="Calibri" w:cs="Calibri"/>
-                <w:color w:val="4A5568"/>
-                <w:sz w:val="19"/>
-                <w:szCs w:val="19"/>
-              </w:rPr>
-              <w:t>Linux Systems</w:t>
             </w:r>
           </w:p>
           <w:p>
@@ -1605,150 +1646,13 @@
     <w:lvl w:ilvl="0">
       <w:start w:val="1"/>
       <w:numFmt w:val="bullet"/>
-      <w:lvlText w:val=""/>
-      <w:lvlJc w:val="left"/>
-      <w:pPr>
-        <w:tabs>
-          <w:tab w:val="num" w:pos="720"/>
-        </w:tabs>
-        <w:ind w:left="720" w:hanging="360"/>
-      </w:pPr>
-      <w:rPr>
-        <w:rFonts w:ascii="Symbol" w:hAnsi="Symbol" w:cs="Symbol" w:hint="default"/>
-      </w:rPr>
-    </w:lvl>
-    <w:lvl w:ilvl="1">
-      <w:start w:val="1"/>
-      <w:numFmt w:val="bullet"/>
-      <w:lvlText w:val=""/>
-      <w:lvlJc w:val="left"/>
-      <w:pPr>
-        <w:tabs>
-          <w:tab w:val="num" w:pos="1080"/>
-        </w:tabs>
-        <w:ind w:left="1080" w:hanging="360"/>
-      </w:pPr>
-      <w:rPr>
-        <w:rFonts w:ascii="Symbol" w:hAnsi="Symbol" w:cs="Symbol" w:hint="default"/>
-      </w:rPr>
-    </w:lvl>
-    <w:lvl w:ilvl="2">
-      <w:start w:val="1"/>
-      <w:numFmt w:val="bullet"/>
-      <w:lvlText w:val=""/>
-      <w:lvlJc w:val="left"/>
-      <w:pPr>
-        <w:tabs>
-          <w:tab w:val="num" w:pos="1440"/>
-        </w:tabs>
-        <w:ind w:left="1440" w:hanging="360"/>
-      </w:pPr>
-      <w:rPr>
-        <w:rFonts w:ascii="Symbol" w:hAnsi="Symbol" w:cs="Symbol" w:hint="default"/>
-      </w:rPr>
-    </w:lvl>
-    <w:lvl w:ilvl="3">
-      <w:start w:val="1"/>
-      <w:numFmt w:val="bullet"/>
-      <w:lvlText w:val=""/>
-      <w:lvlJc w:val="left"/>
-      <w:pPr>
-        <w:tabs>
-          <w:tab w:val="num" w:pos="1800"/>
-        </w:tabs>
-        <w:ind w:left="1800" w:hanging="360"/>
-      </w:pPr>
-      <w:rPr>
-        <w:rFonts w:ascii="Symbol" w:hAnsi="Symbol" w:cs="Symbol" w:hint="default"/>
-      </w:rPr>
-    </w:lvl>
-    <w:lvl w:ilvl="4">
-      <w:start w:val="1"/>
-      <w:numFmt w:val="bullet"/>
-      <w:lvlText w:val=""/>
-      <w:lvlJc w:val="left"/>
-      <w:pPr>
-        <w:tabs>
-          <w:tab w:val="num" w:pos="2160"/>
-        </w:tabs>
-        <w:ind w:left="2160" w:hanging="360"/>
-      </w:pPr>
-      <w:rPr>
-        <w:rFonts w:ascii="Symbol" w:hAnsi="Symbol" w:cs="Symbol" w:hint="default"/>
-      </w:rPr>
-    </w:lvl>
-    <w:lvl w:ilvl="5">
-      <w:start w:val="1"/>
-      <w:numFmt w:val="bullet"/>
-      <w:lvlText w:val=""/>
-      <w:lvlJc w:val="left"/>
-      <w:pPr>
-        <w:tabs>
-          <w:tab w:val="num" w:pos="2520"/>
-        </w:tabs>
-        <w:ind w:left="2520" w:hanging="360"/>
-      </w:pPr>
-      <w:rPr>
-        <w:rFonts w:ascii="Symbol" w:hAnsi="Symbol" w:cs="Symbol" w:hint="default"/>
-      </w:rPr>
-    </w:lvl>
-    <w:lvl w:ilvl="6">
-      <w:start w:val="1"/>
-      <w:numFmt w:val="bullet"/>
-      <w:lvlText w:val=""/>
-      <w:lvlJc w:val="left"/>
-      <w:pPr>
-        <w:tabs>
-          <w:tab w:val="num" w:pos="2880"/>
-        </w:tabs>
-        <w:ind w:left="2880" w:hanging="360"/>
-      </w:pPr>
-      <w:rPr>
-        <w:rFonts w:ascii="Symbol" w:hAnsi="Symbol" w:cs="Symbol" w:hint="default"/>
-      </w:rPr>
-    </w:lvl>
-    <w:lvl w:ilvl="7">
-      <w:start w:val="1"/>
-      <w:numFmt w:val="bullet"/>
-      <w:lvlText w:val=""/>
-      <w:lvlJc w:val="left"/>
-      <w:pPr>
-        <w:tabs>
-          <w:tab w:val="num" w:pos="3240"/>
-        </w:tabs>
-        <w:ind w:left="3240" w:hanging="360"/>
-      </w:pPr>
-      <w:rPr>
-        <w:rFonts w:ascii="Symbol" w:hAnsi="Symbol" w:cs="Symbol" w:hint="default"/>
-      </w:rPr>
-    </w:lvl>
-    <w:lvl w:ilvl="8">
-      <w:start w:val="1"/>
-      <w:numFmt w:val="bullet"/>
-      <w:lvlText w:val=""/>
-      <w:lvlJc w:val="left"/>
-      <w:pPr>
-        <w:tabs>
-          <w:tab w:val="num" w:pos="3600"/>
-        </w:tabs>
-        <w:ind w:left="3600" w:hanging="360"/>
-      </w:pPr>
-      <w:rPr>
-        <w:rFonts w:ascii="Symbol" w:hAnsi="Symbol" w:cs="Symbol" w:hint="default"/>
-      </w:rPr>
-    </w:lvl>
-  </w:abstractNum>
-  <w:abstractNum w:abstractNumId="2">
-    <w:lvl w:ilvl="0">
-      <w:start w:val="1"/>
-      <w:numFmt w:val="bullet"/>
       <w:lvlText w:val="–"/>
-      <w:lvlJc w:val="left"/>
+      <w:lvlJc w:val="start"/>
       <w:pPr>
         <w:tabs>
           <w:tab w:val="num" w:pos="0"/>
         </w:tabs>
-        <w:ind w:left="360" w:hanging="220"/>
+        <w:ind w:start="360" w:hanging="220"/>
       </w:pPr>
       <w:rPr>
         <w:rFonts w:ascii="Calibri" w:hAnsi="Calibri" w:cs="Calibri" w:hint="default"/>
@@ -1759,12 +1663,12 @@
       <w:start w:val="1"/>
       <w:numFmt w:val="decimal"/>
       <w:lvlText w:val="%2."/>
-      <w:lvlJc w:val="left"/>
+      <w:lvlJc w:val="start"/>
       <w:pPr>
         <w:tabs>
           <w:tab w:val="num" w:pos="1080"/>
         </w:tabs>
-        <w:ind w:left="1080" w:hanging="360"/>
+        <w:ind w:start="1080" w:hanging="360"/>
       </w:pPr>
       <w:rPr/>
     </w:lvl>
@@ -1772,12 +1676,12 @@
       <w:start w:val="1"/>
       <w:numFmt w:val="decimal"/>
       <w:lvlText w:val="%3."/>
-      <w:lvlJc w:val="left"/>
+      <w:lvlJc w:val="start"/>
       <w:pPr>
         <w:tabs>
           <w:tab w:val="num" w:pos="1440"/>
         </w:tabs>
-        <w:ind w:left="1440" w:hanging="360"/>
+        <w:ind w:start="1440" w:hanging="360"/>
       </w:pPr>
       <w:rPr/>
     </w:lvl>
@@ -1785,12 +1689,12 @@
       <w:start w:val="1"/>
       <w:numFmt w:val="decimal"/>
       <w:lvlText w:val="%4."/>
-      <w:lvlJc w:val="left"/>
+      <w:lvlJc w:val="start"/>
       <w:pPr>
         <w:tabs>
           <w:tab w:val="num" w:pos="1800"/>
         </w:tabs>
-        <w:ind w:left="1800" w:hanging="360"/>
+        <w:ind w:start="1800" w:hanging="360"/>
       </w:pPr>
       <w:rPr/>
     </w:lvl>
@@ -1798,12 +1702,12 @@
       <w:start w:val="1"/>
       <w:numFmt w:val="decimal"/>
       <w:lvlText w:val="%5."/>
-      <w:lvlJc w:val="left"/>
+      <w:lvlJc w:val="start"/>
       <w:pPr>
         <w:tabs>
           <w:tab w:val="num" w:pos="2160"/>
         </w:tabs>
-        <w:ind w:left="2160" w:hanging="360"/>
+        <w:ind w:start="2160" w:hanging="360"/>
       </w:pPr>
       <w:rPr/>
     </w:lvl>
@@ -1811,12 +1715,12 @@
       <w:start w:val="1"/>
       <w:numFmt w:val="decimal"/>
       <w:lvlText w:val="%6."/>
-      <w:lvlJc w:val="left"/>
+      <w:lvlJc w:val="start"/>
       <w:pPr>
         <w:tabs>
           <w:tab w:val="num" w:pos="2520"/>
         </w:tabs>
-        <w:ind w:left="2520" w:hanging="360"/>
+        <w:ind w:start="2520" w:hanging="360"/>
       </w:pPr>
       <w:rPr/>
     </w:lvl>
@@ -1824,12 +1728,12 @@
       <w:start w:val="1"/>
       <w:numFmt w:val="decimal"/>
       <w:lvlText w:val="%7."/>
-      <w:lvlJc w:val="left"/>
+      <w:lvlJc w:val="start"/>
       <w:pPr>
         <w:tabs>
           <w:tab w:val="num" w:pos="2880"/>
         </w:tabs>
-        <w:ind w:left="2880" w:hanging="360"/>
+        <w:ind w:start="2880" w:hanging="360"/>
       </w:pPr>
       <w:rPr/>
     </w:lvl>
@@ -1837,12 +1741,12 @@
       <w:start w:val="1"/>
       <w:numFmt w:val="decimal"/>
       <w:lvlText w:val="%8."/>
-      <w:lvlJc w:val="left"/>
+      <w:lvlJc w:val="start"/>
       <w:pPr>
         <w:tabs>
           <w:tab w:val="num" w:pos="3240"/>
         </w:tabs>
-        <w:ind w:left="3240" w:hanging="360"/>
+        <w:ind w:start="3240" w:hanging="360"/>
       </w:pPr>
       <w:rPr/>
     </w:lvl>
@@ -1850,27 +1754,27 @@
       <w:start w:val="1"/>
       <w:numFmt w:val="decimal"/>
       <w:lvlText w:val="%9."/>
-      <w:lvlJc w:val="left"/>
+      <w:lvlJc w:val="start"/>
       <w:pPr>
         <w:tabs>
           <w:tab w:val="num" w:pos="3600"/>
         </w:tabs>
-        <w:ind w:left="3600" w:hanging="360"/>
+        <w:ind w:start="3600" w:hanging="360"/>
       </w:pPr>
       <w:rPr/>
     </w:lvl>
   </w:abstractNum>
-  <w:abstractNum w:abstractNumId="3">
+  <w:abstractNum w:abstractNumId="2">
     <w:lvl w:ilvl="0">
       <w:start w:val="1"/>
       <w:numFmt w:val="bullet"/>
       <w:lvlText w:val="–"/>
-      <w:lvlJc w:val="left"/>
+      <w:lvlJc w:val="start"/>
       <w:pPr>
         <w:tabs>
           <w:tab w:val="num" w:pos="0"/>
         </w:tabs>
-        <w:ind w:left="360" w:hanging="220"/>
+        <w:ind w:start="360" w:hanging="220"/>
       </w:pPr>
       <w:rPr>
         <w:rFonts w:ascii="Calibri" w:hAnsi="Calibri" w:cs="Calibri" w:hint="default"/>
@@ -1881,12 +1785,12 @@
       <w:start w:val="1"/>
       <w:numFmt w:val="decimal"/>
       <w:lvlText w:val="%2."/>
-      <w:lvlJc w:val="left"/>
+      <w:lvlJc w:val="start"/>
       <w:pPr>
         <w:tabs>
           <w:tab w:val="num" w:pos="1080"/>
         </w:tabs>
-        <w:ind w:left="1080" w:hanging="360"/>
+        <w:ind w:start="1080" w:hanging="360"/>
       </w:pPr>
       <w:rPr/>
     </w:lvl>
@@ -1894,12 +1798,12 @@
       <w:start w:val="1"/>
       <w:numFmt w:val="decimal"/>
       <w:lvlText w:val="%3."/>
-      <w:lvlJc w:val="left"/>
+      <w:lvlJc w:val="start"/>
       <w:pPr>
         <w:tabs>
           <w:tab w:val="num" w:pos="1440"/>
         </w:tabs>
-        <w:ind w:left="1440" w:hanging="360"/>
+        <w:ind w:start="1440" w:hanging="360"/>
       </w:pPr>
       <w:rPr/>
     </w:lvl>
@@ -1907,12 +1811,12 @@
       <w:start w:val="1"/>
       <w:numFmt w:val="decimal"/>
       <w:lvlText w:val="%4."/>
-      <w:lvlJc w:val="left"/>
+      <w:lvlJc w:val="start"/>
       <w:pPr>
         <w:tabs>
           <w:tab w:val="num" w:pos="1800"/>
         </w:tabs>
-        <w:ind w:left="1800" w:hanging="360"/>
+        <w:ind w:start="1800" w:hanging="360"/>
       </w:pPr>
       <w:rPr/>
     </w:lvl>
@@ -1920,12 +1824,12 @@
       <w:start w:val="1"/>
       <w:numFmt w:val="decimal"/>
       <w:lvlText w:val="%5."/>
-      <w:lvlJc w:val="left"/>
+      <w:lvlJc w:val="start"/>
       <w:pPr>
         <w:tabs>
           <w:tab w:val="num" w:pos="2160"/>
         </w:tabs>
-        <w:ind w:left="2160" w:hanging="360"/>
+        <w:ind w:start="2160" w:hanging="360"/>
       </w:pPr>
       <w:rPr/>
     </w:lvl>
@@ -1933,12 +1837,12 @@
       <w:start w:val="1"/>
       <w:numFmt w:val="decimal"/>
       <w:lvlText w:val="%6."/>
-      <w:lvlJc w:val="left"/>
+      <w:lvlJc w:val="start"/>
       <w:pPr>
         <w:tabs>
           <w:tab w:val="num" w:pos="2520"/>
         </w:tabs>
-        <w:ind w:left="2520" w:hanging="360"/>
+        <w:ind w:start="2520" w:hanging="360"/>
       </w:pPr>
       <w:rPr/>
     </w:lvl>
@@ -1946,12 +1850,12 @@
       <w:start w:val="1"/>
       <w:numFmt w:val="decimal"/>
       <w:lvlText w:val="%7."/>
-      <w:lvlJc w:val="left"/>
+      <w:lvlJc w:val="start"/>
       <w:pPr>
         <w:tabs>
           <w:tab w:val="num" w:pos="2880"/>
         </w:tabs>
-        <w:ind w:left="2880" w:hanging="360"/>
+        <w:ind w:start="2880" w:hanging="360"/>
       </w:pPr>
       <w:rPr/>
     </w:lvl>
@@ -1959,12 +1863,12 @@
       <w:start w:val="1"/>
       <w:numFmt w:val="decimal"/>
       <w:lvlText w:val="%8."/>
-      <w:lvlJc w:val="left"/>
+      <w:lvlJc w:val="start"/>
       <w:pPr>
         <w:tabs>
           <w:tab w:val="num" w:pos="3240"/>
         </w:tabs>
-        <w:ind w:left="3240" w:hanging="360"/>
+        <w:ind w:start="3240" w:hanging="360"/>
       </w:pPr>
       <w:rPr/>
     </w:lvl>
@@ -1972,27 +1876,27 @@
       <w:start w:val="1"/>
       <w:numFmt w:val="decimal"/>
       <w:lvlText w:val="%9."/>
-      <w:lvlJc w:val="left"/>
+      <w:lvlJc w:val="start"/>
       <w:pPr>
         <w:tabs>
           <w:tab w:val="num" w:pos="3600"/>
         </w:tabs>
-        <w:ind w:left="3600" w:hanging="360"/>
+        <w:ind w:start="3600" w:hanging="360"/>
       </w:pPr>
       <w:rPr/>
     </w:lvl>
   </w:abstractNum>
-  <w:abstractNum w:abstractNumId="4">
+  <w:abstractNum w:abstractNumId="3">
     <w:lvl w:ilvl="0">
       <w:start w:val="1"/>
       <w:numFmt w:val="bullet"/>
       <w:lvlText w:val="–"/>
-      <w:lvlJc w:val="left"/>
+      <w:lvlJc w:val="start"/>
       <w:pPr>
         <w:tabs>
           <w:tab w:val="num" w:pos="0"/>
         </w:tabs>
-        <w:ind w:left="360" w:hanging="220"/>
+        <w:ind w:start="360" w:hanging="220"/>
       </w:pPr>
       <w:rPr>
         <w:rFonts w:ascii="Calibri" w:hAnsi="Calibri" w:cs="Calibri" w:hint="default"/>
@@ -2003,12 +1907,12 @@
       <w:start w:val="1"/>
       <w:numFmt w:val="decimal"/>
       <w:lvlText w:val="%2."/>
-      <w:lvlJc w:val="left"/>
+      <w:lvlJc w:val="start"/>
       <w:pPr>
         <w:tabs>
           <w:tab w:val="num" w:pos="1080"/>
         </w:tabs>
-        <w:ind w:left="1080" w:hanging="360"/>
+        <w:ind w:start="1080" w:hanging="360"/>
       </w:pPr>
       <w:rPr/>
     </w:lvl>
@@ -2016,12 +1920,12 @@
       <w:start w:val="1"/>
       <w:numFmt w:val="decimal"/>
       <w:lvlText w:val="%3."/>
-      <w:lvlJc w:val="left"/>
+      <w:lvlJc w:val="start"/>
       <w:pPr>
         <w:tabs>
           <w:tab w:val="num" w:pos="1440"/>
         </w:tabs>
-        <w:ind w:left="1440" w:hanging="360"/>
+        <w:ind w:start="1440" w:hanging="360"/>
       </w:pPr>
       <w:rPr/>
     </w:lvl>
@@ -2029,12 +1933,12 @@
       <w:start w:val="1"/>
       <w:numFmt w:val="decimal"/>
       <w:lvlText w:val="%4."/>
-      <w:lvlJc w:val="left"/>
+      <w:lvlJc w:val="start"/>
       <w:pPr>
         <w:tabs>
           <w:tab w:val="num" w:pos="1800"/>
         </w:tabs>
-        <w:ind w:left="1800" w:hanging="360"/>
+        <w:ind w:start="1800" w:hanging="360"/>
       </w:pPr>
       <w:rPr/>
     </w:lvl>
@@ -2042,12 +1946,12 @@
       <w:start w:val="1"/>
       <w:numFmt w:val="decimal"/>
       <w:lvlText w:val="%5."/>
-      <w:lvlJc w:val="left"/>
+      <w:lvlJc w:val="start"/>
       <w:pPr>
         <w:tabs>
           <w:tab w:val="num" w:pos="2160"/>
         </w:tabs>
-        <w:ind w:left="2160" w:hanging="360"/>
+        <w:ind w:start="2160" w:hanging="360"/>
       </w:pPr>
       <w:rPr/>
     </w:lvl>
@@ -2055,12 +1959,12 @@
       <w:start w:val="1"/>
       <w:numFmt w:val="decimal"/>
       <w:lvlText w:val="%6."/>
-      <w:lvlJc w:val="left"/>
+      <w:lvlJc w:val="start"/>
       <w:pPr>
         <w:tabs>
           <w:tab w:val="num" w:pos="2520"/>
         </w:tabs>
-        <w:ind w:left="2520" w:hanging="360"/>
+        <w:ind w:start="2520" w:hanging="360"/>
       </w:pPr>
       <w:rPr/>
     </w:lvl>
@@ -2068,12 +1972,12 @@
       <w:start w:val="1"/>
       <w:numFmt w:val="decimal"/>
       <w:lvlText w:val="%7."/>
-      <w:lvlJc w:val="left"/>
+      <w:lvlJc w:val="start"/>
       <w:pPr>
         <w:tabs>
           <w:tab w:val="num" w:pos="2880"/>
         </w:tabs>
-        <w:ind w:left="2880" w:hanging="360"/>
+        <w:ind w:start="2880" w:hanging="360"/>
       </w:pPr>
       <w:rPr/>
     </w:lvl>
@@ -2081,12 +1985,12 @@
       <w:start w:val="1"/>
       <w:numFmt w:val="decimal"/>
       <w:lvlText w:val="%8."/>
-      <w:lvlJc w:val="left"/>
+      <w:lvlJc w:val="start"/>
       <w:pPr>
         <w:tabs>
           <w:tab w:val="num" w:pos="3240"/>
         </w:tabs>
-        <w:ind w:left="3240" w:hanging="360"/>
+        <w:ind w:start="3240" w:hanging="360"/>
       </w:pPr>
       <w:rPr/>
     </w:lvl>
@@ -2094,27 +1998,27 @@
       <w:start w:val="1"/>
       <w:numFmt w:val="decimal"/>
       <w:lvlText w:val="%9."/>
-      <w:lvlJc w:val="left"/>
+      <w:lvlJc w:val="start"/>
       <w:pPr>
         <w:tabs>
           <w:tab w:val="num" w:pos="3600"/>
         </w:tabs>
-        <w:ind w:left="3600" w:hanging="360"/>
+        <w:ind w:start="3600" w:hanging="360"/>
       </w:pPr>
       <w:rPr/>
     </w:lvl>
   </w:abstractNum>
-  <w:abstractNum w:abstractNumId="5">
+  <w:abstractNum w:abstractNumId="4">
     <w:lvl w:ilvl="0">
       <w:start w:val="1"/>
       <w:numFmt w:val="bullet"/>
       <w:lvlText w:val="–"/>
-      <w:lvlJc w:val="left"/>
+      <w:lvlJc w:val="start"/>
       <w:pPr>
         <w:tabs>
           <w:tab w:val="num" w:pos="0"/>
         </w:tabs>
-        <w:ind w:left="360" w:hanging="220"/>
+        <w:ind w:start="360" w:hanging="220"/>
       </w:pPr>
       <w:rPr>
         <w:rFonts w:ascii="Calibri" w:hAnsi="Calibri" w:cs="Calibri" w:hint="default"/>
@@ -2125,12 +2029,12 @@
       <w:start w:val="1"/>
       <w:numFmt w:val="decimal"/>
       <w:lvlText w:val="%2."/>
-      <w:lvlJc w:val="left"/>
+      <w:lvlJc w:val="start"/>
       <w:pPr>
         <w:tabs>
           <w:tab w:val="num" w:pos="1080"/>
         </w:tabs>
-        <w:ind w:left="1080" w:hanging="360"/>
+        <w:ind w:start="1080" w:hanging="360"/>
       </w:pPr>
       <w:rPr/>
     </w:lvl>
@@ -2138,12 +2042,12 @@
       <w:start w:val="1"/>
       <w:numFmt w:val="decimal"/>
       <w:lvlText w:val="%3."/>
-      <w:lvlJc w:val="left"/>
+      <w:lvlJc w:val="start"/>
       <w:pPr>
         <w:tabs>
           <w:tab w:val="num" w:pos="1440"/>
         </w:tabs>
-        <w:ind w:left="1440" w:hanging="360"/>
+        <w:ind w:start="1440" w:hanging="360"/>
       </w:pPr>
       <w:rPr/>
     </w:lvl>
@@ -2151,12 +2055,12 @@
       <w:start w:val="1"/>
       <w:numFmt w:val="decimal"/>
       <w:lvlText w:val="%4."/>
-      <w:lvlJc w:val="left"/>
+      <w:lvlJc w:val="start"/>
       <w:pPr>
         <w:tabs>
           <w:tab w:val="num" w:pos="1800"/>
         </w:tabs>
-        <w:ind w:left="1800" w:hanging="360"/>
+        <w:ind w:start="1800" w:hanging="360"/>
       </w:pPr>
       <w:rPr/>
     </w:lvl>
@@ -2164,12 +2068,12 @@
       <w:start w:val="1"/>
       <w:numFmt w:val="decimal"/>
       <w:lvlText w:val="%5."/>
-      <w:lvlJc w:val="left"/>
+      <w:lvlJc w:val="start"/>
       <w:pPr>
         <w:tabs>
           <w:tab w:val="num" w:pos="2160"/>
         </w:tabs>
-        <w:ind w:left="2160" w:hanging="360"/>
+        <w:ind w:start="2160" w:hanging="360"/>
       </w:pPr>
       <w:rPr/>
     </w:lvl>
@@ -2177,12 +2081,12 @@
       <w:start w:val="1"/>
       <w:numFmt w:val="decimal"/>
       <w:lvlText w:val="%6."/>
-      <w:lvlJc w:val="left"/>
+      <w:lvlJc w:val="start"/>
       <w:pPr>
         <w:tabs>
           <w:tab w:val="num" w:pos="2520"/>
         </w:tabs>
-        <w:ind w:left="2520" w:hanging="360"/>
+        <w:ind w:start="2520" w:hanging="360"/>
       </w:pPr>
       <w:rPr/>
     </w:lvl>
@@ -2190,12 +2094,12 @@
       <w:start w:val="1"/>
       <w:numFmt w:val="decimal"/>
       <w:lvlText w:val="%7."/>
-      <w:lvlJc w:val="left"/>
+      <w:lvlJc w:val="start"/>
       <w:pPr>
         <w:tabs>
           <w:tab w:val="num" w:pos="2880"/>
         </w:tabs>
-        <w:ind w:left="2880" w:hanging="360"/>
+        <w:ind w:start="2880" w:hanging="360"/>
       </w:pPr>
       <w:rPr/>
     </w:lvl>
@@ -2203,12 +2107,12 @@
       <w:start w:val="1"/>
       <w:numFmt w:val="decimal"/>
       <w:lvlText w:val="%8."/>
-      <w:lvlJc w:val="left"/>
+      <w:lvlJc w:val="start"/>
       <w:pPr>
         <w:tabs>
           <w:tab w:val="num" w:pos="3240"/>
         </w:tabs>
-        <w:ind w:left="3240" w:hanging="360"/>
+        <w:ind w:start="3240" w:hanging="360"/>
       </w:pPr>
       <w:rPr/>
     </w:lvl>
@@ -2216,27 +2120,27 @@
       <w:start w:val="1"/>
       <w:numFmt w:val="decimal"/>
       <w:lvlText w:val="%9."/>
-      <w:lvlJc w:val="left"/>
+      <w:lvlJc w:val="start"/>
       <w:pPr>
         <w:tabs>
           <w:tab w:val="num" w:pos="3600"/>
         </w:tabs>
-        <w:ind w:left="3600" w:hanging="360"/>
+        <w:ind w:start="3600" w:hanging="360"/>
       </w:pPr>
       <w:rPr/>
     </w:lvl>
   </w:abstractNum>
-  <w:abstractNum w:abstractNumId="6">
+  <w:abstractNum w:abstractNumId="5">
     <w:lvl w:ilvl="0">
       <w:start w:val="1"/>
       <w:numFmt w:val="bullet"/>
       <w:lvlText w:val="–"/>
-      <w:lvlJc w:val="left"/>
+      <w:lvlJc w:val="start"/>
       <w:pPr>
         <w:tabs>
           <w:tab w:val="num" w:pos="0"/>
         </w:tabs>
-        <w:ind w:left="360" w:hanging="220"/>
+        <w:ind w:start="360" w:hanging="220"/>
       </w:pPr>
       <w:rPr>
         <w:rFonts w:ascii="Calibri" w:hAnsi="Calibri" w:cs="Calibri" w:hint="default"/>
@@ -2247,12 +2151,12 @@
       <w:start w:val="1"/>
       <w:numFmt w:val="decimal"/>
       <w:lvlText w:val="%2."/>
-      <w:lvlJc w:val="left"/>
+      <w:lvlJc w:val="start"/>
       <w:pPr>
         <w:tabs>
           <w:tab w:val="num" w:pos="1080"/>
         </w:tabs>
-        <w:ind w:left="1080" w:hanging="360"/>
+        <w:ind w:start="1080" w:hanging="360"/>
       </w:pPr>
       <w:rPr/>
     </w:lvl>
@@ -2260,12 +2164,12 @@
       <w:start w:val="1"/>
       <w:numFmt w:val="decimal"/>
       <w:lvlText w:val="%3."/>
-      <w:lvlJc w:val="left"/>
+      <w:lvlJc w:val="start"/>
       <w:pPr>
         <w:tabs>
           <w:tab w:val="num" w:pos="1440"/>
         </w:tabs>
-        <w:ind w:left="1440" w:hanging="360"/>
+        <w:ind w:start="1440" w:hanging="360"/>
       </w:pPr>
       <w:rPr/>
     </w:lvl>
@@ -2273,12 +2177,12 @@
       <w:start w:val="1"/>
       <w:numFmt w:val="decimal"/>
       <w:lvlText w:val="%4."/>
-      <w:lvlJc w:val="left"/>
+      <w:lvlJc w:val="start"/>
       <w:pPr>
         <w:tabs>
           <w:tab w:val="num" w:pos="1800"/>
         </w:tabs>
-        <w:ind w:left="1800" w:hanging="360"/>
+        <w:ind w:start="1800" w:hanging="360"/>
       </w:pPr>
       <w:rPr/>
     </w:lvl>
@@ -2286,12 +2190,12 @@
       <w:start w:val="1"/>
       <w:numFmt w:val="decimal"/>
       <w:lvlText w:val="%5."/>
-      <w:lvlJc w:val="left"/>
+      <w:lvlJc w:val="start"/>
       <w:pPr>
         <w:tabs>
           <w:tab w:val="num" w:pos="2160"/>
         </w:tabs>
-        <w:ind w:left="2160" w:hanging="360"/>
+        <w:ind w:start="2160" w:hanging="360"/>
       </w:pPr>
       <w:rPr/>
     </w:lvl>
@@ -2299,12 +2203,12 @@
       <w:start w:val="1"/>
       <w:numFmt w:val="decimal"/>
       <w:lvlText w:val="%6."/>
-      <w:lvlJc w:val="left"/>
+      <w:lvlJc w:val="start"/>
       <w:pPr>
         <w:tabs>
           <w:tab w:val="num" w:pos="2520"/>
         </w:tabs>
-        <w:ind w:left="2520" w:hanging="360"/>
+        <w:ind w:start="2520" w:hanging="360"/>
       </w:pPr>
       <w:rPr/>
     </w:lvl>
@@ -2312,12 +2216,12 @@
       <w:start w:val="1"/>
       <w:numFmt w:val="decimal"/>
       <w:lvlText w:val="%7."/>
-      <w:lvlJc w:val="left"/>
+      <w:lvlJc w:val="start"/>
       <w:pPr>
         <w:tabs>
           <w:tab w:val="num" w:pos="2880"/>
         </w:tabs>
-        <w:ind w:left="2880" w:hanging="360"/>
+        <w:ind w:start="2880" w:hanging="360"/>
       </w:pPr>
       <w:rPr/>
     </w:lvl>
@@ -2325,12 +2229,12 @@
       <w:start w:val="1"/>
       <w:numFmt w:val="decimal"/>
       <w:lvlText w:val="%8."/>
-      <w:lvlJc w:val="left"/>
+      <w:lvlJc w:val="start"/>
       <w:pPr>
         <w:tabs>
           <w:tab w:val="num" w:pos="3240"/>
         </w:tabs>
-        <w:ind w:left="3240" w:hanging="360"/>
+        <w:ind w:start="3240" w:hanging="360"/>
       </w:pPr>
       <w:rPr/>
     </w:lvl>
@@ -2338,27 +2242,27 @@
       <w:start w:val="1"/>
       <w:numFmt w:val="decimal"/>
       <w:lvlText w:val="%9."/>
-      <w:lvlJc w:val="left"/>
+      <w:lvlJc w:val="start"/>
       <w:pPr>
         <w:tabs>
           <w:tab w:val="num" w:pos="3600"/>
         </w:tabs>
-        <w:ind w:left="3600" w:hanging="360"/>
+        <w:ind w:start="3600" w:hanging="360"/>
       </w:pPr>
       <w:rPr/>
     </w:lvl>
   </w:abstractNum>
-  <w:abstractNum w:abstractNumId="7">
+  <w:abstractNum w:abstractNumId="6">
     <w:lvl w:ilvl="0">
       <w:start w:val="1"/>
       <w:numFmt w:val="bullet"/>
       <w:lvlText w:val="–"/>
-      <w:lvlJc w:val="left"/>
+      <w:lvlJc w:val="start"/>
       <w:pPr>
         <w:tabs>
           <w:tab w:val="num" w:pos="0"/>
         </w:tabs>
-        <w:ind w:left="360" w:hanging="220"/>
+        <w:ind w:start="360" w:hanging="220"/>
       </w:pPr>
       <w:rPr>
         <w:rFonts w:ascii="Calibri" w:hAnsi="Calibri" w:cs="Calibri" w:hint="default"/>
@@ -2369,12 +2273,12 @@
       <w:start w:val="1"/>
       <w:numFmt w:val="decimal"/>
       <w:lvlText w:val="%2."/>
-      <w:lvlJc w:val="left"/>
+      <w:lvlJc w:val="start"/>
       <w:pPr>
         <w:tabs>
           <w:tab w:val="num" w:pos="1080"/>
         </w:tabs>
-        <w:ind w:left="1080" w:hanging="360"/>
+        <w:ind w:start="1080" w:hanging="360"/>
       </w:pPr>
       <w:rPr/>
     </w:lvl>
@@ -2382,12 +2286,12 @@
       <w:start w:val="1"/>
       <w:numFmt w:val="decimal"/>
       <w:lvlText w:val="%3."/>
-      <w:lvlJc w:val="left"/>
+      <w:lvlJc w:val="start"/>
       <w:pPr>
         <w:tabs>
           <w:tab w:val="num" w:pos="1440"/>
         </w:tabs>
-        <w:ind w:left="1440" w:hanging="360"/>
+        <w:ind w:start="1440" w:hanging="360"/>
       </w:pPr>
       <w:rPr/>
     </w:lvl>
@@ -2395,12 +2299,12 @@
       <w:start w:val="1"/>
       <w:numFmt w:val="decimal"/>
       <w:lvlText w:val="%4."/>
-      <w:lvlJc w:val="left"/>
+      <w:lvlJc w:val="start"/>
       <w:pPr>
         <w:tabs>
           <w:tab w:val="num" w:pos="1800"/>
         </w:tabs>
-        <w:ind w:left="1800" w:hanging="360"/>
+        <w:ind w:start="1800" w:hanging="360"/>
       </w:pPr>
       <w:rPr/>
     </w:lvl>
@@ -2408,12 +2312,12 @@
       <w:start w:val="1"/>
       <w:numFmt w:val="decimal"/>
       <w:lvlText w:val="%5."/>
-      <w:lvlJc w:val="left"/>
+      <w:lvlJc w:val="start"/>
       <w:pPr>
         <w:tabs>
           <w:tab w:val="num" w:pos="2160"/>
         </w:tabs>
-        <w:ind w:left="2160" w:hanging="360"/>
+        <w:ind w:start="2160" w:hanging="360"/>
       </w:pPr>
       <w:rPr/>
     </w:lvl>
@@ -2421,12 +2325,12 @@
       <w:start w:val="1"/>
       <w:numFmt w:val="decimal"/>
       <w:lvlText w:val="%6."/>
-      <w:lvlJc w:val="left"/>
+      <w:lvlJc w:val="start"/>
       <w:pPr>
         <w:tabs>
           <w:tab w:val="num" w:pos="2520"/>
         </w:tabs>
-        <w:ind w:left="2520" w:hanging="360"/>
+        <w:ind w:start="2520" w:hanging="360"/>
       </w:pPr>
       <w:rPr/>
     </w:lvl>
@@ -2434,12 +2338,12 @@
       <w:start w:val="1"/>
       <w:numFmt w:val="decimal"/>
       <w:lvlText w:val="%7."/>
-      <w:lvlJc w:val="left"/>
+      <w:lvlJc w:val="start"/>
       <w:pPr>
         <w:tabs>
           <w:tab w:val="num" w:pos="2880"/>
         </w:tabs>
-        <w:ind w:left="2880" w:hanging="360"/>
+        <w:ind w:start="2880" w:hanging="360"/>
       </w:pPr>
       <w:rPr/>
     </w:lvl>
@@ -2447,12 +2351,12 @@
       <w:start w:val="1"/>
       <w:numFmt w:val="decimal"/>
       <w:lvlText w:val="%8."/>
-      <w:lvlJc w:val="left"/>
+      <w:lvlJc w:val="start"/>
       <w:pPr>
         <w:tabs>
           <w:tab w:val="num" w:pos="3240"/>
         </w:tabs>
-        <w:ind w:left="3240" w:hanging="360"/>
+        <w:ind w:start="3240" w:hanging="360"/>
       </w:pPr>
       <w:rPr/>
     </w:lvl>
@@ -2460,27 +2364,27 @@
       <w:start w:val="1"/>
       <w:numFmt w:val="decimal"/>
       <w:lvlText w:val="%9."/>
-      <w:lvlJc w:val="left"/>
+      <w:lvlJc w:val="start"/>
       <w:pPr>
         <w:tabs>
           <w:tab w:val="num" w:pos="3600"/>
         </w:tabs>
-        <w:ind w:left="3600" w:hanging="360"/>
+        <w:ind w:start="3600" w:hanging="360"/>
       </w:pPr>
       <w:rPr/>
     </w:lvl>
   </w:abstractNum>
-  <w:abstractNum w:abstractNumId="8">
+  <w:abstractNum w:abstractNumId="7">
     <w:lvl w:ilvl="0">
       <w:start w:val="1"/>
       <w:numFmt w:val="bullet"/>
       <w:lvlText w:val="–"/>
-      <w:lvlJc w:val="left"/>
+      <w:lvlJc w:val="start"/>
       <w:pPr>
         <w:tabs>
           <w:tab w:val="num" w:pos="0"/>
         </w:tabs>
-        <w:ind w:left="360" w:hanging="220"/>
+        <w:ind w:start="360" w:hanging="220"/>
       </w:pPr>
       <w:rPr>
         <w:rFonts w:ascii="Calibri" w:hAnsi="Calibri" w:cs="Calibri" w:hint="default"/>
@@ -2491,12 +2395,12 @@
       <w:start w:val="1"/>
       <w:numFmt w:val="decimal"/>
       <w:lvlText w:val="%2."/>
-      <w:lvlJc w:val="left"/>
+      <w:lvlJc w:val="start"/>
       <w:pPr>
         <w:tabs>
           <w:tab w:val="num" w:pos="1080"/>
         </w:tabs>
-        <w:ind w:left="1080" w:hanging="360"/>
+        <w:ind w:start="1080" w:hanging="360"/>
       </w:pPr>
       <w:rPr/>
     </w:lvl>
@@ -2504,12 +2408,12 @@
       <w:start w:val="1"/>
       <w:numFmt w:val="decimal"/>
       <w:lvlText w:val="%3."/>
-      <w:lvlJc w:val="left"/>
+      <w:lvlJc w:val="start"/>
       <w:pPr>
         <w:tabs>
           <w:tab w:val="num" w:pos="1440"/>
         </w:tabs>
-        <w:ind w:left="1440" w:hanging="360"/>
+        <w:ind w:start="1440" w:hanging="360"/>
       </w:pPr>
       <w:rPr/>
     </w:lvl>
@@ -2517,12 +2421,12 @@
       <w:start w:val="1"/>
       <w:numFmt w:val="decimal"/>
       <w:lvlText w:val="%4."/>
-      <w:lvlJc w:val="left"/>
+      <w:lvlJc w:val="start"/>
       <w:pPr>
         <w:tabs>
           <w:tab w:val="num" w:pos="1800"/>
         </w:tabs>
-        <w:ind w:left="1800" w:hanging="360"/>
+        <w:ind w:start="1800" w:hanging="360"/>
       </w:pPr>
       <w:rPr/>
     </w:lvl>
@@ -2530,12 +2434,12 @@
       <w:start w:val="1"/>
       <w:numFmt w:val="decimal"/>
       <w:lvlText w:val="%5."/>
-      <w:lvlJc w:val="left"/>
+      <w:lvlJc w:val="start"/>
       <w:pPr>
         <w:tabs>
           <w:tab w:val="num" w:pos="2160"/>
         </w:tabs>
-        <w:ind w:left="2160" w:hanging="360"/>
+        <w:ind w:start="2160" w:hanging="360"/>
       </w:pPr>
       <w:rPr/>
     </w:lvl>
@@ -2543,12 +2447,12 @@
       <w:start w:val="1"/>
       <w:numFmt w:val="decimal"/>
       <w:lvlText w:val="%6."/>
-      <w:lvlJc w:val="left"/>
+      <w:lvlJc w:val="start"/>
       <w:pPr>
         <w:tabs>
           <w:tab w:val="num" w:pos="2520"/>
         </w:tabs>
-        <w:ind w:left="2520" w:hanging="360"/>
+        <w:ind w:start="2520" w:hanging="360"/>
       </w:pPr>
       <w:rPr/>
     </w:lvl>
@@ -2556,12 +2460,12 @@
       <w:start w:val="1"/>
       <w:numFmt w:val="decimal"/>
       <w:lvlText w:val="%7."/>
-      <w:lvlJc w:val="left"/>
+      <w:lvlJc w:val="start"/>
       <w:pPr>
         <w:tabs>
           <w:tab w:val="num" w:pos="2880"/>
         </w:tabs>
-        <w:ind w:left="2880" w:hanging="360"/>
+        <w:ind w:start="2880" w:hanging="360"/>
       </w:pPr>
       <w:rPr/>
     </w:lvl>
@@ -2569,12 +2473,12 @@
       <w:start w:val="1"/>
       <w:numFmt w:val="decimal"/>
       <w:lvlText w:val="%8."/>
-      <w:lvlJc w:val="left"/>
+      <w:lvlJc w:val="start"/>
       <w:pPr>
         <w:tabs>
           <w:tab w:val="num" w:pos="3240"/>
         </w:tabs>
-        <w:ind w:left="3240" w:hanging="360"/>
+        <w:ind w:start="3240" w:hanging="360"/>
       </w:pPr>
       <w:rPr/>
     </w:lvl>
@@ -2582,27 +2486,27 @@
       <w:start w:val="1"/>
       <w:numFmt w:val="decimal"/>
       <w:lvlText w:val="%9."/>
-      <w:lvlJc w:val="left"/>
+      <w:lvlJc w:val="start"/>
       <w:pPr>
         <w:tabs>
           <w:tab w:val="num" w:pos="3600"/>
         </w:tabs>
-        <w:ind w:left="3600" w:hanging="360"/>
+        <w:ind w:start="3600" w:hanging="360"/>
       </w:pPr>
       <w:rPr/>
     </w:lvl>
   </w:abstractNum>
-  <w:abstractNum w:abstractNumId="9">
+  <w:abstractNum w:abstractNumId="8">
     <w:lvl w:ilvl="0">
       <w:start w:val="1"/>
       <w:numFmt w:val="bullet"/>
       <w:lvlText w:val="–"/>
-      <w:lvlJc w:val="left"/>
+      <w:lvlJc w:val="start"/>
       <w:pPr>
         <w:tabs>
           <w:tab w:val="num" w:pos="0"/>
         </w:tabs>
-        <w:ind w:left="360" w:hanging="220"/>
+        <w:ind w:start="360" w:hanging="220"/>
       </w:pPr>
       <w:rPr>
         <w:rFonts w:ascii="Calibri" w:hAnsi="Calibri" w:cs="Calibri" w:hint="default"/>
@@ -2613,12 +2517,12 @@
       <w:start w:val="1"/>
       <w:numFmt w:val="decimal"/>
       <w:lvlText w:val="%2."/>
-      <w:lvlJc w:val="left"/>
+      <w:lvlJc w:val="start"/>
       <w:pPr>
         <w:tabs>
           <w:tab w:val="num" w:pos="1080"/>
         </w:tabs>
-        <w:ind w:left="1080" w:hanging="360"/>
+        <w:ind w:start="1080" w:hanging="360"/>
       </w:pPr>
       <w:rPr/>
     </w:lvl>
@@ -2626,12 +2530,12 @@
       <w:start w:val="1"/>
       <w:numFmt w:val="decimal"/>
       <w:lvlText w:val="%3."/>
-      <w:lvlJc w:val="left"/>
+      <w:lvlJc w:val="start"/>
       <w:pPr>
         <w:tabs>
           <w:tab w:val="num" w:pos="1440"/>
         </w:tabs>
-        <w:ind w:left="1440" w:hanging="360"/>
+        <w:ind w:start="1440" w:hanging="360"/>
       </w:pPr>
       <w:rPr/>
     </w:lvl>
@@ -2639,12 +2543,12 @@
       <w:start w:val="1"/>
       <w:numFmt w:val="decimal"/>
       <w:lvlText w:val="%4."/>
-      <w:lvlJc w:val="left"/>
+      <w:lvlJc w:val="start"/>
       <w:pPr>
         <w:tabs>
           <w:tab w:val="num" w:pos="1800"/>
         </w:tabs>
-        <w:ind w:left="1800" w:hanging="360"/>
+        <w:ind w:start="1800" w:hanging="360"/>
       </w:pPr>
       <w:rPr/>
     </w:lvl>
@@ -2652,12 +2556,12 @@
       <w:start w:val="1"/>
       <w:numFmt w:val="decimal"/>
       <w:lvlText w:val="%5."/>
-      <w:lvlJc w:val="left"/>
+      <w:lvlJc w:val="start"/>
       <w:pPr>
         <w:tabs>
           <w:tab w:val="num" w:pos="2160"/>
         </w:tabs>
-        <w:ind w:left="2160" w:hanging="360"/>
+        <w:ind w:start="2160" w:hanging="360"/>
       </w:pPr>
       <w:rPr/>
     </w:lvl>
@@ -2665,12 +2569,12 @@
       <w:start w:val="1"/>
       <w:numFmt w:val="decimal"/>
       <w:lvlText w:val="%6."/>
-      <w:lvlJc w:val="left"/>
+      <w:lvlJc w:val="start"/>
       <w:pPr>
         <w:tabs>
           <w:tab w:val="num" w:pos="2520"/>
         </w:tabs>
-        <w:ind w:left="2520" w:hanging="360"/>
+        <w:ind w:start="2520" w:hanging="360"/>
       </w:pPr>
       <w:rPr/>
     </w:lvl>
@@ -2678,12 +2582,12 @@
       <w:start w:val="1"/>
       <w:numFmt w:val="decimal"/>
       <w:lvlText w:val="%7."/>
-      <w:lvlJc w:val="left"/>
+      <w:lvlJc w:val="start"/>
       <w:pPr>
         <w:tabs>
           <w:tab w:val="num" w:pos="2880"/>
         </w:tabs>
-        <w:ind w:left="2880" w:hanging="360"/>
+        <w:ind w:start="2880" w:hanging="360"/>
       </w:pPr>
       <w:rPr/>
     </w:lvl>
@@ -2691,12 +2595,12 @@
       <w:start w:val="1"/>
       <w:numFmt w:val="decimal"/>
       <w:lvlText w:val="%8."/>
-      <w:lvlJc w:val="left"/>
+      <w:lvlJc w:val="start"/>
       <w:pPr>
         <w:tabs>
           <w:tab w:val="num" w:pos="3240"/>
         </w:tabs>
-        <w:ind w:left="3240" w:hanging="360"/>
+        <w:ind w:start="3240" w:hanging="360"/>
       </w:pPr>
       <w:rPr/>
     </w:lvl>
@@ -2704,27 +2608,27 @@
       <w:start w:val="1"/>
       <w:numFmt w:val="decimal"/>
       <w:lvlText w:val="%9."/>
-      <w:lvlJc w:val="left"/>
+      <w:lvlJc w:val="start"/>
       <w:pPr>
         <w:tabs>
           <w:tab w:val="num" w:pos="3600"/>
         </w:tabs>
-        <w:ind w:left="3600" w:hanging="360"/>
+        <w:ind w:start="3600" w:hanging="360"/>
       </w:pPr>
       <w:rPr/>
     </w:lvl>
   </w:abstractNum>
-  <w:abstractNum w:abstractNumId="10">
+  <w:abstractNum w:abstractNumId="9">
     <w:lvl w:ilvl="0">
       <w:start w:val="1"/>
       <w:numFmt w:val="bullet"/>
       <w:lvlText w:val="–"/>
-      <w:lvlJc w:val="left"/>
+      <w:lvlJc w:val="start"/>
       <w:pPr>
         <w:tabs>
           <w:tab w:val="num" w:pos="0"/>
         </w:tabs>
-        <w:ind w:left="360" w:hanging="220"/>
+        <w:ind w:start="360" w:hanging="220"/>
       </w:pPr>
       <w:rPr>
         <w:rFonts w:ascii="Calibri" w:hAnsi="Calibri" w:cs="Calibri" w:hint="default"/>
@@ -2735,12 +2639,12 @@
       <w:start w:val="1"/>
       <w:numFmt w:val="decimal"/>
       <w:lvlText w:val="%2."/>
-      <w:lvlJc w:val="left"/>
+      <w:lvlJc w:val="start"/>
       <w:pPr>
         <w:tabs>
           <w:tab w:val="num" w:pos="1080"/>
         </w:tabs>
-        <w:ind w:left="1080" w:hanging="360"/>
+        <w:ind w:start="1080" w:hanging="360"/>
       </w:pPr>
       <w:rPr/>
     </w:lvl>
@@ -2748,12 +2652,12 @@
       <w:start w:val="1"/>
       <w:numFmt w:val="decimal"/>
       <w:lvlText w:val="%3."/>
-      <w:lvlJc w:val="left"/>
+      <w:lvlJc w:val="start"/>
       <w:pPr>
         <w:tabs>
           <w:tab w:val="num" w:pos="1440"/>
         </w:tabs>
-        <w:ind w:left="1440" w:hanging="360"/>
+        <w:ind w:start="1440" w:hanging="360"/>
       </w:pPr>
       <w:rPr/>
     </w:lvl>
@@ -2761,12 +2665,12 @@
       <w:start w:val="1"/>
       <w:numFmt w:val="decimal"/>
       <w:lvlText w:val="%4."/>
-      <w:lvlJc w:val="left"/>
+      <w:lvlJc w:val="start"/>
       <w:pPr>
         <w:tabs>
           <w:tab w:val="num" w:pos="1800"/>
         </w:tabs>
-        <w:ind w:left="1800" w:hanging="360"/>
+        <w:ind w:start="1800" w:hanging="360"/>
       </w:pPr>
       <w:rPr/>
     </w:lvl>
@@ -2774,12 +2678,12 @@
       <w:start w:val="1"/>
       <w:numFmt w:val="decimal"/>
       <w:lvlText w:val="%5."/>
-      <w:lvlJc w:val="left"/>
+      <w:lvlJc w:val="start"/>
       <w:pPr>
         <w:tabs>
           <w:tab w:val="num" w:pos="2160"/>
         </w:tabs>
-        <w:ind w:left="2160" w:hanging="360"/>
+        <w:ind w:start="2160" w:hanging="360"/>
       </w:pPr>
       <w:rPr/>
     </w:lvl>
@@ -2787,12 +2691,12 @@
       <w:start w:val="1"/>
       <w:numFmt w:val="decimal"/>
       <w:lvlText w:val="%6."/>
-      <w:lvlJc w:val="left"/>
+      <w:lvlJc w:val="start"/>
       <w:pPr>
         <w:tabs>
           <w:tab w:val="num" w:pos="2520"/>
         </w:tabs>
-        <w:ind w:left="2520" w:hanging="360"/>
+        <w:ind w:start="2520" w:hanging="360"/>
       </w:pPr>
       <w:rPr/>
     </w:lvl>
@@ -2800,12 +2704,12 @@
       <w:start w:val="1"/>
       <w:numFmt w:val="decimal"/>
       <w:lvlText w:val="%7."/>
-      <w:lvlJc w:val="left"/>
+      <w:lvlJc w:val="start"/>
       <w:pPr>
         <w:tabs>
           <w:tab w:val="num" w:pos="2880"/>
         </w:tabs>
-        <w:ind w:left="2880" w:hanging="360"/>
+        <w:ind w:start="2880" w:hanging="360"/>
       </w:pPr>
       <w:rPr/>
     </w:lvl>
@@ -2813,12 +2717,12 @@
       <w:start w:val="1"/>
       <w:numFmt w:val="decimal"/>
       <w:lvlText w:val="%8."/>
-      <w:lvlJc w:val="left"/>
+      <w:lvlJc w:val="start"/>
       <w:pPr>
         <w:tabs>
           <w:tab w:val="num" w:pos="3240"/>
         </w:tabs>
-        <w:ind w:left="3240" w:hanging="360"/>
+        <w:ind w:start="3240" w:hanging="360"/>
       </w:pPr>
       <w:rPr/>
     </w:lvl>
@@ -2826,27 +2730,27 @@
       <w:start w:val="1"/>
       <w:numFmt w:val="decimal"/>
       <w:lvlText w:val="%9."/>
-      <w:lvlJc w:val="left"/>
+      <w:lvlJc w:val="start"/>
       <w:pPr>
         <w:tabs>
           <w:tab w:val="num" w:pos="3600"/>
         </w:tabs>
-        <w:ind w:left="3600" w:hanging="360"/>
+        <w:ind w:start="3600" w:hanging="360"/>
       </w:pPr>
       <w:rPr/>
     </w:lvl>
   </w:abstractNum>
-  <w:abstractNum w:abstractNumId="11">
+  <w:abstractNum w:abstractNumId="10">
     <w:lvl w:ilvl="0">
       <w:start w:val="1"/>
       <w:numFmt w:val="bullet"/>
       <w:lvlText w:val="–"/>
-      <w:lvlJc w:val="left"/>
+      <w:lvlJc w:val="start"/>
       <w:pPr>
         <w:tabs>
           <w:tab w:val="num" w:pos="0"/>
         </w:tabs>
-        <w:ind w:left="360" w:hanging="220"/>
+        <w:ind w:start="360" w:hanging="220"/>
       </w:pPr>
       <w:rPr>
         <w:rFonts w:ascii="Calibri" w:hAnsi="Calibri" w:cs="Calibri" w:hint="default"/>
@@ -2857,12 +2761,12 @@
       <w:start w:val="1"/>
       <w:numFmt w:val="decimal"/>
       <w:lvlText w:val="%2."/>
-      <w:lvlJc w:val="left"/>
+      <w:lvlJc w:val="start"/>
       <w:pPr>
         <w:tabs>
           <w:tab w:val="num" w:pos="1080"/>
         </w:tabs>
-        <w:ind w:left="1080" w:hanging="360"/>
+        <w:ind w:start="1080" w:hanging="360"/>
       </w:pPr>
       <w:rPr/>
     </w:lvl>
@@ -2870,12 +2774,12 @@
       <w:start w:val="1"/>
       <w:numFmt w:val="decimal"/>
       <w:lvlText w:val="%3."/>
-      <w:lvlJc w:val="left"/>
+      <w:lvlJc w:val="start"/>
       <w:pPr>
         <w:tabs>
           <w:tab w:val="num" w:pos="1440"/>
         </w:tabs>
-        <w:ind w:left="1440" w:hanging="360"/>
+        <w:ind w:start="1440" w:hanging="360"/>
       </w:pPr>
       <w:rPr/>
     </w:lvl>
@@ -2883,12 +2787,12 @@
       <w:start w:val="1"/>
       <w:numFmt w:val="decimal"/>
       <w:lvlText w:val="%4."/>
-      <w:lvlJc w:val="left"/>
+      <w:lvlJc w:val="start"/>
       <w:pPr>
         <w:tabs>
           <w:tab w:val="num" w:pos="1800"/>
         </w:tabs>
-        <w:ind w:left="1800" w:hanging="360"/>
+        <w:ind w:start="1800" w:hanging="360"/>
       </w:pPr>
       <w:rPr/>
     </w:lvl>
@@ -2896,12 +2800,12 @@
       <w:start w:val="1"/>
       <w:numFmt w:val="decimal"/>
       <w:lvlText w:val="%5."/>
-      <w:lvlJc w:val="left"/>
+      <w:lvlJc w:val="start"/>
       <w:pPr>
         <w:tabs>
           <w:tab w:val="num" w:pos="2160"/>
         </w:tabs>
-        <w:ind w:left="2160" w:hanging="360"/>
+        <w:ind w:start="2160" w:hanging="360"/>
       </w:pPr>
       <w:rPr/>
     </w:lvl>
@@ -2909,12 +2813,12 @@
       <w:start w:val="1"/>
       <w:numFmt w:val="decimal"/>
       <w:lvlText w:val="%6."/>
-      <w:lvlJc w:val="left"/>
+      <w:lvlJc w:val="start"/>
       <w:pPr>
         <w:tabs>
           <w:tab w:val="num" w:pos="2520"/>
         </w:tabs>
-        <w:ind w:left="2520" w:hanging="360"/>
+        <w:ind w:start="2520" w:hanging="360"/>
       </w:pPr>
       <w:rPr/>
     </w:lvl>
@@ -2922,12 +2826,12 @@
       <w:start w:val="1"/>
       <w:numFmt w:val="decimal"/>
       <w:lvlText w:val="%7."/>
-      <w:lvlJc w:val="left"/>
+      <w:lvlJc w:val="start"/>
       <w:pPr>
         <w:tabs>
           <w:tab w:val="num" w:pos="2880"/>
         </w:tabs>
-        <w:ind w:left="2880" w:hanging="360"/>
+        <w:ind w:start="2880" w:hanging="360"/>
       </w:pPr>
       <w:rPr/>
     </w:lvl>
@@ -2935,12 +2839,12 @@
       <w:start w:val="1"/>
       <w:numFmt w:val="decimal"/>
       <w:lvlText w:val="%8."/>
-      <w:lvlJc w:val="left"/>
+      <w:lvlJc w:val="start"/>
       <w:pPr>
         <w:tabs>
           <w:tab w:val="num" w:pos="3240"/>
         </w:tabs>
-        <w:ind w:left="3240" w:hanging="360"/>
+        <w:ind w:start="3240" w:hanging="360"/>
       </w:pPr>
       <w:rPr/>
     </w:lvl>
@@ -2948,27 +2852,27 @@
       <w:start w:val="1"/>
       <w:numFmt w:val="decimal"/>
       <w:lvlText w:val="%9."/>
-      <w:lvlJc w:val="left"/>
+      <w:lvlJc w:val="start"/>
       <w:pPr>
         <w:tabs>
           <w:tab w:val="num" w:pos="3600"/>
         </w:tabs>
-        <w:ind w:left="3600" w:hanging="360"/>
+        <w:ind w:start="3600" w:hanging="360"/>
       </w:pPr>
       <w:rPr/>
     </w:lvl>
   </w:abstractNum>
-  <w:abstractNum w:abstractNumId="12">
+  <w:abstractNum w:abstractNumId="11">
     <w:lvl w:ilvl="0">
       <w:start w:val="1"/>
       <w:numFmt w:val="bullet"/>
       <w:lvlText w:val="–"/>
-      <w:lvlJc w:val="left"/>
+      <w:lvlJc w:val="start"/>
       <w:pPr>
         <w:tabs>
           <w:tab w:val="num" w:pos="0"/>
         </w:tabs>
-        <w:ind w:left="360" w:hanging="220"/>
+        <w:ind w:start="360" w:hanging="220"/>
       </w:pPr>
       <w:rPr>
         <w:rFonts w:ascii="Calibri" w:hAnsi="Calibri" w:cs="Calibri" w:hint="default"/>
@@ -2979,12 +2883,12 @@
       <w:start w:val="1"/>
       <w:numFmt w:val="decimal"/>
       <w:lvlText w:val="%2."/>
-      <w:lvlJc w:val="left"/>
+      <w:lvlJc w:val="start"/>
       <w:pPr>
         <w:tabs>
           <w:tab w:val="num" w:pos="1080"/>
         </w:tabs>
-        <w:ind w:left="1080" w:hanging="360"/>
+        <w:ind w:start="1080" w:hanging="360"/>
       </w:pPr>
       <w:rPr/>
     </w:lvl>
@@ -2992,12 +2896,12 @@
       <w:start w:val="1"/>
       <w:numFmt w:val="decimal"/>
       <w:lvlText w:val="%3."/>
-      <w:lvlJc w:val="left"/>
+      <w:lvlJc w:val="start"/>
       <w:pPr>
         <w:tabs>
           <w:tab w:val="num" w:pos="1440"/>
         </w:tabs>
-        <w:ind w:left="1440" w:hanging="360"/>
+        <w:ind w:start="1440" w:hanging="360"/>
       </w:pPr>
       <w:rPr/>
     </w:lvl>
@@ -3005,12 +2909,12 @@
       <w:start w:val="1"/>
       <w:numFmt w:val="decimal"/>
       <w:lvlText w:val="%4."/>
-      <w:lvlJc w:val="left"/>
+      <w:lvlJc w:val="start"/>
       <w:pPr>
         <w:tabs>
           <w:tab w:val="num" w:pos="1800"/>
         </w:tabs>
-        <w:ind w:left="1800" w:hanging="360"/>
+        <w:ind w:start="1800" w:hanging="360"/>
       </w:pPr>
       <w:rPr/>
     </w:lvl>
@@ -3018,12 +2922,12 @@
       <w:start w:val="1"/>
       <w:numFmt w:val="decimal"/>
       <w:lvlText w:val="%5."/>
-      <w:lvlJc w:val="left"/>
+      <w:lvlJc w:val="start"/>
       <w:pPr>
         <w:tabs>
           <w:tab w:val="num" w:pos="2160"/>
         </w:tabs>
-        <w:ind w:left="2160" w:hanging="360"/>
+        <w:ind w:start="2160" w:hanging="360"/>
       </w:pPr>
       <w:rPr/>
     </w:lvl>
@@ -3031,12 +2935,12 @@
       <w:start w:val="1"/>
       <w:numFmt w:val="decimal"/>
       <w:lvlText w:val="%6."/>
-      <w:lvlJc w:val="left"/>
+      <w:lvlJc w:val="start"/>
       <w:pPr>
         <w:tabs>
           <w:tab w:val="num" w:pos="2520"/>
         </w:tabs>
-        <w:ind w:left="2520" w:hanging="360"/>
+        <w:ind w:start="2520" w:hanging="360"/>
       </w:pPr>
       <w:rPr/>
     </w:lvl>
@@ -3044,12 +2948,12 @@
       <w:start w:val="1"/>
       <w:numFmt w:val="decimal"/>
       <w:lvlText w:val="%7."/>
-      <w:lvlJc w:val="left"/>
+      <w:lvlJc w:val="start"/>
       <w:pPr>
         <w:tabs>
           <w:tab w:val="num" w:pos="2880"/>
         </w:tabs>
-        <w:ind w:left="2880" w:hanging="360"/>
+        <w:ind w:start="2880" w:hanging="360"/>
       </w:pPr>
       <w:rPr/>
     </w:lvl>
@@ -3057,12 +2961,12 @@
       <w:start w:val="1"/>
       <w:numFmt w:val="decimal"/>
       <w:lvlText w:val="%8."/>
-      <w:lvlJc w:val="left"/>
+      <w:lvlJc w:val="start"/>
       <w:pPr>
         <w:tabs>
           <w:tab w:val="num" w:pos="3240"/>
         </w:tabs>
-        <w:ind w:left="3240" w:hanging="360"/>
+        <w:ind w:start="3240" w:hanging="360"/>
       </w:pPr>
       <w:rPr/>
     </w:lvl>
@@ -3070,27 +2974,27 @@
       <w:start w:val="1"/>
       <w:numFmt w:val="decimal"/>
       <w:lvlText w:val="%9."/>
-      <w:lvlJc w:val="left"/>
+      <w:lvlJc w:val="start"/>
       <w:pPr>
         <w:tabs>
           <w:tab w:val="num" w:pos="3600"/>
         </w:tabs>
-        <w:ind w:left="3600" w:hanging="360"/>
+        <w:ind w:start="3600" w:hanging="360"/>
       </w:pPr>
       <w:rPr/>
     </w:lvl>
   </w:abstractNum>
-  <w:abstractNum w:abstractNumId="13">
+  <w:abstractNum w:abstractNumId="12">
     <w:lvl w:ilvl="0">
       <w:start w:val="1"/>
       <w:numFmt w:val="bullet"/>
       <w:lvlText w:val="–"/>
-      <w:lvlJc w:val="left"/>
+      <w:lvlJc w:val="start"/>
       <w:pPr>
         <w:tabs>
           <w:tab w:val="num" w:pos="0"/>
         </w:tabs>
-        <w:ind w:left="360" w:hanging="220"/>
+        <w:ind w:start="360" w:hanging="220"/>
       </w:pPr>
       <w:rPr>
         <w:rFonts w:ascii="Calibri" w:hAnsi="Calibri" w:cs="Calibri" w:hint="default"/>
@@ -3101,12 +3005,12 @@
       <w:start w:val="1"/>
       <w:numFmt w:val="decimal"/>
       <w:lvlText w:val="%2."/>
-      <w:lvlJc w:val="left"/>
+      <w:lvlJc w:val="start"/>
       <w:pPr>
         <w:tabs>
           <w:tab w:val="num" w:pos="1080"/>
         </w:tabs>
-        <w:ind w:left="1080" w:hanging="360"/>
+        <w:ind w:start="1080" w:hanging="360"/>
       </w:pPr>
       <w:rPr/>
     </w:lvl>
@@ -3114,12 +3018,12 @@
       <w:start w:val="1"/>
       <w:numFmt w:val="decimal"/>
       <w:lvlText w:val="%3."/>
-      <w:lvlJc w:val="left"/>
+      <w:lvlJc w:val="start"/>
       <w:pPr>
         <w:tabs>
           <w:tab w:val="num" w:pos="1440"/>
         </w:tabs>
-        <w:ind w:left="1440" w:hanging="360"/>
+        <w:ind w:start="1440" w:hanging="360"/>
       </w:pPr>
       <w:rPr/>
     </w:lvl>
@@ -3127,12 +3031,12 @@
       <w:start w:val="1"/>
       <w:numFmt w:val="decimal"/>
       <w:lvlText w:val="%4."/>
-      <w:lvlJc w:val="left"/>
+      <w:lvlJc w:val="start"/>
       <w:pPr>
         <w:tabs>
           <w:tab w:val="num" w:pos="1800"/>
         </w:tabs>
-        <w:ind w:left="1800" w:hanging="360"/>
+        <w:ind w:start="1800" w:hanging="360"/>
       </w:pPr>
       <w:rPr/>
     </w:lvl>
@@ -3140,12 +3044,12 @@
       <w:start w:val="1"/>
       <w:numFmt w:val="decimal"/>
       <w:lvlText w:val="%5."/>
-      <w:lvlJc w:val="left"/>
+      <w:lvlJc w:val="start"/>
       <w:pPr>
         <w:tabs>
           <w:tab w:val="num" w:pos="2160"/>
         </w:tabs>
-        <w:ind w:left="2160" w:hanging="360"/>
+        <w:ind w:start="2160" w:hanging="360"/>
       </w:pPr>
       <w:rPr/>
     </w:lvl>
@@ -3153,12 +3057,12 @@
       <w:start w:val="1"/>
       <w:numFmt w:val="decimal"/>
       <w:lvlText w:val="%6."/>
-      <w:lvlJc w:val="left"/>
+      <w:lvlJc w:val="start"/>
       <w:pPr>
         <w:tabs>
           <w:tab w:val="num" w:pos="2520"/>
         </w:tabs>
-        <w:ind w:left="2520" w:hanging="360"/>
+        <w:ind w:start="2520" w:hanging="360"/>
       </w:pPr>
       <w:rPr/>
     </w:lvl>
@@ -3166,12 +3070,12 @@
       <w:start w:val="1"/>
       <w:numFmt w:val="decimal"/>
       <w:lvlText w:val="%7."/>
-      <w:lvlJc w:val="left"/>
+      <w:lvlJc w:val="start"/>
       <w:pPr>
         <w:tabs>
           <w:tab w:val="num" w:pos="2880"/>
         </w:tabs>
-        <w:ind w:left="2880" w:hanging="360"/>
+        <w:ind w:start="2880" w:hanging="360"/>
       </w:pPr>
       <w:rPr/>
     </w:lvl>
@@ -3179,12 +3083,12 @@
       <w:start w:val="1"/>
       <w:numFmt w:val="decimal"/>
       <w:lvlText w:val="%8."/>
-      <w:lvlJc w:val="left"/>
+      <w:lvlJc w:val="start"/>
       <w:pPr>
         <w:tabs>
           <w:tab w:val="num" w:pos="3240"/>
         </w:tabs>
-        <w:ind w:left="3240" w:hanging="360"/>
+        <w:ind w:start="3240" w:hanging="360"/>
       </w:pPr>
       <w:rPr/>
     </w:lvl>
@@ -3192,27 +3096,27 @@
       <w:start w:val="1"/>
       <w:numFmt w:val="decimal"/>
       <w:lvlText w:val="%9."/>
-      <w:lvlJc w:val="left"/>
+      <w:lvlJc w:val="start"/>
       <w:pPr>
         <w:tabs>
           <w:tab w:val="num" w:pos="3600"/>
         </w:tabs>
-        <w:ind w:left="3600" w:hanging="360"/>
+        <w:ind w:start="3600" w:hanging="360"/>
       </w:pPr>
       <w:rPr/>
     </w:lvl>
   </w:abstractNum>
-  <w:abstractNum w:abstractNumId="14">
+  <w:abstractNum w:abstractNumId="13">
     <w:lvl w:ilvl="0">
       <w:start w:val="1"/>
       <w:numFmt w:val="bullet"/>
       <w:lvlText w:val="–"/>
-      <w:lvlJc w:val="left"/>
+      <w:lvlJc w:val="start"/>
       <w:pPr>
         <w:tabs>
           <w:tab w:val="num" w:pos="0"/>
         </w:tabs>
-        <w:ind w:left="360" w:hanging="220"/>
+        <w:ind w:start="360" w:hanging="220"/>
       </w:pPr>
       <w:rPr>
         <w:rFonts w:ascii="Calibri" w:hAnsi="Calibri" w:cs="Calibri" w:hint="default"/>
@@ -3223,12 +3127,12 @@
       <w:start w:val="1"/>
       <w:numFmt w:val="decimal"/>
       <w:lvlText w:val="%2."/>
-      <w:lvlJc w:val="left"/>
+      <w:lvlJc w:val="start"/>
       <w:pPr>
         <w:tabs>
           <w:tab w:val="num" w:pos="1080"/>
         </w:tabs>
-        <w:ind w:left="1080" w:hanging="360"/>
+        <w:ind w:start="1080" w:hanging="360"/>
       </w:pPr>
       <w:rPr/>
     </w:lvl>
@@ -3236,12 +3140,12 @@
       <w:start w:val="1"/>
       <w:numFmt w:val="decimal"/>
       <w:lvlText w:val="%3."/>
-      <w:lvlJc w:val="left"/>
+      <w:lvlJc w:val="start"/>
       <w:pPr>
         <w:tabs>
           <w:tab w:val="num" w:pos="1440"/>
         </w:tabs>
-        <w:ind w:left="1440" w:hanging="360"/>
+        <w:ind w:start="1440" w:hanging="360"/>
       </w:pPr>
       <w:rPr/>
     </w:lvl>
@@ -3249,12 +3153,12 @@
       <w:start w:val="1"/>
       <w:numFmt w:val="decimal"/>
       <w:lvlText w:val="%4."/>
-      <w:lvlJc w:val="left"/>
+      <w:lvlJc w:val="start"/>
       <w:pPr>
         <w:tabs>
           <w:tab w:val="num" w:pos="1800"/>
         </w:tabs>
-        <w:ind w:left="1800" w:hanging="360"/>
+        <w:ind w:start="1800" w:hanging="360"/>
       </w:pPr>
       <w:rPr/>
     </w:lvl>
@@ -3262,12 +3166,12 @@
       <w:start w:val="1"/>
       <w:numFmt w:val="decimal"/>
       <w:lvlText w:val="%5."/>
-      <w:lvlJc w:val="left"/>
+      <w:lvlJc w:val="start"/>
       <w:pPr>
         <w:tabs>
           <w:tab w:val="num" w:pos="2160"/>
         </w:tabs>
-        <w:ind w:left="2160" w:hanging="360"/>
+        <w:ind w:start="2160" w:hanging="360"/>
       </w:pPr>
       <w:rPr/>
     </w:lvl>
@@ -3275,12 +3179,12 @@
       <w:start w:val="1"/>
       <w:numFmt w:val="decimal"/>
       <w:lvlText w:val="%6."/>
-      <w:lvlJc w:val="left"/>
+      <w:lvlJc w:val="start"/>
       <w:pPr>
         <w:tabs>
           <w:tab w:val="num" w:pos="2520"/>
         </w:tabs>
-        <w:ind w:left="2520" w:hanging="360"/>
+        <w:ind w:start="2520" w:hanging="360"/>
       </w:pPr>
       <w:rPr/>
     </w:lvl>
@@ -3288,12 +3192,12 @@
       <w:start w:val="1"/>
       <w:numFmt w:val="decimal"/>
       <w:lvlText w:val="%7."/>
-      <w:lvlJc w:val="left"/>
+      <w:lvlJc w:val="start"/>
       <w:pPr>
         <w:tabs>
           <w:tab w:val="num" w:pos="2880"/>
         </w:tabs>
-        <w:ind w:left="2880" w:hanging="360"/>
+        <w:ind w:start="2880" w:hanging="360"/>
       </w:pPr>
       <w:rPr/>
     </w:lvl>
@@ -3301,12 +3205,12 @@
       <w:start w:val="1"/>
       <w:numFmt w:val="decimal"/>
       <w:lvlText w:val="%8."/>
-      <w:lvlJc w:val="left"/>
+      <w:lvlJc w:val="start"/>
       <w:pPr>
         <w:tabs>
           <w:tab w:val="num" w:pos="3240"/>
         </w:tabs>
-        <w:ind w:left="3240" w:hanging="360"/>
+        <w:ind w:start="3240" w:hanging="360"/>
       </w:pPr>
       <w:rPr/>
     </w:lvl>
@@ -3314,27 +3218,27 @@
       <w:start w:val="1"/>
       <w:numFmt w:val="decimal"/>
       <w:lvlText w:val="%9."/>
-      <w:lvlJc w:val="left"/>
+      <w:lvlJc w:val="start"/>
       <w:pPr>
         <w:tabs>
           <w:tab w:val="num" w:pos="3600"/>
         </w:tabs>
-        <w:ind w:left="3600" w:hanging="360"/>
+        <w:ind w:start="3600" w:hanging="360"/>
       </w:pPr>
       <w:rPr/>
     </w:lvl>
   </w:abstractNum>
-  <w:abstractNum w:abstractNumId="15">
+  <w:abstractNum w:abstractNumId="14">
     <w:lvl w:ilvl="0">
       <w:start w:val="1"/>
       <w:numFmt w:val="bullet"/>
       <w:lvlText w:val="–"/>
-      <w:lvlJc w:val="left"/>
+      <w:lvlJc w:val="start"/>
       <w:pPr>
         <w:tabs>
           <w:tab w:val="num" w:pos="0"/>
         </w:tabs>
-        <w:ind w:left="360" w:hanging="220"/>
+        <w:ind w:start="360" w:hanging="220"/>
       </w:pPr>
       <w:rPr>
         <w:rFonts w:ascii="Calibri" w:hAnsi="Calibri" w:cs="Calibri" w:hint="default"/>
@@ -3345,12 +3249,12 @@
       <w:start w:val="1"/>
       <w:numFmt w:val="decimal"/>
       <w:lvlText w:val="%2."/>
-      <w:lvlJc w:val="left"/>
+      <w:lvlJc w:val="start"/>
       <w:pPr>
         <w:tabs>
           <w:tab w:val="num" w:pos="1080"/>
         </w:tabs>
-        <w:ind w:left="1080" w:hanging="360"/>
+        <w:ind w:start="1080" w:hanging="360"/>
       </w:pPr>
       <w:rPr/>
     </w:lvl>
@@ -3358,12 +3262,12 @@
       <w:start w:val="1"/>
       <w:numFmt w:val="decimal"/>
       <w:lvlText w:val="%3."/>
-      <w:lvlJc w:val="left"/>
+      <w:lvlJc w:val="start"/>
       <w:pPr>
         <w:tabs>
           <w:tab w:val="num" w:pos="1440"/>
         </w:tabs>
-        <w:ind w:left="1440" w:hanging="360"/>
+        <w:ind w:start="1440" w:hanging="360"/>
       </w:pPr>
       <w:rPr/>
     </w:lvl>
@@ -3371,12 +3275,12 @@
       <w:start w:val="1"/>
       <w:numFmt w:val="decimal"/>
       <w:lvlText w:val="%4."/>
-      <w:lvlJc w:val="left"/>
+      <w:lvlJc w:val="start"/>
       <w:pPr>
         <w:tabs>
           <w:tab w:val="num" w:pos="1800"/>
         </w:tabs>
-        <w:ind w:left="1800" w:hanging="360"/>
+        <w:ind w:start="1800" w:hanging="360"/>
       </w:pPr>
       <w:rPr/>
     </w:lvl>
@@ -3384,12 +3288,12 @@
       <w:start w:val="1"/>
       <w:numFmt w:val="decimal"/>
       <w:lvlText w:val="%5."/>
-      <w:lvlJc w:val="left"/>
+      <w:lvlJc w:val="start"/>
       <w:pPr>
         <w:tabs>
           <w:tab w:val="num" w:pos="2160"/>
         </w:tabs>
-        <w:ind w:left="2160" w:hanging="360"/>
+        <w:ind w:start="2160" w:hanging="360"/>
       </w:pPr>
       <w:rPr/>
     </w:lvl>
@@ -3397,12 +3301,12 @@
       <w:start w:val="1"/>
       <w:numFmt w:val="decimal"/>
       <w:lvlText w:val="%6."/>
-      <w:lvlJc w:val="left"/>
+      <w:lvlJc w:val="start"/>
       <w:pPr>
         <w:tabs>
           <w:tab w:val="num" w:pos="2520"/>
         </w:tabs>
-        <w:ind w:left="2520" w:hanging="360"/>
+        <w:ind w:start="2520" w:hanging="360"/>
       </w:pPr>
       <w:rPr/>
     </w:lvl>
@@ -3410,12 +3314,12 @@
       <w:start w:val="1"/>
       <w:numFmt w:val="decimal"/>
       <w:lvlText w:val="%7."/>
-      <w:lvlJc w:val="left"/>
+      <w:lvlJc w:val="start"/>
       <w:pPr>
         <w:tabs>
           <w:tab w:val="num" w:pos="2880"/>
         </w:tabs>
-        <w:ind w:left="2880" w:hanging="360"/>
+        <w:ind w:start="2880" w:hanging="360"/>
       </w:pPr>
       <w:rPr/>
     </w:lvl>
@@ -3423,12 +3327,12 @@
       <w:start w:val="1"/>
       <w:numFmt w:val="decimal"/>
       <w:lvlText w:val="%8."/>
-      <w:lvlJc w:val="left"/>
+      <w:lvlJc w:val="start"/>
       <w:pPr>
         <w:tabs>
           <w:tab w:val="num" w:pos="3240"/>
         </w:tabs>
-        <w:ind w:left="3240" w:hanging="360"/>
+        <w:ind w:start="3240" w:hanging="360"/>
       </w:pPr>
       <w:rPr/>
     </w:lvl>
@@ -3436,27 +3340,27 @@
       <w:start w:val="1"/>
       <w:numFmt w:val="decimal"/>
       <w:lvlText w:val="%9."/>
-      <w:lvlJc w:val="left"/>
+      <w:lvlJc w:val="start"/>
       <w:pPr>
         <w:tabs>
           <w:tab w:val="num" w:pos="3600"/>
         </w:tabs>
-        <w:ind w:left="3600" w:hanging="360"/>
+        <w:ind w:start="3600" w:hanging="360"/>
       </w:pPr>
       <w:rPr/>
     </w:lvl>
   </w:abstractNum>
-  <w:abstractNum w:abstractNumId="16">
+  <w:abstractNum w:abstractNumId="15">
     <w:lvl w:ilvl="0">
       <w:start w:val="1"/>
       <w:numFmt w:val="bullet"/>
       <w:lvlText w:val="–"/>
-      <w:lvlJc w:val="left"/>
+      <w:lvlJc w:val="start"/>
       <w:pPr>
         <w:tabs>
           <w:tab w:val="num" w:pos="0"/>
         </w:tabs>
-        <w:ind w:left="360" w:hanging="220"/>
+        <w:ind w:start="360" w:hanging="220"/>
       </w:pPr>
       <w:rPr>
         <w:rFonts w:ascii="Calibri" w:hAnsi="Calibri" w:cs="Calibri" w:hint="default"/>
@@ -3467,12 +3371,12 @@
       <w:start w:val="1"/>
       <w:numFmt w:val="decimal"/>
       <w:lvlText w:val="%2."/>
-      <w:lvlJc w:val="left"/>
+      <w:lvlJc w:val="start"/>
       <w:pPr>
         <w:tabs>
           <w:tab w:val="num" w:pos="1080"/>
         </w:tabs>
-        <w:ind w:left="1080" w:hanging="360"/>
+        <w:ind w:start="1080" w:hanging="360"/>
       </w:pPr>
       <w:rPr/>
     </w:lvl>
@@ -3480,12 +3384,12 @@
       <w:start w:val="1"/>
       <w:numFmt w:val="decimal"/>
       <w:lvlText w:val="%3."/>
-      <w:lvlJc w:val="left"/>
+      <w:lvlJc w:val="start"/>
       <w:pPr>
         <w:tabs>
           <w:tab w:val="num" w:pos="1440"/>
         </w:tabs>
-        <w:ind w:left="1440" w:hanging="360"/>
+        <w:ind w:start="1440" w:hanging="360"/>
       </w:pPr>
       <w:rPr/>
     </w:lvl>
@@ -3493,12 +3397,12 @@
       <w:start w:val="1"/>
       <w:numFmt w:val="decimal"/>
       <w:lvlText w:val="%4."/>
-      <w:lvlJc w:val="left"/>
+      <w:lvlJc w:val="start"/>
       <w:pPr>
         <w:tabs>
           <w:tab w:val="num" w:pos="1800"/>
         </w:tabs>
-        <w:ind w:left="1800" w:hanging="360"/>
+        <w:ind w:start="1800" w:hanging="360"/>
       </w:pPr>
       <w:rPr/>
     </w:lvl>
@@ -3506,12 +3410,12 @@
       <w:start w:val="1"/>
       <w:numFmt w:val="decimal"/>
       <w:lvlText w:val="%5."/>
-      <w:lvlJc w:val="left"/>
+      <w:lvlJc w:val="start"/>
       <w:pPr>
         <w:tabs>
           <w:tab w:val="num" w:pos="2160"/>
         </w:tabs>
-        <w:ind w:left="2160" w:hanging="360"/>
+        <w:ind w:start="2160" w:hanging="360"/>
       </w:pPr>
       <w:rPr/>
     </w:lvl>
@@ -3519,12 +3423,12 @@
       <w:start w:val="1"/>
       <w:numFmt w:val="decimal"/>
       <w:lvlText w:val="%6."/>
-      <w:lvlJc w:val="left"/>
+      <w:lvlJc w:val="start"/>
       <w:pPr>
         <w:tabs>
           <w:tab w:val="num" w:pos="2520"/>
         </w:tabs>
-        <w:ind w:left="2520" w:hanging="360"/>
+        <w:ind w:start="2520" w:hanging="360"/>
       </w:pPr>
       <w:rPr/>
     </w:lvl>
@@ -3532,12 +3436,12 @@
       <w:start w:val="1"/>
       <w:numFmt w:val="decimal"/>
       <w:lvlText w:val="%7."/>
-      <w:lvlJc w:val="left"/>
+      <w:lvlJc w:val="start"/>
       <w:pPr>
         <w:tabs>
           <w:tab w:val="num" w:pos="2880"/>
         </w:tabs>
-        <w:ind w:left="2880" w:hanging="360"/>
+        <w:ind w:start="2880" w:hanging="360"/>
       </w:pPr>
       <w:rPr/>
     </w:lvl>
@@ -3545,12 +3449,12 @@
       <w:start w:val="1"/>
       <w:numFmt w:val="decimal"/>
       <w:lvlText w:val="%8."/>
-      <w:lvlJc w:val="left"/>
+      <w:lvlJc w:val="start"/>
       <w:pPr>
         <w:tabs>
           <w:tab w:val="num" w:pos="3240"/>
         </w:tabs>
-        <w:ind w:left="3240" w:hanging="360"/>
+        <w:ind w:start="3240" w:hanging="360"/>
       </w:pPr>
       <w:rPr/>
     </w:lvl>
@@ -3558,27 +3462,27 @@
       <w:start w:val="1"/>
       <w:numFmt w:val="decimal"/>
       <w:lvlText w:val="%9."/>
-      <w:lvlJc w:val="left"/>
+      <w:lvlJc w:val="start"/>
       <w:pPr>
         <w:tabs>
           <w:tab w:val="num" w:pos="3600"/>
         </w:tabs>
-        <w:ind w:left="3600" w:hanging="360"/>
+        <w:ind w:start="3600" w:hanging="360"/>
       </w:pPr>
       <w:rPr/>
     </w:lvl>
   </w:abstractNum>
-  <w:abstractNum w:abstractNumId="17">
+  <w:abstractNum w:abstractNumId="16">
     <w:lvl w:ilvl="0">
       <w:start w:val="1"/>
       <w:numFmt w:val="bullet"/>
       <w:lvlText w:val="–"/>
-      <w:lvlJc w:val="left"/>
+      <w:lvlJc w:val="start"/>
       <w:pPr>
         <w:tabs>
           <w:tab w:val="num" w:pos="0"/>
         </w:tabs>
-        <w:ind w:left="360" w:hanging="220"/>
+        <w:ind w:start="360" w:hanging="220"/>
       </w:pPr>
       <w:rPr>
         <w:rFonts w:ascii="Calibri" w:hAnsi="Calibri" w:cs="Calibri" w:hint="default"/>
@@ -3589,12 +3493,12 @@
       <w:start w:val="1"/>
       <w:numFmt w:val="decimal"/>
       <w:lvlText w:val="%2."/>
-      <w:lvlJc w:val="left"/>
+      <w:lvlJc w:val="start"/>
       <w:pPr>
         <w:tabs>
           <w:tab w:val="num" w:pos="1080"/>
         </w:tabs>
-        <w:ind w:left="1080" w:hanging="360"/>
+        <w:ind w:start="1080" w:hanging="360"/>
       </w:pPr>
       <w:rPr/>
     </w:lvl>
@@ -3602,12 +3506,12 @@
       <w:start w:val="1"/>
       <w:numFmt w:val="decimal"/>
       <w:lvlText w:val="%3."/>
-      <w:lvlJc w:val="left"/>
+      <w:lvlJc w:val="start"/>
       <w:pPr>
         <w:tabs>
           <w:tab w:val="num" w:pos="1440"/>
         </w:tabs>
-        <w:ind w:left="1440" w:hanging="360"/>
+        <w:ind w:start="1440" w:hanging="360"/>
       </w:pPr>
       <w:rPr/>
     </w:lvl>
@@ -3615,12 +3519,12 @@
       <w:start w:val="1"/>
       <w:numFmt w:val="decimal"/>
       <w:lvlText w:val="%4."/>
-      <w:lvlJc w:val="left"/>
+      <w:lvlJc w:val="start"/>
       <w:pPr>
         <w:tabs>
           <w:tab w:val="num" w:pos="1800"/>
         </w:tabs>
-        <w:ind w:left="1800" w:hanging="360"/>
+        <w:ind w:start="1800" w:hanging="360"/>
       </w:pPr>
       <w:rPr/>
     </w:lvl>
@@ -3628,12 +3532,12 @@
       <w:start w:val="1"/>
       <w:numFmt w:val="decimal"/>
       <w:lvlText w:val="%5."/>
-      <w:lvlJc w:val="left"/>
+      <w:lvlJc w:val="start"/>
       <w:pPr>
         <w:tabs>
           <w:tab w:val="num" w:pos="2160"/>
         </w:tabs>
-        <w:ind w:left="2160" w:hanging="360"/>
+        <w:ind w:start="2160" w:hanging="360"/>
       </w:pPr>
       <w:rPr/>
     </w:lvl>
@@ -3641,12 +3545,12 @@
       <w:start w:val="1"/>
       <w:numFmt w:val="decimal"/>
       <w:lvlText w:val="%6."/>
-      <w:lvlJc w:val="left"/>
+      <w:lvlJc w:val="start"/>
       <w:pPr>
         <w:tabs>
           <w:tab w:val="num" w:pos="2520"/>
         </w:tabs>
-        <w:ind w:left="2520" w:hanging="360"/>
+        <w:ind w:start="2520" w:hanging="360"/>
       </w:pPr>
       <w:rPr/>
     </w:lvl>
@@ -3654,12 +3558,12 @@
       <w:start w:val="1"/>
       <w:numFmt w:val="decimal"/>
       <w:lvlText w:val="%7."/>
-      <w:lvlJc w:val="left"/>
+      <w:lvlJc w:val="start"/>
       <w:pPr>
         <w:tabs>
           <w:tab w:val="num" w:pos="2880"/>
         </w:tabs>
-        <w:ind w:left="2880" w:hanging="360"/>
+        <w:ind w:start="2880" w:hanging="360"/>
       </w:pPr>
       <w:rPr/>
     </w:lvl>
@@ -3667,12 +3571,12 @@
       <w:start w:val="1"/>
       <w:numFmt w:val="decimal"/>
       <w:lvlText w:val="%8."/>
-      <w:lvlJc w:val="left"/>
+      <w:lvlJc w:val="start"/>
       <w:pPr>
         <w:tabs>
           <w:tab w:val="num" w:pos="3240"/>
         </w:tabs>
-        <w:ind w:left="3240" w:hanging="360"/>
+        <w:ind w:start="3240" w:hanging="360"/>
       </w:pPr>
       <w:rPr/>
     </w:lvl>
@@ -3680,27 +3584,27 @@
       <w:start w:val="1"/>
       <w:numFmt w:val="decimal"/>
       <w:lvlText w:val="%9."/>
-      <w:lvlJc w:val="left"/>
+      <w:lvlJc w:val="start"/>
       <w:pPr>
         <w:tabs>
           <w:tab w:val="num" w:pos="3600"/>
         </w:tabs>
-        <w:ind w:left="3600" w:hanging="360"/>
+        <w:ind w:start="3600" w:hanging="360"/>
       </w:pPr>
       <w:rPr/>
     </w:lvl>
   </w:abstractNum>
-  <w:abstractNum w:abstractNumId="18">
+  <w:abstractNum w:abstractNumId="17">
     <w:lvl w:ilvl="0">
       <w:start w:val="1"/>
       <w:numFmt w:val="bullet"/>
       <w:lvlText w:val="–"/>
-      <w:lvlJc w:val="left"/>
+      <w:lvlJc w:val="start"/>
       <w:pPr>
         <w:tabs>
           <w:tab w:val="num" w:pos="0"/>
         </w:tabs>
-        <w:ind w:left="360" w:hanging="220"/>
+        <w:ind w:start="360" w:hanging="220"/>
       </w:pPr>
       <w:rPr>
         <w:rFonts w:ascii="Calibri" w:hAnsi="Calibri" w:cs="Calibri" w:hint="default"/>
@@ -3711,12 +3615,12 @@
       <w:start w:val="1"/>
       <w:numFmt w:val="decimal"/>
       <w:lvlText w:val="%2."/>
-      <w:lvlJc w:val="left"/>
+      <w:lvlJc w:val="start"/>
       <w:pPr>
         <w:tabs>
           <w:tab w:val="num" w:pos="1080"/>
         </w:tabs>
-        <w:ind w:left="1080" w:hanging="360"/>
+        <w:ind w:start="1080" w:hanging="360"/>
       </w:pPr>
       <w:rPr/>
     </w:lvl>
@@ -3724,12 +3628,12 @@
       <w:start w:val="1"/>
       <w:numFmt w:val="decimal"/>
       <w:lvlText w:val="%3."/>
-      <w:lvlJc w:val="left"/>
+      <w:lvlJc w:val="start"/>
       <w:pPr>
         <w:tabs>
           <w:tab w:val="num" w:pos="1440"/>
         </w:tabs>
-        <w:ind w:left="1440" w:hanging="360"/>
+        <w:ind w:start="1440" w:hanging="360"/>
       </w:pPr>
       <w:rPr/>
     </w:lvl>
@@ -3737,12 +3641,12 @@
       <w:start w:val="1"/>
       <w:numFmt w:val="decimal"/>
       <w:lvlText w:val="%4."/>
-      <w:lvlJc w:val="left"/>
+      <w:lvlJc w:val="start"/>
       <w:pPr>
         <w:tabs>
           <w:tab w:val="num" w:pos="1800"/>
         </w:tabs>
-        <w:ind w:left="1800" w:hanging="360"/>
+        <w:ind w:start="1800" w:hanging="360"/>
       </w:pPr>
       <w:rPr/>
     </w:lvl>
@@ -3750,12 +3654,12 @@
       <w:start w:val="1"/>
       <w:numFmt w:val="decimal"/>
       <w:lvlText w:val="%5."/>
-      <w:lvlJc w:val="left"/>
+      <w:lvlJc w:val="start"/>
       <w:pPr>
         <w:tabs>
           <w:tab w:val="num" w:pos="2160"/>
         </w:tabs>
-        <w:ind w:left="2160" w:hanging="360"/>
+        <w:ind w:start="2160" w:hanging="360"/>
       </w:pPr>
       <w:rPr/>
     </w:lvl>
@@ -3763,12 +3667,12 @@
       <w:start w:val="1"/>
       <w:numFmt w:val="decimal"/>
       <w:lvlText w:val="%6."/>
-      <w:lvlJc w:val="left"/>
+      <w:lvlJc w:val="start"/>
       <w:pPr>
         <w:tabs>
           <w:tab w:val="num" w:pos="2520"/>
         </w:tabs>
-        <w:ind w:left="2520" w:hanging="360"/>
+        <w:ind w:start="2520" w:hanging="360"/>
       </w:pPr>
       <w:rPr/>
     </w:lvl>
@@ -3776,12 +3680,12 @@
       <w:start w:val="1"/>
       <w:numFmt w:val="decimal"/>
       <w:lvlText w:val="%7."/>
-      <w:lvlJc w:val="left"/>
+      <w:lvlJc w:val="start"/>
       <w:pPr>
         <w:tabs>
           <w:tab w:val="num" w:pos="2880"/>
         </w:tabs>
-        <w:ind w:left="2880" w:hanging="360"/>
+        <w:ind w:start="2880" w:hanging="360"/>
       </w:pPr>
       <w:rPr/>
     </w:lvl>
@@ -3789,12 +3693,12 @@
       <w:start w:val="1"/>
       <w:numFmt w:val="decimal"/>
       <w:lvlText w:val="%8."/>
-      <w:lvlJc w:val="left"/>
+      <w:lvlJc w:val="start"/>
       <w:pPr>
         <w:tabs>
           <w:tab w:val="num" w:pos="3240"/>
         </w:tabs>
-        <w:ind w:left="3240" w:hanging="360"/>
+        <w:ind w:start="3240" w:hanging="360"/>
       </w:pPr>
       <w:rPr/>
     </w:lvl>
@@ -3802,27 +3706,27 @@
       <w:start w:val="1"/>
       <w:numFmt w:val="decimal"/>
       <w:lvlText w:val="%9."/>
-      <w:lvlJc w:val="left"/>
+      <w:lvlJc w:val="start"/>
       <w:pPr>
         <w:tabs>
           <w:tab w:val="num" w:pos="3600"/>
         </w:tabs>
-        <w:ind w:left="3600" w:hanging="360"/>
+        <w:ind w:start="3600" w:hanging="360"/>
       </w:pPr>
       <w:rPr/>
     </w:lvl>
   </w:abstractNum>
-  <w:abstractNum w:abstractNumId="19">
+  <w:abstractNum w:abstractNumId="18">
     <w:lvl w:ilvl="0">
       <w:start w:val="1"/>
       <w:numFmt w:val="bullet"/>
       <w:lvlText w:val="–"/>
-      <w:lvlJc w:val="left"/>
+      <w:lvlJc w:val="start"/>
       <w:pPr>
         <w:tabs>
           <w:tab w:val="num" w:pos="0"/>
         </w:tabs>
-        <w:ind w:left="360" w:hanging="220"/>
+        <w:ind w:start="360" w:hanging="220"/>
       </w:pPr>
       <w:rPr>
         <w:rFonts w:ascii="Calibri" w:hAnsi="Calibri" w:cs="Calibri" w:hint="default"/>
@@ -3833,12 +3737,12 @@
       <w:start w:val="1"/>
       <w:numFmt w:val="decimal"/>
       <w:lvlText w:val="%2."/>
-      <w:lvlJc w:val="left"/>
+      <w:lvlJc w:val="start"/>
       <w:pPr>
         <w:tabs>
           <w:tab w:val="num" w:pos="1080"/>
         </w:tabs>
-        <w:ind w:left="1080" w:hanging="360"/>
+        <w:ind w:start="1080" w:hanging="360"/>
       </w:pPr>
       <w:rPr/>
     </w:lvl>
@@ -3846,12 +3750,12 @@
       <w:start w:val="1"/>
       <w:numFmt w:val="decimal"/>
       <w:lvlText w:val="%3."/>
-      <w:lvlJc w:val="left"/>
+      <w:lvlJc w:val="start"/>
       <w:pPr>
         <w:tabs>
           <w:tab w:val="num" w:pos="1440"/>
         </w:tabs>
-        <w:ind w:left="1440" w:hanging="360"/>
+        <w:ind w:start="1440" w:hanging="360"/>
       </w:pPr>
       <w:rPr/>
     </w:lvl>
@@ -3859,12 +3763,12 @@
       <w:start w:val="1"/>
       <w:numFmt w:val="decimal"/>
       <w:lvlText w:val="%4."/>
-      <w:lvlJc w:val="left"/>
+      <w:lvlJc w:val="start"/>
       <w:pPr>
         <w:tabs>
           <w:tab w:val="num" w:pos="1800"/>
         </w:tabs>
-        <w:ind w:left="1800" w:hanging="360"/>
+        <w:ind w:start="1800" w:hanging="360"/>
       </w:pPr>
       <w:rPr/>
     </w:lvl>
@@ -3872,12 +3776,12 @@
       <w:start w:val="1"/>
       <w:numFmt w:val="decimal"/>
       <w:lvlText w:val="%5."/>
-      <w:lvlJc w:val="left"/>
+      <w:lvlJc w:val="start"/>
       <w:pPr>
         <w:tabs>
           <w:tab w:val="num" w:pos="2160"/>
         </w:tabs>
-        <w:ind w:left="2160" w:hanging="360"/>
+        <w:ind w:start="2160" w:hanging="360"/>
       </w:pPr>
       <w:rPr/>
     </w:lvl>
@@ -3885,12 +3789,12 @@
       <w:start w:val="1"/>
       <w:numFmt w:val="decimal"/>
       <w:lvlText w:val="%6."/>
-      <w:lvlJc w:val="left"/>
+      <w:lvlJc w:val="start"/>
       <w:pPr>
         <w:tabs>
           <w:tab w:val="num" w:pos="2520"/>
         </w:tabs>
-        <w:ind w:left="2520" w:hanging="360"/>
+        <w:ind w:start="2520" w:hanging="360"/>
       </w:pPr>
       <w:rPr/>
     </w:lvl>
@@ -3898,12 +3802,12 @@
       <w:start w:val="1"/>
       <w:numFmt w:val="decimal"/>
       <w:lvlText w:val="%7."/>
-      <w:lvlJc w:val="left"/>
+      <w:lvlJc w:val="start"/>
       <w:pPr>
         <w:tabs>
           <w:tab w:val="num" w:pos="2880"/>
         </w:tabs>
-        <w:ind w:left="2880" w:hanging="360"/>
+        <w:ind w:start="2880" w:hanging="360"/>
       </w:pPr>
       <w:rPr/>
     </w:lvl>
@@ -3911,12 +3815,12 @@
       <w:start w:val="1"/>
       <w:numFmt w:val="decimal"/>
       <w:lvlText w:val="%8."/>
-      <w:lvlJc w:val="left"/>
+      <w:lvlJc w:val="start"/>
       <w:pPr>
         <w:tabs>
           <w:tab w:val="num" w:pos="3240"/>
         </w:tabs>
-        <w:ind w:left="3240" w:hanging="360"/>
+        <w:ind w:start="3240" w:hanging="360"/>
       </w:pPr>
       <w:rPr/>
     </w:lvl>
@@ -3924,27 +3828,27 @@
       <w:start w:val="1"/>
       <w:numFmt w:val="decimal"/>
       <w:lvlText w:val="%9."/>
-      <w:lvlJc w:val="left"/>
+      <w:lvlJc w:val="start"/>
       <w:pPr>
         <w:tabs>
           <w:tab w:val="num" w:pos="3600"/>
         </w:tabs>
-        <w:ind w:left="3600" w:hanging="360"/>
+        <w:ind w:start="3600" w:hanging="360"/>
       </w:pPr>
       <w:rPr/>
     </w:lvl>
   </w:abstractNum>
-  <w:abstractNum w:abstractNumId="20">
+  <w:abstractNum w:abstractNumId="19">
     <w:lvl w:ilvl="0">
       <w:start w:val="1"/>
       <w:numFmt w:val="bullet"/>
       <w:lvlText w:val="–"/>
-      <w:lvlJc w:val="left"/>
+      <w:lvlJc w:val="start"/>
       <w:pPr>
         <w:tabs>
           <w:tab w:val="num" w:pos="0"/>
         </w:tabs>
-        <w:ind w:left="360" w:hanging="220"/>
+        <w:ind w:start="360" w:hanging="220"/>
       </w:pPr>
       <w:rPr>
         <w:rFonts w:ascii="Calibri" w:hAnsi="Calibri" w:cs="Calibri" w:hint="default"/>
@@ -3955,12 +3859,12 @@
       <w:start w:val="1"/>
       <w:numFmt w:val="decimal"/>
       <w:lvlText w:val="%2."/>
-      <w:lvlJc w:val="left"/>
+      <w:lvlJc w:val="start"/>
       <w:pPr>
         <w:tabs>
           <w:tab w:val="num" w:pos="1080"/>
         </w:tabs>
-        <w:ind w:left="1080" w:hanging="360"/>
+        <w:ind w:start="1080" w:hanging="360"/>
       </w:pPr>
       <w:rPr/>
     </w:lvl>
@@ -3968,12 +3872,12 @@
       <w:start w:val="1"/>
       <w:numFmt w:val="decimal"/>
       <w:lvlText w:val="%3."/>
-      <w:lvlJc w:val="left"/>
+      <w:lvlJc w:val="start"/>
       <w:pPr>
         <w:tabs>
           <w:tab w:val="num" w:pos="1440"/>
         </w:tabs>
-        <w:ind w:left="1440" w:hanging="360"/>
+        <w:ind w:start="1440" w:hanging="360"/>
       </w:pPr>
       <w:rPr/>
     </w:lvl>
@@ -3981,12 +3885,12 @@
       <w:start w:val="1"/>
       <w:numFmt w:val="decimal"/>
       <w:lvlText w:val="%4."/>
-      <w:lvlJc w:val="left"/>
+      <w:lvlJc w:val="start"/>
       <w:pPr>
         <w:tabs>
           <w:tab w:val="num" w:pos="1800"/>
         </w:tabs>
-        <w:ind w:left="1800" w:hanging="360"/>
+        <w:ind w:start="1800" w:hanging="360"/>
       </w:pPr>
       <w:rPr/>
     </w:lvl>
@@ -3994,12 +3898,12 @@
       <w:start w:val="1"/>
       <w:numFmt w:val="decimal"/>
       <w:lvlText w:val="%5."/>
-      <w:lvlJc w:val="left"/>
+      <w:lvlJc w:val="start"/>
       <w:pPr>
         <w:tabs>
           <w:tab w:val="num" w:pos="2160"/>
         </w:tabs>
-        <w:ind w:left="2160" w:hanging="360"/>
+        <w:ind w:start="2160" w:hanging="360"/>
       </w:pPr>
       <w:rPr/>
     </w:lvl>
@@ -4007,12 +3911,12 @@
       <w:start w:val="1"/>
       <w:numFmt w:val="decimal"/>
       <w:lvlText w:val="%6."/>
-      <w:lvlJc w:val="left"/>
+      <w:lvlJc w:val="start"/>
       <w:pPr>
         <w:tabs>
           <w:tab w:val="num" w:pos="2520"/>
         </w:tabs>
-        <w:ind w:left="2520" w:hanging="360"/>
+        <w:ind w:start="2520" w:hanging="360"/>
       </w:pPr>
       <w:rPr/>
     </w:lvl>
@@ -4020,12 +3924,12 @@
       <w:start w:val="1"/>
       <w:numFmt w:val="decimal"/>
       <w:lvlText w:val="%7."/>
-      <w:lvlJc w:val="left"/>
+      <w:lvlJc w:val="start"/>
       <w:pPr>
         <w:tabs>
           <w:tab w:val="num" w:pos="2880"/>
         </w:tabs>
-        <w:ind w:left="2880" w:hanging="360"/>
+        <w:ind w:start="2880" w:hanging="360"/>
       </w:pPr>
       <w:rPr/>
     </w:lvl>
@@ -4033,12 +3937,12 @@
       <w:start w:val="1"/>
       <w:numFmt w:val="decimal"/>
       <w:lvlText w:val="%8."/>
-      <w:lvlJc w:val="left"/>
+      <w:lvlJc w:val="start"/>
       <w:pPr>
         <w:tabs>
           <w:tab w:val="num" w:pos="3240"/>
         </w:tabs>
-        <w:ind w:left="3240" w:hanging="360"/>
+        <w:ind w:start="3240" w:hanging="360"/>
       </w:pPr>
       <w:rPr/>
     </w:lvl>
@@ -4046,27 +3950,27 @@
       <w:start w:val="1"/>
       <w:numFmt w:val="decimal"/>
       <w:lvlText w:val="%9."/>
-      <w:lvlJc w:val="left"/>
+      <w:lvlJc w:val="start"/>
       <w:pPr>
         <w:tabs>
           <w:tab w:val="num" w:pos="3600"/>
         </w:tabs>
-        <w:ind w:left="3600" w:hanging="360"/>
+        <w:ind w:start="3600" w:hanging="360"/>
       </w:pPr>
       <w:rPr/>
     </w:lvl>
   </w:abstractNum>
-  <w:abstractNum w:abstractNumId="21">
+  <w:abstractNum w:abstractNumId="20">
     <w:lvl w:ilvl="0">
       <w:start w:val="1"/>
       <w:numFmt w:val="bullet"/>
       <w:lvlText w:val="–"/>
-      <w:lvlJc w:val="left"/>
+      <w:lvlJc w:val="start"/>
       <w:pPr>
         <w:tabs>
           <w:tab w:val="num" w:pos="0"/>
         </w:tabs>
-        <w:ind w:left="360" w:hanging="220"/>
+        <w:ind w:start="360" w:hanging="220"/>
       </w:pPr>
       <w:rPr>
         <w:rFonts w:ascii="Calibri" w:hAnsi="Calibri" w:cs="Calibri" w:hint="default"/>
@@ -4077,12 +3981,12 @@
       <w:start w:val="1"/>
       <w:numFmt w:val="decimal"/>
       <w:lvlText w:val="%2."/>
-      <w:lvlJc w:val="left"/>
+      <w:lvlJc w:val="start"/>
       <w:pPr>
         <w:tabs>
           <w:tab w:val="num" w:pos="1080"/>
         </w:tabs>
-        <w:ind w:left="1080" w:hanging="360"/>
+        <w:ind w:start="1080" w:hanging="360"/>
       </w:pPr>
       <w:rPr/>
     </w:lvl>
@@ -4090,12 +3994,12 @@
       <w:start w:val="1"/>
       <w:numFmt w:val="decimal"/>
       <w:lvlText w:val="%3."/>
-      <w:lvlJc w:val="left"/>
+      <w:lvlJc w:val="start"/>
       <w:pPr>
         <w:tabs>
           <w:tab w:val="num" w:pos="1440"/>
         </w:tabs>
-        <w:ind w:left="1440" w:hanging="360"/>
+        <w:ind w:start="1440" w:hanging="360"/>
       </w:pPr>
       <w:rPr/>
     </w:lvl>
@@ -4103,12 +4007,12 @@
       <w:start w:val="1"/>
       <w:numFmt w:val="decimal"/>
       <w:lvlText w:val="%4."/>
-      <w:lvlJc w:val="left"/>
+      <w:lvlJc w:val="start"/>
       <w:pPr>
         <w:tabs>
           <w:tab w:val="num" w:pos="1800"/>
         </w:tabs>
-        <w:ind w:left="1800" w:hanging="360"/>
+        <w:ind w:start="1800" w:hanging="360"/>
       </w:pPr>
       <w:rPr/>
     </w:lvl>
@@ -4116,12 +4020,12 @@
       <w:start w:val="1"/>
       <w:numFmt w:val="decimal"/>
       <w:lvlText w:val="%5."/>
-      <w:lvlJc w:val="left"/>
+      <w:lvlJc w:val="start"/>
       <w:pPr>
         <w:tabs>
           <w:tab w:val="num" w:pos="2160"/>
         </w:tabs>
-        <w:ind w:left="2160" w:hanging="360"/>
+        <w:ind w:start="2160" w:hanging="360"/>
       </w:pPr>
       <w:rPr/>
     </w:lvl>
@@ -4129,12 +4033,12 @@
       <w:start w:val="1"/>
       <w:numFmt w:val="decimal"/>
       <w:lvlText w:val="%6."/>
-      <w:lvlJc w:val="left"/>
+      <w:lvlJc w:val="start"/>
       <w:pPr>
         <w:tabs>
           <w:tab w:val="num" w:pos="2520"/>
         </w:tabs>
-        <w:ind w:left="2520" w:hanging="360"/>
+        <w:ind w:start="2520" w:hanging="360"/>
       </w:pPr>
       <w:rPr/>
     </w:lvl>
@@ -4142,12 +4046,12 @@
       <w:start w:val="1"/>
       <w:numFmt w:val="decimal"/>
       <w:lvlText w:val="%7."/>
-      <w:lvlJc w:val="left"/>
+      <w:lvlJc w:val="start"/>
       <w:pPr>
         <w:tabs>
           <w:tab w:val="num" w:pos="2880"/>
         </w:tabs>
-        <w:ind w:left="2880" w:hanging="360"/>
+        <w:ind w:start="2880" w:hanging="360"/>
       </w:pPr>
       <w:rPr/>
     </w:lvl>
@@ -4155,12 +4059,12 @@
       <w:start w:val="1"/>
       <w:numFmt w:val="decimal"/>
       <w:lvlText w:val="%8."/>
-      <w:lvlJc w:val="left"/>
+      <w:lvlJc w:val="start"/>
       <w:pPr>
         <w:tabs>
           <w:tab w:val="num" w:pos="3240"/>
         </w:tabs>
-        <w:ind w:left="3240" w:hanging="360"/>
+        <w:ind w:start="3240" w:hanging="360"/>
       </w:pPr>
       <w:rPr/>
     </w:lvl>
@@ -4168,12 +4072,134 @@
       <w:start w:val="1"/>
       <w:numFmt w:val="decimal"/>
       <w:lvlText w:val="%9."/>
-      <w:lvlJc w:val="left"/>
+      <w:lvlJc w:val="start"/>
       <w:pPr>
         <w:tabs>
           <w:tab w:val="num" w:pos="3600"/>
         </w:tabs>
-        <w:ind w:left="3600" w:hanging="360"/>
+        <w:ind w:start="3600" w:hanging="360"/>
+      </w:pPr>
+      <w:rPr/>
+    </w:lvl>
+  </w:abstractNum>
+  <w:abstractNum w:abstractNumId="21">
+    <w:lvl w:ilvl="0">
+      <w:start w:val="1"/>
+      <w:numFmt w:val="bullet"/>
+      <w:lvlText w:val="–"/>
+      <w:lvlJc w:val="start"/>
+      <w:pPr>
+        <w:tabs>
+          <w:tab w:val="num" w:pos="0"/>
+        </w:tabs>
+        <w:ind w:start="360" w:hanging="220"/>
+      </w:pPr>
+      <w:rPr>
+        <w:rFonts w:ascii="Calibri" w:hAnsi="Calibri" w:cs="Calibri" w:hint="default"/>
+        <w:color w:val="718096"/>
+      </w:rPr>
+    </w:lvl>
+    <w:lvl w:ilvl="1">
+      <w:start w:val="1"/>
+      <w:numFmt w:val="decimal"/>
+      <w:lvlText w:val="%2."/>
+      <w:lvlJc w:val="start"/>
+      <w:pPr>
+        <w:tabs>
+          <w:tab w:val="num" w:pos="1080"/>
+        </w:tabs>
+        <w:ind w:start="1080" w:hanging="360"/>
+      </w:pPr>
+      <w:rPr/>
+    </w:lvl>
+    <w:lvl w:ilvl="2">
+      <w:start w:val="1"/>
+      <w:numFmt w:val="decimal"/>
+      <w:lvlText w:val="%3."/>
+      <w:lvlJc w:val="start"/>
+      <w:pPr>
+        <w:tabs>
+          <w:tab w:val="num" w:pos="1440"/>
+        </w:tabs>
+        <w:ind w:start="1440" w:hanging="360"/>
+      </w:pPr>
+      <w:rPr/>
+    </w:lvl>
+    <w:lvl w:ilvl="3">
+      <w:start w:val="1"/>
+      <w:numFmt w:val="decimal"/>
+      <w:lvlText w:val="%4."/>
+      <w:lvlJc w:val="start"/>
+      <w:pPr>
+        <w:tabs>
+          <w:tab w:val="num" w:pos="1800"/>
+        </w:tabs>
+        <w:ind w:start="1800" w:hanging="360"/>
+      </w:pPr>
+      <w:rPr/>
+    </w:lvl>
+    <w:lvl w:ilvl="4">
+      <w:start w:val="1"/>
+      <w:numFmt w:val="decimal"/>
+      <w:lvlText w:val="%5."/>
+      <w:lvlJc w:val="start"/>
+      <w:pPr>
+        <w:tabs>
+          <w:tab w:val="num" w:pos="2160"/>
+        </w:tabs>
+        <w:ind w:start="2160" w:hanging="360"/>
+      </w:pPr>
+      <w:rPr/>
+    </w:lvl>
+    <w:lvl w:ilvl="5">
+      <w:start w:val="1"/>
+      <w:numFmt w:val="decimal"/>
+      <w:lvlText w:val="%6."/>
+      <w:lvlJc w:val="start"/>
+      <w:pPr>
+        <w:tabs>
+          <w:tab w:val="num" w:pos="2520"/>
+        </w:tabs>
+        <w:ind w:start="2520" w:hanging="360"/>
+      </w:pPr>
+      <w:rPr/>
+    </w:lvl>
+    <w:lvl w:ilvl="6">
+      <w:start w:val="1"/>
+      <w:numFmt w:val="decimal"/>
+      <w:lvlText w:val="%7."/>
+      <w:lvlJc w:val="start"/>
+      <w:pPr>
+        <w:tabs>
+          <w:tab w:val="num" w:pos="2880"/>
+        </w:tabs>
+        <w:ind w:start="2880" w:hanging="360"/>
+      </w:pPr>
+      <w:rPr/>
+    </w:lvl>
+    <w:lvl w:ilvl="7">
+      <w:start w:val="1"/>
+      <w:numFmt w:val="decimal"/>
+      <w:lvlText w:val="%8."/>
+      <w:lvlJc w:val="start"/>
+      <w:pPr>
+        <w:tabs>
+          <w:tab w:val="num" w:pos="3240"/>
+        </w:tabs>
+        <w:ind w:start="3240" w:hanging="360"/>
+      </w:pPr>
+      <w:rPr/>
+    </w:lvl>
+    <w:lvl w:ilvl="8">
+      <w:start w:val="1"/>
+      <w:numFmt w:val="decimal"/>
+      <w:lvlText w:val="%9."/>
+      <w:lvlJc w:val="start"/>
+      <w:pPr>
+        <w:tabs>
+          <w:tab w:val="num" w:pos="3600"/>
+        </w:tabs>
+        <w:ind w:start="3600" w:hanging="360"/>
       </w:pPr>
       <w:rPr/>
     </w:lvl>
@@ -4181,15 +4207,137 @@
   <w:abstractNum w:abstractNumId="22">
     <w:lvl w:ilvl="0">
       <w:start w:val="1"/>
+      <w:numFmt w:val="bullet"/>
+      <w:lvlText w:val="–"/>
+      <w:lvlJc w:val="start"/>
+      <w:pPr>
+        <w:tabs>
+          <w:tab w:val="num" w:pos="0"/>
+        </w:tabs>
+        <w:ind w:start="360" w:hanging="220"/>
+      </w:pPr>
+      <w:rPr>
+        <w:rFonts w:ascii="Calibri" w:hAnsi="Calibri" w:cs="Calibri" w:hint="default"/>
+        <w:color w:val="718096"/>
+      </w:rPr>
+    </w:lvl>
+    <w:lvl w:ilvl="1">
+      <w:start w:val="1"/>
+      <w:numFmt w:val="decimal"/>
+      <w:lvlText w:val="%2."/>
+      <w:lvlJc w:val="start"/>
+      <w:pPr>
+        <w:tabs>
+          <w:tab w:val="num" w:pos="1080"/>
+        </w:tabs>
+        <w:ind w:start="1080" w:hanging="360"/>
+      </w:pPr>
+      <w:rPr/>
+    </w:lvl>
+    <w:lvl w:ilvl="2">
+      <w:start w:val="1"/>
+      <w:numFmt w:val="decimal"/>
+      <w:lvlText w:val="%3."/>
+      <w:lvlJc w:val="start"/>
+      <w:pPr>
+        <w:tabs>
+          <w:tab w:val="num" w:pos="1440"/>
+        </w:tabs>
+        <w:ind w:start="1440" w:hanging="360"/>
+      </w:pPr>
+      <w:rPr/>
+    </w:lvl>
+    <w:lvl w:ilvl="3">
+      <w:start w:val="1"/>
+      <w:numFmt w:val="decimal"/>
+      <w:lvlText w:val="%4."/>
+      <w:lvlJc w:val="start"/>
+      <w:pPr>
+        <w:tabs>
+          <w:tab w:val="num" w:pos="1800"/>
+        </w:tabs>
+        <w:ind w:start="1800" w:hanging="360"/>
+      </w:pPr>
+      <w:rPr/>
+    </w:lvl>
+    <w:lvl w:ilvl="4">
+      <w:start w:val="1"/>
+      <w:numFmt w:val="decimal"/>
+      <w:lvlText w:val="%5."/>
+      <w:lvlJc w:val="start"/>
+      <w:pPr>
+        <w:tabs>
+          <w:tab w:val="num" w:pos="2160"/>
+        </w:tabs>
+        <w:ind w:start="2160" w:hanging="360"/>
+      </w:pPr>
+      <w:rPr/>
+    </w:lvl>
+    <w:lvl w:ilvl="5">
+      <w:start w:val="1"/>
+      <w:numFmt w:val="decimal"/>
+      <w:lvlText w:val="%6."/>
+      <w:lvlJc w:val="start"/>
+      <w:pPr>
+        <w:tabs>
+          <w:tab w:val="num" w:pos="2520"/>
+        </w:tabs>
+        <w:ind w:start="2520" w:hanging="360"/>
+      </w:pPr>
+      <w:rPr/>
+    </w:lvl>
+    <w:lvl w:ilvl="6">
+      <w:start w:val="1"/>
+      <w:numFmt w:val="decimal"/>
+      <w:lvlText w:val="%7."/>
+      <w:lvlJc w:val="start"/>
+      <w:pPr>
+        <w:tabs>
+          <w:tab w:val="num" w:pos="2880"/>
+        </w:tabs>
+        <w:ind w:start="2880" w:hanging="360"/>
+      </w:pPr>
+      <w:rPr/>
+    </w:lvl>
+    <w:lvl w:ilvl="7">
+      <w:start w:val="1"/>
+      <w:numFmt w:val="decimal"/>
+      <w:lvlText w:val="%8."/>
+      <w:lvlJc w:val="start"/>
+      <w:pPr>
+        <w:tabs>
+          <w:tab w:val="num" w:pos="3240"/>
+        </w:tabs>
+        <w:ind w:start="3240" w:hanging="360"/>
+      </w:pPr>
+      <w:rPr/>
+    </w:lvl>
+    <w:lvl w:ilvl="8">
+      <w:start w:val="1"/>
+      <w:numFmt w:val="decimal"/>
+      <w:lvlText w:val="%9."/>
+      <w:lvlJc w:val="start"/>
+      <w:pPr>
+        <w:tabs>
+          <w:tab w:val="num" w:pos="3600"/>
+        </w:tabs>
+        <w:ind w:start="3600" w:hanging="360"/>
+      </w:pPr>
+      <w:rPr/>
+    </w:lvl>
+  </w:abstractNum>
+  <w:abstractNum w:abstractNumId="23">
+    <w:lvl w:ilvl="0">
+      <w:start w:val="1"/>
       <w:numFmt w:val="none"/>
       <w:suff w:val="nothing"/>
       <w:lvlText w:val=""/>
-      <w:lvlJc w:val="left"/>
+      <w:lvlJc w:val="start"/>
       <w:pPr>
         <w:tabs>
           <w:tab w:val="num" w:pos="0"/>
         </w:tabs>
-        <w:ind w:left="0" w:hanging="0"/>
+        <w:ind w:start="0" w:hanging="0"/>
       </w:pPr>
     </w:lvl>
     <w:lvl w:ilvl="1">
@@ -4197,12 +4345,12 @@
       <w:numFmt w:val="none"/>
       <w:suff w:val="nothing"/>
       <w:lvlText w:val=""/>
-      <w:lvlJc w:val="left"/>
+      <w:lvlJc w:val="start"/>
       <w:pPr>
         <w:tabs>
           <w:tab w:val="num" w:pos="0"/>
         </w:tabs>
-        <w:ind w:left="0" w:hanging="0"/>
+        <w:ind w:start="0" w:hanging="0"/>
       </w:pPr>
     </w:lvl>
     <w:lvl w:ilvl="2">
@@ -4210,12 +4358,12 @@
       <w:numFmt w:val="none"/>
       <w:suff w:val="nothing"/>
       <w:lvlText w:val=""/>
-      <w:lvlJc w:val="left"/>
+      <w:lvlJc w:val="start"/>
       <w:pPr>
         <w:tabs>
           <w:tab w:val="num" w:pos="0"/>
         </w:tabs>
-        <w:ind w:left="0" w:hanging="0"/>
+        <w:ind w:start="0" w:hanging="0"/>
       </w:pPr>
     </w:lvl>
     <w:lvl w:ilvl="3">
@@ -4223,12 +4371,12 @@
       <w:numFmt w:val="none"/>
       <w:suff w:val="nothing"/>
       <w:lvlText w:val=""/>
-      <w:lvlJc w:val="left"/>
+      <w:lvlJc w:val="start"/>
       <w:pPr>
         <w:tabs>
           <w:tab w:val="num" w:pos="0"/>
         </w:tabs>
-        <w:ind w:left="0" w:hanging="0"/>
+        <w:ind w:start="0" w:hanging="0"/>
       </w:pPr>
     </w:lvl>
     <w:lvl w:ilvl="4">
@@ -4236,12 +4384,12 @@
       <w:numFmt w:val="none"/>
       <w:suff w:val="nothing"/>
       <w:lvlText w:val=""/>
-      <w:lvlJc w:val="left"/>
+      <w:lvlJc w:val="start"/>
       <w:pPr>
         <w:tabs>
           <w:tab w:val="num" w:pos="0"/>
         </w:tabs>
-        <w:ind w:left="0" w:hanging="0"/>
+        <w:ind w:start="0" w:hanging="0"/>
       </w:pPr>
     </w:lvl>
     <w:lvl w:ilvl="5">
@@ -4249,12 +4397,12 @@
       <w:numFmt w:val="none"/>
       <w:suff w:val="nothing"/>
       <w:lvlText w:val=""/>
-      <w:lvlJc w:val="left"/>
+      <w:lvlJc w:val="start"/>
       <w:pPr>
         <w:tabs>
           <w:tab w:val="num" w:pos="0"/>
         </w:tabs>
-        <w:ind w:left="0" w:hanging="0"/>
+        <w:ind w:start="0" w:hanging="0"/>
       </w:pPr>
     </w:lvl>
     <w:lvl w:ilvl="6">
@@ -4262,12 +4410,12 @@
       <w:numFmt w:val="none"/>
       <w:suff w:val="nothing"/>
       <w:lvlText w:val=""/>
-      <w:lvlJc w:val="left"/>
+      <w:lvlJc w:val="start"/>
       <w:pPr>
         <w:tabs>
           <w:tab w:val="num" w:pos="0"/>
         </w:tabs>
-        <w:ind w:left="0" w:hanging="0"/>
+        <w:ind w:start="0" w:hanging="0"/>
       </w:pPr>
     </w:lvl>
     <w:lvl w:ilvl="7">
@@ -4275,12 +4423,12 @@
       <w:numFmt w:val="none"/>
       <w:suff w:val="nothing"/>
       <w:lvlText w:val=""/>
-      <w:lvlJc w:val="left"/>
+      <w:lvlJc w:val="start"/>
       <w:pPr>
         <w:tabs>
           <w:tab w:val="num" w:pos="0"/>
         </w:tabs>
-        <w:ind w:left="0" w:hanging="0"/>
+        <w:ind w:start="0" w:hanging="0"/>
       </w:pPr>
     </w:lvl>
     <w:lvl w:ilvl="8">
@@ -4288,12 +4436,12 @@
       <w:numFmt w:val="none"/>
       <w:suff w:val="nothing"/>
       <w:lvlText w:val=""/>
-      <w:lvlJc w:val="left"/>
+      <w:lvlJc w:val="start"/>
       <w:pPr>
         <w:tabs>
           <w:tab w:val="num" w:pos="0"/>
         </w:tabs>
-        <w:ind w:left="0" w:hanging="0"/>
+        <w:ind w:start="0" w:hanging="0"/>
       </w:pPr>
     </w:lvl>
   </w:abstractNum>
@@ -4364,70 +4512,76 @@
     <w:abstractNumId w:val="22"/>
   </w:num>
   <w:num w:numId="23">
-    <w:abstractNumId w:val="2"/>
+    <w:abstractNumId w:val="23"/>
+  </w:num>
+  <w:num w:numId="24">
+    <w:abstractNumId w:val="1"/>
     <w:lvlOverride w:ilvl="0">
       <w:startOverride w:val="1"/>
     </w:lvlOverride>
   </w:num>
-  <w:num w:numId="24">
-    <w:abstractNumId w:val="2"/>
-  </w:num>
   <w:num w:numId="25">
-    <w:abstractNumId w:val="2"/>
+    <w:abstractNumId w:val="1"/>
   </w:num>
   <w:num w:numId="26">
-    <w:abstractNumId w:val="2"/>
+    <w:abstractNumId w:val="1"/>
   </w:num>
   <w:num w:numId="27">
-    <w:abstractNumId w:val="2"/>
+    <w:abstractNumId w:val="1"/>
   </w:num>
   <w:num w:numId="28">
-    <w:abstractNumId w:val="2"/>
+    <w:abstractNumId w:val="1"/>
   </w:num>
   <w:num w:numId="29">
-    <w:abstractNumId w:val="2"/>
+    <w:abstractNumId w:val="1"/>
   </w:num>
   <w:num w:numId="30">
-    <w:abstractNumId w:val="2"/>
+    <w:abstractNumId w:val="1"/>
   </w:num>
   <w:num w:numId="31">
-    <w:abstractNumId w:val="2"/>
+    <w:abstractNumId w:val="1"/>
   </w:num>
   <w:num w:numId="32">
-    <w:abstractNumId w:val="2"/>
+    <w:abstractNumId w:val="1"/>
   </w:num>
   <w:num w:numId="33">
-    <w:abstractNumId w:val="2"/>
+    <w:abstractNumId w:val="1"/>
   </w:num>
   <w:num w:numId="34">
-    <w:abstractNumId w:val="2"/>
+    <w:abstractNumId w:val="1"/>
   </w:num>
   <w:num w:numId="35">
-    <w:abstractNumId w:val="2"/>
+    <w:abstractNumId w:val="1"/>
   </w:num>
   <w:num w:numId="36">
-    <w:abstractNumId w:val="2"/>
+    <w:abstractNumId w:val="1"/>
   </w:num>
   <w:num w:numId="37">
-    <w:abstractNumId w:val="2"/>
+    <w:abstractNumId w:val="1"/>
   </w:num>
   <w:num w:numId="38">
-    <w:abstractNumId w:val="2"/>
+    <w:abstractNumId w:val="1"/>
   </w:num>
   <w:num w:numId="39">
-    <w:abstractNumId w:val="2"/>
+    <w:abstractNumId w:val="1"/>
   </w:num>
   <w:num w:numId="40">
-    <w:abstractNumId w:val="2"/>
+    <w:abstractNumId w:val="1"/>
   </w:num>
   <w:num w:numId="41">
-    <w:abstractNumId w:val="2"/>
+    <w:abstractNumId w:val="1"/>
   </w:num>
   <w:num w:numId="42">
-    <w:abstractNumId w:val="2"/>
+    <w:abstractNumId w:val="1"/>
   </w:num>
   <w:num w:numId="43">
-    <w:abstractNumId w:val="2"/>
+    <w:abstractNumId w:val="1"/>
+  </w:num>
+  <w:num w:numId="44">
+    <w:abstractNumId w:val="1"/>
+  </w:num>
+  <w:num w:numId="45">
+    <w:abstractNumId w:val="1"/>
   </w:num>
 </w:numbering>
 </file>
@@ -4456,7 +4610,7 @@
       <w:suppressAutoHyphens w:val="true"/>
       <w:bidi w:val="0"/>
       <w:spacing w:before="0" w:after="0"/>
-      <w:jc w:val="left"/>
+      <w:jc w:val="start"/>
     </w:pPr>
     <w:rPr>
       <w:rFonts w:ascii="Calibri" w:hAnsi="Calibri" w:eastAsia="Calibri" w:cs="Calibri"/>
@@ -4538,8 +4692,8 @@
       <w:u w:val="single"/>
     </w:rPr>
   </w:style>
-  <w:style w:type="character" w:styleId="FootnoteCharactersuser">
-    <w:name w:val="Footnote Characters (user)"/>
+  <w:style w:type="character" w:styleId="FootnoteCharacters">
+    <w:name w:val="Footnote Characters"/>
     <w:uiPriority w:val="99"/>
     <w:semiHidden/>
     <w:unhideWhenUsed/>
@@ -4548,8 +4702,8 @@
       <w:vertAlign w:val="superscript"/>
     </w:rPr>
   </w:style>
-  <w:style w:type="character" w:styleId="FootnoteCharacters">
-    <w:name w:val="Footnote Characters"/>
+  <w:style w:type="character" w:styleId="FootnoteCharactersuser">
+    <w:name w:val="Footnote Characters (user)"/>
     <w:qFormat/>
     <w:rPr>
       <w:vertAlign w:val="superscript"/>
@@ -4573,8 +4727,8 @@
       <w:szCs w:val="20"/>
     </w:rPr>
   </w:style>
-  <w:style w:type="character" w:styleId="EndnoteCharactersuser">
-    <w:name w:val="Endnote Characters (user)"/>
+  <w:style w:type="character" w:styleId="EndnoteCharacters">
+    <w:name w:val="Endnote Characters"/>
     <w:uiPriority w:val="99"/>
     <w:semiHidden/>
     <w:unhideWhenUsed/>
@@ -4583,8 +4737,8 @@
       <w:vertAlign w:val="superscript"/>
     </w:rPr>
   </w:style>
-  <w:style w:type="character" w:styleId="EndnoteCharacters">
-    <w:name w:val="Endnote Characters"/>
+  <w:style w:type="character" w:styleId="EndnoteCharactersuser">
+    <w:name w:val="Endnote Characters (user)"/>
     <w:qFormat/>
     <w:rPr>
       <w:vertAlign w:val="superscript"/>
@@ -4606,13 +4760,6 @@
     <w:rPr>
       <w:sz w:val="20"/>
       <w:szCs w:val="20"/>
-    </w:rPr>
-  </w:style>
-  <w:style w:type="character" w:styleId="Bulletsuser">
-    <w:name w:val="Bullets (user)"/>
-    <w:qFormat/>
-    <w:rPr>
-      <w:rFonts w:ascii="OpenSymbol" w:hAnsi="OpenSymbol" w:eastAsia="OpenSymbol" w:cs="OpenSymbol"/>
     </w:rPr>
   </w:style>
   <w:style w:type="paragraph" w:styleId="Heading">
@@ -4691,7 +4838,7 @@
       <w:suppressAutoHyphens w:val="true"/>
       <w:bidi w:val="0"/>
       <w:spacing w:before="0" w:after="0"/>
-      <w:jc w:val="left"/>
+      <w:jc w:val="start"/>
     </w:pPr>
     <w:rPr>
       <w:rFonts w:ascii="Calibri" w:hAnsi="Calibri" w:eastAsia="Calibri" w:cs="Calibri"/>
@@ -4712,7 +4859,7 @@
       <w:suppressAutoHyphens w:val="true"/>
       <w:bidi w:val="0"/>
       <w:spacing w:before="0" w:after="0"/>
-      <w:jc w:val="left"/>
+      <w:jc w:val="start"/>
     </w:pPr>
     <w:rPr>
       <w:rFonts w:ascii="Calibri" w:hAnsi="Calibri" w:eastAsia="Calibri" w:cs="Calibri"/>

--- a/Nicholson_Resume_2026.docx
+++ b/Nicholson_Resume_2026.docx
@@ -244,25 +244,7 @@
           <w:sz w:val="20"/>
           <w:szCs w:val="20"/>
         </w:rPr>
-        <w:t xml:space="preserve">Taught 30+ graduate students </w:t>
-      </w:r>
-      <w:r>
-        <w:rPr>
-          <w:rFonts w:eastAsia="Calibri" w:cs="Calibri"/>
-          <w:color w:val="4A5568"/>
-          <w:sz w:val="20"/>
-          <w:szCs w:val="20"/>
-        </w:rPr>
-        <w:t>in information systems courses, to include:</w:t>
-      </w:r>
-      <w:r>
-        <w:rPr>
-          <w:rFonts w:eastAsia="Calibri" w:cs="Calibri"/>
-          <w:color w:val="4A5568"/>
-          <w:sz w:val="20"/>
-          <w:szCs w:val="20"/>
-        </w:rPr>
-        <w:t xml:space="preserve"> SQL, Alteryx, database design, modeling, and performance optimization as well as GitHub usage.</w:t>
+        <w:t>Taught 30+ graduate students in information systems courses, to include: SQL, Alteryx, database design, modeling, and performance optimization as well as GitHub usage.</w:t>
       </w:r>
     </w:p>
     <w:p>
@@ -406,25 +388,7 @@
           <w:sz w:val="20"/>
           <w:szCs w:val="20"/>
         </w:rPr>
-        <w:t>Co</w:t>
-      </w:r>
-      <w:r>
-        <w:rPr>
-          <w:rFonts w:eastAsia="Calibri" w:cs="Calibri"/>
-          <w:color w:val="4A5568"/>
-          <w:sz w:val="20"/>
-          <w:szCs w:val="20"/>
-        </w:rPr>
-        <w:t>ntributed to the development of Cardinal Health’s</w:t>
-      </w:r>
-      <w:r>
-        <w:rPr>
-          <w:rFonts w:eastAsia="Calibri" w:cs="Calibri"/>
-          <w:color w:val="4A5568"/>
-          <w:sz w:val="20"/>
-          <w:szCs w:val="20"/>
-        </w:rPr>
-        <w:t xml:space="preserve"> 2023 FDA-mandated DSCSA pharmaceutical supply chain compliance program, ensuring zero regulatory violations across all covered business units.</w:t>
+        <w:t>Contributed to the development of Cardinal Health’s 2023 FDA-mandated DSCSA pharmaceutical supply chain compliance program, ensuring zero regulatory violations across covered business units.</w:t>
       </w:r>
     </w:p>
     <w:p>
@@ -564,7 +528,7 @@
           <w:sz w:val="20"/>
           <w:szCs w:val="20"/>
         </w:rPr>
-        <w:t>Served as subject matter expert and primary trainer for staff on DSCSA regulations, compliance strategies, and system usage.</w:t>
+        <w:t>Served as subject matter expert and trainer for staff on DSCSA regulations, compliance strategies, and system usage.</w:t>
       </w:r>
     </w:p>
     <w:p>
